--- a/API/Ground_Station_API_Guide.docx
+++ b/API/Ground_Station_API_Guide.docx
@@ -1988,7 +1988,19 @@
         <w:rPr>
           <w:highlight w:val="lightGray"/>
         </w:rPr>
-        <w:t>"RCKH": [</w:t>
+        <w:t>"</w:t>
+      </w:r>
+      <w:r>
+        <w:rPr>
+          <w:highlight w:val="lightGray"/>
+        </w:rPr>
+        <w:t>flight_record</w:t>
+      </w:r>
+      <w:r>
+        <w:rPr>
+          <w:highlight w:val="lightGray"/>
+        </w:rPr>
+        <w:t>": [</w:t>
       </w:r>
     </w:p>
     <w:p>
@@ -3449,6 +3461,7 @@
     <w:lsdException w:name="HTML Sample" w:semiHidden="1" w:unhideWhenUsed="1"/>
     <w:lsdException w:name="HTML Typewriter" w:semiHidden="1" w:unhideWhenUsed="1"/>
     <w:lsdException w:name="HTML Variable" w:semiHidden="1" w:unhideWhenUsed="1"/>
+    <w:lsdException w:name="Normal Table" w:semiHidden="1" w:unhideWhenUsed="1"/>
     <w:lsdException w:name="annotation subject" w:semiHidden="1" w:unhideWhenUsed="1"/>
     <w:lsdException w:name="No List" w:semiHidden="1" w:unhideWhenUsed="1"/>
     <w:lsdException w:name="Outline List 1" w:semiHidden="1" w:unhideWhenUsed="1"/>
@@ -3491,8 +3504,11 @@
     <w:lsdException w:name="Table Contemporary" w:semiHidden="1" w:unhideWhenUsed="1"/>
     <w:lsdException w:name="Table Elegant" w:semiHidden="1" w:unhideWhenUsed="1"/>
     <w:lsdException w:name="Table Professional" w:semiHidden="1" w:unhideWhenUsed="1"/>
+    <w:lsdException w:name="Table Subtle 1" w:semiHidden="1" w:unhideWhenUsed="1"/>
     <w:lsdException w:name="Table Subtle 2" w:semiHidden="1" w:unhideWhenUsed="1"/>
     <w:lsdException w:name="Table Web 1" w:semiHidden="1" w:unhideWhenUsed="1"/>
+    <w:lsdException w:name="Table Web 2" w:semiHidden="1" w:unhideWhenUsed="1"/>
+    <w:lsdException w:name="Table Web 3" w:semiHidden="1" w:unhideWhenUsed="1"/>
     <w:lsdException w:name="Balloon Text" w:semiHidden="1" w:unhideWhenUsed="1"/>
     <w:lsdException w:name="Table Grid" w:uiPriority="39"/>
     <w:lsdException w:name="Table Theme" w:semiHidden="1" w:unhideWhenUsed="1"/>

--- a/API/Ground_Station_API_Guide.docx
+++ b/API/Ground_Station_API_Guide.docx
@@ -45,6 +45,518 @@
       <w:r>
         <w:t>Query device</w:t>
       </w:r>
+      <w:r>
+        <w:t>s</w:t>
+      </w:r>
+    </w:p>
+    <w:p>
+      <w:pPr>
+        <w:rPr>
+          <w:b/>
+          <w:bCs/>
+          <w:color w:val="4472C4" w:themeColor="accent1"/>
+        </w:rPr>
+      </w:pPr>
+      <w:r>
+        <w:rPr>
+          <w:b/>
+          <w:bCs/>
+          <w:color w:val="4472C4" w:themeColor="accent1"/>
+        </w:rPr>
+        <w:t>Description:</w:t>
+      </w:r>
+    </w:p>
+    <w:p>
+      <w:pPr>
+        <w:rPr>
+          <w:rFonts w:hint="eastAsia"/>
+        </w:rPr>
+      </w:pPr>
+      <w:r>
+        <w:t>List all devices.</w:t>
+      </w:r>
+    </w:p>
+    <w:p>
+      <w:pPr>
+        <w:rPr>
+          <w:b/>
+          <w:bCs/>
+          <w:color w:val="4472C4" w:themeColor="accent1"/>
+        </w:rPr>
+      </w:pPr>
+      <w:r>
+        <w:rPr>
+          <w:b/>
+          <w:bCs/>
+          <w:color w:val="4472C4" w:themeColor="accent1"/>
+        </w:rPr>
+        <w:t>Example:</w:t>
+      </w:r>
+    </w:p>
+    <w:p>
+      <w:pPr>
+        <w:rPr>
+          <w:highlight w:val="lightGray"/>
+        </w:rPr>
+      </w:pPr>
+      <w:r>
+        <w:rPr>
+          <w:highlight w:val="lightGray"/>
+        </w:rPr>
+        <w:t>GET</w:t>
+      </w:r>
+      <w:r>
+        <w:rPr>
+          <w:highlight w:val="lightGray"/>
+        </w:rPr>
+        <w:t xml:space="preserve"> /</w:t>
+      </w:r>
+      <w:proofErr w:type="spellStart"/>
+      <w:r>
+        <w:rPr>
+          <w:highlight w:val="lightGray"/>
+        </w:rPr>
+        <w:t>api</w:t>
+      </w:r>
+      <w:proofErr w:type="spellEnd"/>
+      <w:r>
+        <w:rPr>
+          <w:highlight w:val="lightGray"/>
+        </w:rPr>
+        <w:t>/devices</w:t>
+      </w:r>
+    </w:p>
+    <w:p>
+      <w:pPr>
+        <w:rPr>
+          <w:b/>
+          <w:bCs/>
+          <w:color w:val="4472C4" w:themeColor="accent1"/>
+        </w:rPr>
+      </w:pPr>
+      <w:r>
+        <w:rPr>
+          <w:b/>
+          <w:bCs/>
+          <w:color w:val="4472C4" w:themeColor="accent1"/>
+        </w:rPr>
+        <w:t>Response:</w:t>
+      </w:r>
+    </w:p>
+    <w:tbl>
+      <w:tblPr>
+        <w:tblStyle w:val="a3"/>
+        <w:tblW w:w="0" w:type="auto"/>
+        <w:tblLayout w:type="fixed"/>
+        <w:tblLook w:val="06A0" w:firstRow="1" w:lastRow="0" w:firstColumn="1" w:lastColumn="0" w:noHBand="1" w:noVBand="1"/>
+      </w:tblPr>
+      <w:tblGrid>
+        <w:gridCol w:w="4508"/>
+        <w:gridCol w:w="4508"/>
+      </w:tblGrid>
+      <w:tr>
+        <w:tc>
+          <w:tcPr>
+            <w:tcW w:w="4508" w:type="dxa"/>
+          </w:tcPr>
+          <w:p>
+            <w:r>
+              <w:t>Parameter</w:t>
+            </w:r>
+          </w:p>
+        </w:tc>
+        <w:tc>
+          <w:tcPr>
+            <w:tcW w:w="4508" w:type="dxa"/>
+          </w:tcPr>
+          <w:p>
+            <w:r>
+              <w:t>Description</w:t>
+            </w:r>
+          </w:p>
+        </w:tc>
+      </w:tr>
+      <w:tr>
+        <w:tc>
+          <w:tcPr>
+            <w:tcW w:w="4508" w:type="dxa"/>
+          </w:tcPr>
+          <w:p>
+            <w:r>
+              <w:t>id</w:t>
+            </w:r>
+          </w:p>
+        </w:tc>
+        <w:tc>
+          <w:tcPr>
+            <w:tcW w:w="4508" w:type="dxa"/>
+          </w:tcPr>
+          <w:p>
+            <w:r>
+              <w:t xml:space="preserve">Device’s </w:t>
+            </w:r>
+            <w:r>
+              <w:t>id</w:t>
+            </w:r>
+          </w:p>
+        </w:tc>
+      </w:tr>
+    </w:tbl>
+    <w:p>
+      <w:pPr>
+        <w:rPr>
+          <w:b/>
+          <w:bCs/>
+          <w:color w:val="4472C4" w:themeColor="accent1"/>
+        </w:rPr>
+      </w:pPr>
+      <w:r>
+        <w:rPr>
+          <w:b/>
+          <w:bCs/>
+          <w:color w:val="4472C4" w:themeColor="accent1"/>
+        </w:rPr>
+        <w:t>Example:</w:t>
+      </w:r>
+    </w:p>
+    <w:p>
+      <w:pPr>
+        <w:widowControl/>
+        <w:shd w:val="clear" w:color="auto" w:fill="FFFFFE"/>
+        <w:spacing w:line="270" w:lineRule="atLeast"/>
+        <w:rPr>
+          <w:rFonts w:ascii="Menlo" w:eastAsia="Times New Roman" w:hAnsi="Menlo" w:cs="Menlo"/>
+          <w:color w:val="000000"/>
+          <w:kern w:val="0"/>
+          <w:sz w:val="18"/>
+          <w:szCs w:val="18"/>
+        </w:rPr>
+      </w:pPr>
+      <w:r>
+        <w:rPr>
+          <w:rFonts w:ascii="Menlo" w:eastAsia="Times New Roman" w:hAnsi="Menlo" w:cs="Menlo"/>
+          <w:color w:val="000000"/>
+          <w:kern w:val="0"/>
+          <w:sz w:val="18"/>
+          <w:szCs w:val="18"/>
+        </w:rPr>
+        <w:t>{</w:t>
+      </w:r>
+    </w:p>
+    <w:p>
+      <w:pPr>
+        <w:widowControl/>
+        <w:shd w:val="clear" w:color="auto" w:fill="FFFFFE"/>
+        <w:spacing w:line="270" w:lineRule="atLeast"/>
+        <w:rPr>
+          <w:rFonts w:ascii="Menlo" w:eastAsia="Times New Roman" w:hAnsi="Menlo" w:cs="Menlo"/>
+          <w:color w:val="000000"/>
+          <w:kern w:val="0"/>
+          <w:sz w:val="18"/>
+          <w:szCs w:val="18"/>
+        </w:rPr>
+      </w:pPr>
+      <w:r>
+        <w:rPr>
+          <w:rFonts w:ascii="Menlo" w:eastAsia="Times New Roman" w:hAnsi="Menlo" w:cs="Menlo"/>
+          <w:color w:val="000000"/>
+          <w:kern w:val="0"/>
+          <w:sz w:val="18"/>
+          <w:szCs w:val="18"/>
+        </w:rPr>
+        <w:t xml:space="preserve">    </w:t>
+      </w:r>
+      <w:r>
+        <w:rPr>
+          <w:rFonts w:ascii="Menlo" w:eastAsia="Times New Roman" w:hAnsi="Menlo" w:cs="Menlo"/>
+          <w:color w:val="A31515"/>
+          <w:kern w:val="0"/>
+          <w:sz w:val="18"/>
+          <w:szCs w:val="18"/>
+        </w:rPr>
+        <w:t>"devices"</w:t>
+      </w:r>
+      <w:r>
+        <w:rPr>
+          <w:rFonts w:ascii="Menlo" w:eastAsia="Times New Roman" w:hAnsi="Menlo" w:cs="Menlo"/>
+          <w:color w:val="000000"/>
+          <w:kern w:val="0"/>
+          <w:sz w:val="18"/>
+          <w:szCs w:val="18"/>
+        </w:rPr>
+        <w:t>: [</w:t>
+      </w:r>
+    </w:p>
+    <w:p>
+      <w:pPr>
+        <w:widowControl/>
+        <w:shd w:val="clear" w:color="auto" w:fill="FFFFFE"/>
+        <w:spacing w:line="270" w:lineRule="atLeast"/>
+        <w:rPr>
+          <w:rFonts w:ascii="Menlo" w:eastAsia="Times New Roman" w:hAnsi="Menlo" w:cs="Menlo"/>
+          <w:color w:val="000000"/>
+          <w:kern w:val="0"/>
+          <w:sz w:val="18"/>
+          <w:szCs w:val="18"/>
+        </w:rPr>
+      </w:pPr>
+      <w:r>
+        <w:rPr>
+          <w:rFonts w:ascii="Menlo" w:eastAsia="Times New Roman" w:hAnsi="Menlo" w:cs="Menlo"/>
+          <w:color w:val="000000"/>
+          <w:kern w:val="0"/>
+          <w:sz w:val="18"/>
+          <w:szCs w:val="18"/>
+        </w:rPr>
+        <w:t xml:space="preserve">        {</w:t>
+      </w:r>
+    </w:p>
+    <w:p>
+      <w:pPr>
+        <w:widowControl/>
+        <w:shd w:val="clear" w:color="auto" w:fill="FFFFFE"/>
+        <w:spacing w:line="270" w:lineRule="atLeast"/>
+        <w:rPr>
+          <w:rFonts w:ascii="Menlo" w:eastAsia="Times New Roman" w:hAnsi="Menlo" w:cs="Menlo"/>
+          <w:color w:val="000000"/>
+          <w:kern w:val="0"/>
+          <w:sz w:val="18"/>
+          <w:szCs w:val="18"/>
+        </w:rPr>
+      </w:pPr>
+      <w:r>
+        <w:rPr>
+          <w:rFonts w:ascii="Menlo" w:eastAsia="Times New Roman" w:hAnsi="Menlo" w:cs="Menlo"/>
+          <w:color w:val="000000"/>
+          <w:kern w:val="0"/>
+          <w:sz w:val="18"/>
+          <w:szCs w:val="18"/>
+        </w:rPr>
+        <w:t xml:space="preserve">            </w:t>
+      </w:r>
+      <w:r>
+        <w:rPr>
+          <w:rFonts w:ascii="Menlo" w:eastAsia="Times New Roman" w:hAnsi="Menlo" w:cs="Menlo"/>
+          <w:color w:val="A31515"/>
+          <w:kern w:val="0"/>
+          <w:sz w:val="18"/>
+          <w:szCs w:val="18"/>
+        </w:rPr>
+        <w:t>"id"</w:t>
+      </w:r>
+      <w:r>
+        <w:rPr>
+          <w:rFonts w:ascii="Menlo" w:eastAsia="Times New Roman" w:hAnsi="Menlo" w:cs="Menlo"/>
+          <w:color w:val="000000"/>
+          <w:kern w:val="0"/>
+          <w:sz w:val="18"/>
+          <w:szCs w:val="18"/>
+        </w:rPr>
+        <w:t xml:space="preserve">: </w:t>
+      </w:r>
+      <w:r>
+        <w:rPr>
+          <w:rFonts w:ascii="Menlo" w:eastAsia="Times New Roman" w:hAnsi="Menlo" w:cs="Menlo"/>
+          <w:color w:val="0451A5"/>
+          <w:kern w:val="0"/>
+          <w:sz w:val="18"/>
+          <w:szCs w:val="18"/>
+        </w:rPr>
+        <w:t>"RCKH"</w:t>
+      </w:r>
+    </w:p>
+    <w:p>
+      <w:pPr>
+        <w:widowControl/>
+        <w:shd w:val="clear" w:color="auto" w:fill="FFFFFE"/>
+        <w:spacing w:line="270" w:lineRule="atLeast"/>
+        <w:rPr>
+          <w:rFonts w:ascii="Menlo" w:eastAsia="Times New Roman" w:hAnsi="Menlo" w:cs="Menlo"/>
+          <w:color w:val="000000"/>
+          <w:kern w:val="0"/>
+          <w:sz w:val="18"/>
+          <w:szCs w:val="18"/>
+        </w:rPr>
+      </w:pPr>
+      <w:r>
+        <w:rPr>
+          <w:rFonts w:ascii="Menlo" w:eastAsia="Times New Roman" w:hAnsi="Menlo" w:cs="Menlo"/>
+          <w:color w:val="000000"/>
+          <w:kern w:val="0"/>
+          <w:sz w:val="18"/>
+          <w:szCs w:val="18"/>
+        </w:rPr>
+        <w:t xml:space="preserve">        },</w:t>
+      </w:r>
+    </w:p>
+    <w:p>
+      <w:pPr>
+        <w:widowControl/>
+        <w:shd w:val="clear" w:color="auto" w:fill="FFFFFE"/>
+        <w:spacing w:line="270" w:lineRule="atLeast"/>
+        <w:rPr>
+          <w:rFonts w:ascii="Menlo" w:eastAsia="Times New Roman" w:hAnsi="Menlo" w:cs="Menlo"/>
+          <w:color w:val="000000"/>
+          <w:kern w:val="0"/>
+          <w:sz w:val="18"/>
+          <w:szCs w:val="18"/>
+        </w:rPr>
+      </w:pPr>
+      <w:r>
+        <w:rPr>
+          <w:rFonts w:ascii="Menlo" w:eastAsia="Times New Roman" w:hAnsi="Menlo" w:cs="Menlo"/>
+          <w:color w:val="000000"/>
+          <w:kern w:val="0"/>
+          <w:sz w:val="18"/>
+          <w:szCs w:val="18"/>
+        </w:rPr>
+        <w:t xml:space="preserve">        {</w:t>
+      </w:r>
+    </w:p>
+    <w:p>
+      <w:pPr>
+        <w:widowControl/>
+        <w:shd w:val="clear" w:color="auto" w:fill="FFFFFE"/>
+        <w:spacing w:line="270" w:lineRule="atLeast"/>
+        <w:rPr>
+          <w:rFonts w:ascii="Menlo" w:eastAsia="Times New Roman" w:hAnsi="Menlo" w:cs="Menlo"/>
+          <w:color w:val="000000"/>
+          <w:kern w:val="0"/>
+          <w:sz w:val="18"/>
+          <w:szCs w:val="18"/>
+        </w:rPr>
+      </w:pPr>
+      <w:r>
+        <w:rPr>
+          <w:rFonts w:ascii="Menlo" w:eastAsia="Times New Roman" w:hAnsi="Menlo" w:cs="Menlo"/>
+          <w:color w:val="000000"/>
+          <w:kern w:val="0"/>
+          <w:sz w:val="18"/>
+          <w:szCs w:val="18"/>
+        </w:rPr>
+        <w:t xml:space="preserve">            </w:t>
+      </w:r>
+      <w:r>
+        <w:rPr>
+          <w:rFonts w:ascii="Menlo" w:eastAsia="Times New Roman" w:hAnsi="Menlo" w:cs="Menlo"/>
+          <w:color w:val="A31515"/>
+          <w:kern w:val="0"/>
+          <w:sz w:val="18"/>
+          <w:szCs w:val="18"/>
+        </w:rPr>
+        <w:t>"id"</w:t>
+      </w:r>
+      <w:r>
+        <w:rPr>
+          <w:rFonts w:ascii="Menlo" w:eastAsia="Times New Roman" w:hAnsi="Menlo" w:cs="Menlo"/>
+          <w:color w:val="000000"/>
+          <w:kern w:val="0"/>
+          <w:sz w:val="18"/>
+          <w:szCs w:val="18"/>
+        </w:rPr>
+        <w:t xml:space="preserve">: </w:t>
+      </w:r>
+      <w:r>
+        <w:rPr>
+          <w:rFonts w:ascii="Menlo" w:eastAsia="Times New Roman" w:hAnsi="Menlo" w:cs="Menlo"/>
+          <w:color w:val="0451A5"/>
+          <w:kern w:val="0"/>
+          <w:sz w:val="18"/>
+          <w:szCs w:val="18"/>
+        </w:rPr>
+        <w:t>"TPE"</w:t>
+      </w:r>
+    </w:p>
+    <w:p>
+      <w:pPr>
+        <w:widowControl/>
+        <w:shd w:val="clear" w:color="auto" w:fill="FFFFFE"/>
+        <w:spacing w:line="270" w:lineRule="atLeast"/>
+        <w:rPr>
+          <w:rFonts w:ascii="Menlo" w:eastAsia="Times New Roman" w:hAnsi="Menlo" w:cs="Menlo"/>
+          <w:color w:val="000000"/>
+          <w:kern w:val="0"/>
+          <w:sz w:val="18"/>
+          <w:szCs w:val="18"/>
+        </w:rPr>
+      </w:pPr>
+      <w:r>
+        <w:rPr>
+          <w:rFonts w:ascii="Menlo" w:eastAsia="Times New Roman" w:hAnsi="Menlo" w:cs="Menlo"/>
+          <w:color w:val="000000"/>
+          <w:kern w:val="0"/>
+          <w:sz w:val="18"/>
+          <w:szCs w:val="18"/>
+        </w:rPr>
+        <w:t xml:space="preserve">        }</w:t>
+      </w:r>
+    </w:p>
+    <w:p>
+      <w:pPr>
+        <w:widowControl/>
+        <w:shd w:val="clear" w:color="auto" w:fill="FFFFFE"/>
+        <w:spacing w:line="270" w:lineRule="atLeast"/>
+        <w:rPr>
+          <w:rFonts w:ascii="Menlo" w:eastAsia="Times New Roman" w:hAnsi="Menlo" w:cs="Menlo"/>
+          <w:color w:val="000000"/>
+          <w:kern w:val="0"/>
+          <w:sz w:val="18"/>
+          <w:szCs w:val="18"/>
+        </w:rPr>
+      </w:pPr>
+      <w:r>
+        <w:rPr>
+          <w:rFonts w:ascii="Menlo" w:eastAsia="Times New Roman" w:hAnsi="Menlo" w:cs="Menlo"/>
+          <w:color w:val="000000"/>
+          <w:kern w:val="0"/>
+          <w:sz w:val="18"/>
+          <w:szCs w:val="18"/>
+        </w:rPr>
+        <w:t xml:space="preserve">    ]</w:t>
+      </w:r>
+    </w:p>
+    <w:p>
+      <w:pPr>
+        <w:widowControl/>
+        <w:shd w:val="clear" w:color="auto" w:fill="FFFFFE"/>
+        <w:spacing w:line="270" w:lineRule="atLeast"/>
+        <w:rPr>
+          <w:rFonts w:ascii="Menlo" w:eastAsia="Times New Roman" w:hAnsi="Menlo" w:cs="Menlo"/>
+          <w:color w:val="000000"/>
+          <w:kern w:val="0"/>
+          <w:sz w:val="18"/>
+          <w:szCs w:val="18"/>
+        </w:rPr>
+      </w:pPr>
+      <w:r>
+        <w:rPr>
+          <w:rFonts w:ascii="Menlo" w:eastAsia="Times New Roman" w:hAnsi="Menlo" w:cs="Menlo"/>
+          <w:color w:val="000000"/>
+          <w:kern w:val="0"/>
+          <w:sz w:val="18"/>
+          <w:szCs w:val="18"/>
+        </w:rPr>
+        <w:t>}</w:t>
+      </w:r>
+    </w:p>
+    <w:p>
+      <w:pPr>
+        <w:pStyle w:val="4"/>
+        <w:rPr>
+          <w:rFonts w:ascii="Calibri Light" w:eastAsia="新細明體" w:hAnsi="Calibri Light"/>
+          <w:b/>
+          <w:bCs/>
+        </w:rPr>
+      </w:pPr>
+      <w:r>
+        <w:t xml:space="preserve">Query </w:t>
+      </w:r>
+      <w:r>
+        <w:t xml:space="preserve">a </w:t>
+      </w:r>
+      <w:r>
+        <w:t>device</w:t>
+      </w:r>
     </w:p>
     <w:p>
       <w:pPr>
@@ -73,7 +585,13 @@
     </w:p>
     <w:p>
       <w:r>
-        <w:t>List all devices by session id.</w:t>
+        <w:t xml:space="preserve">List device by </w:t>
+      </w:r>
+      <w:r>
+        <w:t>device</w:t>
+      </w:r>
+      <w:r>
+        <w:t xml:space="preserve"> id.</w:t>
       </w:r>
     </w:p>
     <w:p>
@@ -154,7 +672,10 @@
           <w:p>
             <w:proofErr w:type="spellStart"/>
             <w:r>
-              <w:t>Session_id</w:t>
+              <w:t>Device</w:t>
+            </w:r>
+            <w:r>
+              <w:t>_id</w:t>
             </w:r>
             <w:proofErr w:type="spellEnd"/>
           </w:p>
@@ -165,7 +686,10 @@
           </w:tcPr>
           <w:p>
             <w:r>
-              <w:t>Session id number</w:t>
+              <w:t>Device</w:t>
+            </w:r>
+            <w:r>
+              <w:t xml:space="preserve"> id</w:t>
             </w:r>
           </w:p>
         </w:tc>
@@ -175,7 +699,7 @@
           </w:tcPr>
           <w:p>
             <w:r>
-              <w:t>Integer</w:t>
+              <w:t>String</w:t>
             </w:r>
           </w:p>
         </w:tc>
@@ -208,21 +732,28 @@
         <w:rPr>
           <w:highlight w:val="lightGray"/>
         </w:rPr>
-        <w:t>POST /</w:t>
+        <w:lastRenderedPageBreak/>
+        <w:t>GET</w:t>
+      </w:r>
+      <w:r>
+        <w:rPr>
+          <w:highlight w:val="lightGray"/>
+        </w:rPr>
+        <w:t xml:space="preserve"> /</w:t>
       </w:r>
       <w:proofErr w:type="spellStart"/>
       <w:r>
         <w:rPr>
           <w:highlight w:val="lightGray"/>
         </w:rPr>
-        <w:t>query?session_id</w:t>
+        <w:t>api</w:t>
       </w:r>
       <w:proofErr w:type="spellEnd"/>
       <w:r>
         <w:rPr>
           <w:highlight w:val="lightGray"/>
         </w:rPr>
-        <w:t>=1</w:t>
+        <w:t>/devices/RCKH</w:t>
       </w:r>
     </w:p>
     <w:p>
@@ -282,6 +813,34 @@
           </w:tcPr>
           <w:p>
             <w:r>
+              <w:t>Id</w:t>
+            </w:r>
+          </w:p>
+        </w:tc>
+        <w:tc>
+          <w:tcPr>
+            <w:tcW w:w="4508" w:type="dxa"/>
+          </w:tcPr>
+          <w:p>
+            <w:r>
+              <w:rPr>
+                <w:rFonts w:hint="eastAsia"/>
+              </w:rPr>
+              <w:t>D</w:t>
+            </w:r>
+            <w:r>
+              <w:t>evice’s id</w:t>
+            </w:r>
+          </w:p>
+        </w:tc>
+      </w:tr>
+      <w:tr>
+        <w:tc>
+          <w:tcPr>
+            <w:tcW w:w="4508" w:type="dxa"/>
+          </w:tcPr>
+          <w:p>
+            <w:r>
               <w:t>Name</w:t>
             </w:r>
           </w:p>
@@ -317,130 +876,297 @@
     </w:p>
     <w:p>
       <w:pPr>
-        <w:rPr>
-          <w:highlight w:val="lightGray"/>
-        </w:rPr>
-      </w:pPr>
-      <w:r>
-        <w:rPr>
-          <w:highlight w:val="lightGray"/>
+        <w:widowControl/>
+        <w:shd w:val="clear" w:color="auto" w:fill="FFFFFE"/>
+        <w:spacing w:line="270" w:lineRule="atLeast"/>
+        <w:rPr>
+          <w:rFonts w:ascii="Menlo" w:eastAsia="Times New Roman" w:hAnsi="Menlo" w:cs="Menlo"/>
+          <w:color w:val="000000"/>
+          <w:kern w:val="0"/>
+          <w:sz w:val="18"/>
+          <w:szCs w:val="18"/>
+        </w:rPr>
+      </w:pPr>
+      <w:r>
+        <w:rPr>
+          <w:rFonts w:ascii="Menlo" w:eastAsia="Times New Roman" w:hAnsi="Menlo" w:cs="Menlo"/>
+          <w:color w:val="000000"/>
+          <w:kern w:val="0"/>
+          <w:sz w:val="18"/>
+          <w:szCs w:val="18"/>
         </w:rPr>
         <w:t>{</w:t>
       </w:r>
     </w:p>
     <w:p>
       <w:pPr>
-        <w:rPr>
-          <w:highlight w:val="lightGray"/>
-        </w:rPr>
-      </w:pPr>
-      <w:r>
+        <w:widowControl/>
+        <w:shd w:val="clear" w:color="auto" w:fill="FFFFFE"/>
+        <w:spacing w:line="270" w:lineRule="atLeast"/>
+        <w:rPr>
+          <w:rFonts w:ascii="Menlo" w:eastAsia="Times New Roman" w:hAnsi="Menlo" w:cs="Menlo"/>
+          <w:color w:val="000000"/>
+          <w:kern w:val="0"/>
+          <w:sz w:val="18"/>
+          <w:szCs w:val="18"/>
+        </w:rPr>
+      </w:pPr>
+      <w:r>
+        <w:rPr>
+          <w:rFonts w:ascii="Menlo" w:eastAsia="Times New Roman" w:hAnsi="Menlo" w:cs="Menlo"/>
+          <w:color w:val="000000"/>
+          <w:kern w:val="0"/>
+          <w:sz w:val="18"/>
+          <w:szCs w:val="18"/>
+        </w:rPr>
         <w:t xml:space="preserve">    </w:t>
       </w:r>
       <w:r>
         <w:rPr>
-          <w:highlight w:val="lightGray"/>
-        </w:rPr>
-        <w:t>"devices": [</w:t>
-      </w:r>
-    </w:p>
-    <w:p>
-      <w:pPr>
-        <w:rPr>
-          <w:highlight w:val="lightGray"/>
-        </w:rPr>
-      </w:pPr>
-      <w:r>
-        <w:t xml:space="preserve">        </w:t>
-      </w:r>
-      <w:r>
-        <w:rPr>
-          <w:highlight w:val="lightGray"/>
-        </w:rPr>
-        <w:t>{</w:t>
-      </w:r>
-    </w:p>
-    <w:p>
-      <w:pPr>
-        <w:rPr>
-          <w:highlight w:val="lightGray"/>
-        </w:rPr>
-      </w:pPr>
-      <w:r>
+          <w:rFonts w:ascii="Menlo" w:eastAsia="Times New Roman" w:hAnsi="Menlo" w:cs="Menlo"/>
+          <w:color w:val="A31515"/>
+          <w:kern w:val="0"/>
+          <w:sz w:val="18"/>
+          <w:szCs w:val="18"/>
+        </w:rPr>
+        <w:t>"RCKH"</w:t>
+      </w:r>
+      <w:r>
+        <w:rPr>
+          <w:rFonts w:ascii="Menlo" w:eastAsia="Times New Roman" w:hAnsi="Menlo" w:cs="Menlo"/>
+          <w:color w:val="000000"/>
+          <w:kern w:val="0"/>
+          <w:sz w:val="18"/>
+          <w:szCs w:val="18"/>
+        </w:rPr>
+        <w:t>: [</w:t>
+      </w:r>
+    </w:p>
+    <w:p>
+      <w:pPr>
+        <w:widowControl/>
+        <w:shd w:val="clear" w:color="auto" w:fill="FFFFFE"/>
+        <w:spacing w:line="270" w:lineRule="atLeast"/>
+        <w:rPr>
+          <w:rFonts w:ascii="Menlo" w:eastAsia="Times New Roman" w:hAnsi="Menlo" w:cs="Menlo"/>
+          <w:color w:val="000000"/>
+          <w:kern w:val="0"/>
+          <w:sz w:val="18"/>
+          <w:szCs w:val="18"/>
+        </w:rPr>
+      </w:pPr>
+      <w:r>
+        <w:rPr>
+          <w:rFonts w:ascii="Menlo" w:eastAsia="Times New Roman" w:hAnsi="Menlo" w:cs="Menlo"/>
+          <w:color w:val="000000"/>
+          <w:kern w:val="0"/>
+          <w:sz w:val="18"/>
+          <w:szCs w:val="18"/>
+        </w:rPr>
+        <w:t xml:space="preserve">        {</w:t>
+      </w:r>
+    </w:p>
+    <w:p>
+      <w:pPr>
+        <w:widowControl/>
+        <w:shd w:val="clear" w:color="auto" w:fill="FFFFFE"/>
+        <w:spacing w:line="270" w:lineRule="atLeast"/>
+        <w:rPr>
+          <w:rFonts w:ascii="Menlo" w:eastAsia="Times New Roman" w:hAnsi="Menlo" w:cs="Menlo"/>
+          <w:color w:val="000000"/>
+          <w:kern w:val="0"/>
+          <w:sz w:val="18"/>
+          <w:szCs w:val="18"/>
+        </w:rPr>
+      </w:pPr>
+      <w:r>
+        <w:rPr>
+          <w:rFonts w:ascii="Menlo" w:eastAsia="Times New Roman" w:hAnsi="Menlo" w:cs="Menlo"/>
+          <w:color w:val="000000"/>
+          <w:kern w:val="0"/>
+          <w:sz w:val="18"/>
+          <w:szCs w:val="18"/>
+        </w:rPr>
         <w:t xml:space="preserve">            </w:t>
       </w:r>
       <w:r>
         <w:rPr>
-          <w:highlight w:val="lightGray"/>
-        </w:rPr>
-        <w:t>"id": "RCKH",</w:t>
-      </w:r>
-    </w:p>
-    <w:p>
-      <w:pPr>
-        <w:rPr>
-          <w:highlight w:val="lightGray"/>
-        </w:rPr>
-      </w:pPr>
-      <w:r>
+          <w:rFonts w:ascii="Menlo" w:eastAsia="Times New Roman" w:hAnsi="Menlo" w:cs="Menlo"/>
+          <w:color w:val="A31515"/>
+          <w:kern w:val="0"/>
+          <w:sz w:val="18"/>
+          <w:szCs w:val="18"/>
+        </w:rPr>
+        <w:t>"id"</w:t>
+      </w:r>
+      <w:r>
+        <w:rPr>
+          <w:rFonts w:ascii="Menlo" w:eastAsia="Times New Roman" w:hAnsi="Menlo" w:cs="Menlo"/>
+          <w:color w:val="000000"/>
+          <w:kern w:val="0"/>
+          <w:sz w:val="18"/>
+          <w:szCs w:val="18"/>
+        </w:rPr>
+        <w:t xml:space="preserve">: </w:t>
+      </w:r>
+      <w:r>
+        <w:rPr>
+          <w:rFonts w:ascii="Menlo" w:eastAsia="Times New Roman" w:hAnsi="Menlo" w:cs="Menlo"/>
+          <w:color w:val="0451A5"/>
+          <w:kern w:val="0"/>
+          <w:sz w:val="18"/>
+          <w:szCs w:val="18"/>
+        </w:rPr>
+        <w:t>"RCKH"</w:t>
+      </w:r>
+      <w:r>
+        <w:rPr>
+          <w:rFonts w:ascii="Menlo" w:eastAsia="Times New Roman" w:hAnsi="Menlo" w:cs="Menlo"/>
+          <w:color w:val="000000"/>
+          <w:kern w:val="0"/>
+          <w:sz w:val="18"/>
+          <w:szCs w:val="18"/>
+        </w:rPr>
+        <w:t>,</w:t>
+      </w:r>
+    </w:p>
+    <w:p>
+      <w:pPr>
+        <w:widowControl/>
+        <w:shd w:val="clear" w:color="auto" w:fill="FFFFFE"/>
+        <w:spacing w:line="270" w:lineRule="atLeast"/>
+        <w:rPr>
+          <w:rFonts w:ascii="Menlo" w:eastAsia="Times New Roman" w:hAnsi="Menlo" w:cs="Menlo"/>
+          <w:color w:val="000000"/>
+          <w:kern w:val="0"/>
+          <w:sz w:val="18"/>
+          <w:szCs w:val="18"/>
+        </w:rPr>
+      </w:pPr>
+      <w:r>
+        <w:rPr>
+          <w:rFonts w:ascii="Menlo" w:eastAsia="Times New Roman" w:hAnsi="Menlo" w:cs="Menlo"/>
+          <w:color w:val="000000"/>
+          <w:kern w:val="0"/>
+          <w:sz w:val="18"/>
+          <w:szCs w:val="18"/>
+        </w:rPr>
         <w:t xml:space="preserve">            </w:t>
       </w:r>
       <w:r>
         <w:rPr>
-          <w:highlight w:val="lightGray"/>
-        </w:rPr>
-        <w:t>"name": "CONSOLE40-RCKH"</w:t>
-      </w:r>
-    </w:p>
-    <w:p>
-      <w:pPr>
-        <w:rPr>
-          <w:highlight w:val="lightGray"/>
-        </w:rPr>
-      </w:pPr>
-      <w:r>
-        <w:t xml:space="preserve">        </w:t>
-      </w:r>
-      <w:r>
-        <w:rPr>
-          <w:highlight w:val="lightGray"/>
+          <w:rFonts w:ascii="Menlo" w:eastAsia="Times New Roman" w:hAnsi="Menlo" w:cs="Menlo"/>
+          <w:color w:val="A31515"/>
+          <w:kern w:val="0"/>
+          <w:sz w:val="18"/>
+          <w:szCs w:val="18"/>
+        </w:rPr>
+        <w:t>"name"</w:t>
+      </w:r>
+      <w:r>
+        <w:rPr>
+          <w:rFonts w:ascii="Menlo" w:eastAsia="Times New Roman" w:hAnsi="Menlo" w:cs="Menlo"/>
+          <w:color w:val="000000"/>
+          <w:kern w:val="0"/>
+          <w:sz w:val="18"/>
+          <w:szCs w:val="18"/>
+        </w:rPr>
+        <w:t xml:space="preserve">: </w:t>
+      </w:r>
+      <w:r>
+        <w:rPr>
+          <w:rFonts w:ascii="Menlo" w:eastAsia="Times New Roman" w:hAnsi="Menlo" w:cs="Menlo"/>
+          <w:color w:val="0451A5"/>
+          <w:kern w:val="0"/>
+          <w:sz w:val="18"/>
+          <w:szCs w:val="18"/>
+        </w:rPr>
+        <w:t>"CONSOLE40-RCKH"</w:t>
+      </w:r>
+    </w:p>
+    <w:p>
+      <w:pPr>
+        <w:widowControl/>
+        <w:shd w:val="clear" w:color="auto" w:fill="FFFFFE"/>
+        <w:spacing w:line="270" w:lineRule="atLeast"/>
+        <w:rPr>
+          <w:rFonts w:ascii="Menlo" w:eastAsia="Times New Roman" w:hAnsi="Menlo" w:cs="Menlo"/>
+          <w:color w:val="000000"/>
+          <w:kern w:val="0"/>
+          <w:sz w:val="18"/>
+          <w:szCs w:val="18"/>
+        </w:rPr>
+      </w:pPr>
+      <w:r>
+        <w:rPr>
+          <w:rFonts w:ascii="Menlo" w:eastAsia="Times New Roman" w:hAnsi="Menlo" w:cs="Menlo"/>
+          <w:color w:val="000000"/>
+          <w:kern w:val="0"/>
+          <w:sz w:val="18"/>
+          <w:szCs w:val="18"/>
+        </w:rPr>
+        <w:t xml:space="preserve">        }</w:t>
+      </w:r>
+    </w:p>
+    <w:p>
+      <w:pPr>
+        <w:widowControl/>
+        <w:shd w:val="clear" w:color="auto" w:fill="FFFFFE"/>
+        <w:spacing w:line="270" w:lineRule="atLeast"/>
+        <w:rPr>
+          <w:rFonts w:ascii="Menlo" w:eastAsia="Times New Roman" w:hAnsi="Menlo" w:cs="Menlo"/>
+          <w:color w:val="000000"/>
+          <w:kern w:val="0"/>
+          <w:sz w:val="18"/>
+          <w:szCs w:val="18"/>
+        </w:rPr>
+      </w:pPr>
+      <w:r>
+        <w:rPr>
+          <w:rFonts w:ascii="Menlo" w:eastAsia="Times New Roman" w:hAnsi="Menlo" w:cs="Menlo"/>
+          <w:color w:val="000000"/>
+          <w:kern w:val="0"/>
+          <w:sz w:val="18"/>
+          <w:szCs w:val="18"/>
+        </w:rPr>
+        <w:t xml:space="preserve">    ]</w:t>
+      </w:r>
+    </w:p>
+    <w:p>
+      <w:pPr>
+        <w:widowControl/>
+        <w:shd w:val="clear" w:color="auto" w:fill="FFFFFE"/>
+        <w:spacing w:line="270" w:lineRule="atLeast"/>
+        <w:rPr>
+          <w:rFonts w:ascii="Menlo" w:eastAsia="Times New Roman" w:hAnsi="Menlo" w:cs="Menlo"/>
+          <w:color w:val="000000"/>
+          <w:kern w:val="0"/>
+          <w:sz w:val="18"/>
+          <w:szCs w:val="18"/>
+        </w:rPr>
+      </w:pPr>
+      <w:r>
+        <w:rPr>
+          <w:rFonts w:ascii="Menlo" w:eastAsia="Times New Roman" w:hAnsi="Menlo" w:cs="Menlo"/>
+          <w:color w:val="000000"/>
+          <w:kern w:val="0"/>
+          <w:sz w:val="18"/>
+          <w:szCs w:val="18"/>
         </w:rPr>
         <w:t>}</w:t>
       </w:r>
     </w:p>
     <w:p>
       <w:pPr>
-        <w:rPr>
-          <w:highlight w:val="lightGray"/>
-        </w:rPr>
-      </w:pPr>
-      <w:r>
-        <w:t xml:space="preserve">    </w:t>
-      </w:r>
-      <w:r>
-        <w:rPr>
-          <w:highlight w:val="lightGray"/>
-        </w:rPr>
-        <w:t>]</w:t>
-      </w:r>
-    </w:p>
-    <w:p>
-      <w:pPr>
-        <w:rPr>
-          <w:highlight w:val="lightGray"/>
-        </w:rPr>
-      </w:pPr>
-      <w:r>
-        <w:rPr>
-          <w:highlight w:val="lightGray"/>
-        </w:rPr>
-        <w:t>}</w:t>
-      </w:r>
-    </w:p>
-    <w:p>
-      <w:pPr>
-        <w:rPr>
-          <w:highlight w:val="lightGray"/>
+        <w:widowControl/>
+        <w:shd w:val="clear" w:color="auto" w:fill="FFFFFE"/>
+        <w:spacing w:line="270" w:lineRule="atLeast"/>
+        <w:rPr>
+          <w:rFonts w:ascii="Menlo" w:eastAsia="Times New Roman" w:hAnsi="Menlo" w:cs="Menlo"/>
+          <w:color w:val="000000"/>
+          <w:kern w:val="0"/>
+          <w:sz w:val="18"/>
+          <w:szCs w:val="18"/>
         </w:rPr>
       </w:pPr>
     </w:p>
@@ -449,40 +1175,40 @@
         <w:pStyle w:val="4"/>
         <w:rPr>
           <w:rFonts w:ascii="Calibri Light" w:eastAsia="新細明體" w:hAnsi="Calibri Light"/>
-        </w:rPr>
-      </w:pPr>
-      <w:r>
-        <w:t>Add device</w:t>
-      </w:r>
-    </w:p>
-    <w:p>
-      <w:pPr>
-        <w:rPr>
-          <w:b/>
-          <w:bCs/>
-          <w:color w:val="4472C4" w:themeColor="accent1"/>
-        </w:rPr>
-      </w:pPr>
-      <w:r>
-        <w:rPr>
-          <w:b/>
-          <w:bCs/>
-          <w:color w:val="4472C4" w:themeColor="accent1"/>
-        </w:rPr>
-        <w:t>Description</w:t>
-      </w:r>
-      <w:r>
-        <w:rPr>
-          <w:b/>
-          <w:bCs/>
-          <w:color w:val="4472C4" w:themeColor="accent1"/>
-        </w:rPr>
-        <w:t>:</w:t>
-      </w:r>
-    </w:p>
-    <w:p>
-      <w:r>
-        <w:t>Add device to session.</w:t>
+          <w:b/>
+          <w:bCs/>
+        </w:rPr>
+      </w:pPr>
+      <w:r>
+        <w:t>Create</w:t>
+      </w:r>
+      <w:r>
+        <w:t xml:space="preserve"> a device</w:t>
+      </w:r>
+    </w:p>
+    <w:p>
+      <w:pPr>
+        <w:rPr>
+          <w:b/>
+          <w:bCs/>
+          <w:color w:val="4472C4" w:themeColor="accent1"/>
+        </w:rPr>
+      </w:pPr>
+      <w:r>
+        <w:rPr>
+          <w:b/>
+          <w:bCs/>
+          <w:color w:val="4472C4" w:themeColor="accent1"/>
+        </w:rPr>
+        <w:t>Description:</w:t>
+      </w:r>
+    </w:p>
+    <w:p>
+      <w:r>
+        <w:t>Create</w:t>
+      </w:r>
+      <w:r>
+        <w:t xml:space="preserve"> device by device id.</w:t>
       </w:r>
     </w:p>
     <w:p>
@@ -563,8 +1289,7 @@
           <w:p>
             <w:proofErr w:type="spellStart"/>
             <w:r>
-              <w:lastRenderedPageBreak/>
-              <w:t>Session_id</w:t>
+              <w:t>Device_id</w:t>
             </w:r>
             <w:proofErr w:type="spellEnd"/>
           </w:p>
@@ -575,7 +1300,7 @@
           </w:tcPr>
           <w:p>
             <w:r>
-              <w:t>Session id number</w:t>
+              <w:t>Device id</w:t>
             </w:r>
           </w:p>
         </w:tc>
@@ -585,7 +1310,257 @@
           </w:tcPr>
           <w:p>
             <w:r>
-              <w:t>Integer</w:t>
+              <w:t>String</w:t>
+            </w:r>
+          </w:p>
+        </w:tc>
+      </w:tr>
+    </w:tbl>
+    <w:p>
+      <w:pPr>
+        <w:rPr>
+          <w:b/>
+          <w:bCs/>
+          <w:color w:val="4472C4" w:themeColor="accent1"/>
+        </w:rPr>
+      </w:pPr>
+      <w:r>
+        <w:rPr>
+          <w:b/>
+          <w:bCs/>
+          <w:color w:val="4472C4" w:themeColor="accent1"/>
+        </w:rPr>
+        <w:t>Example:</w:t>
+      </w:r>
+    </w:p>
+    <w:p>
+      <w:pPr>
+        <w:rPr>
+          <w:highlight w:val="lightGray"/>
+        </w:rPr>
+      </w:pPr>
+      <w:r>
+        <w:rPr>
+          <w:highlight w:val="lightGray"/>
+        </w:rPr>
+        <w:t>POST</w:t>
+      </w:r>
+      <w:r>
+        <w:rPr>
+          <w:highlight w:val="lightGray"/>
+        </w:rPr>
+        <w:t xml:space="preserve"> /</w:t>
+      </w:r>
+      <w:proofErr w:type="spellStart"/>
+      <w:r>
+        <w:rPr>
+          <w:highlight w:val="lightGray"/>
+        </w:rPr>
+        <w:t>api</w:t>
+      </w:r>
+      <w:proofErr w:type="spellEnd"/>
+      <w:r>
+        <w:rPr>
+          <w:highlight w:val="lightGray"/>
+        </w:rPr>
+        <w:t>/devices/RCKH</w:t>
+      </w:r>
+    </w:p>
+    <w:p>
+      <w:pPr>
+        <w:rPr>
+          <w:b/>
+          <w:bCs/>
+          <w:color w:val="4472C4" w:themeColor="accent1"/>
+        </w:rPr>
+      </w:pPr>
+      <w:r>
+        <w:rPr>
+          <w:b/>
+          <w:bCs/>
+          <w:color w:val="4472C4" w:themeColor="accent1"/>
+        </w:rPr>
+        <w:t>Response:</w:t>
+      </w:r>
+    </w:p>
+    <w:p>
+      <w:pPr>
+        <w:widowControl/>
+        <w:shd w:val="clear" w:color="auto" w:fill="FFFFFE"/>
+        <w:spacing w:line="270" w:lineRule="atLeast"/>
+        <w:rPr>
+          <w:rFonts w:ascii="Menlo" w:eastAsia="Times New Roman" w:hAnsi="Menlo" w:cs="Menlo" w:hint="eastAsia"/>
+          <w:color w:val="000000"/>
+          <w:kern w:val="0"/>
+          <w:sz w:val="18"/>
+          <w:szCs w:val="18"/>
+        </w:rPr>
+      </w:pPr>
+      <w:r>
+        <w:rPr>
+          <w:kern w:val="0"/>
+        </w:rPr>
+        <w:t>No specific response. It returns an empty success response if completed without error</w:t>
+      </w:r>
+    </w:p>
+    <w:p>
+      <w:pPr>
+        <w:rPr>
+          <w:highlight w:val="lightGray"/>
+        </w:rPr>
+      </w:pPr>
+    </w:p>
+    <w:p>
+      <w:pPr>
+        <w:pStyle w:val="4"/>
+        <w:rPr>
+          <w:rFonts w:ascii="Calibri Light" w:eastAsia="新細明體" w:hAnsi="Calibri Light"/>
+          <w:b/>
+          <w:bCs/>
+        </w:rPr>
+      </w:pPr>
+      <w:r>
+        <w:t xml:space="preserve">Query </w:t>
+      </w:r>
+      <w:r>
+        <w:t>sessions</w:t>
+      </w:r>
+    </w:p>
+    <w:p>
+      <w:pPr>
+        <w:rPr>
+          <w:b/>
+          <w:bCs/>
+          <w:color w:val="4472C4" w:themeColor="accent1"/>
+        </w:rPr>
+      </w:pPr>
+      <w:r>
+        <w:rPr>
+          <w:b/>
+          <w:bCs/>
+          <w:color w:val="4472C4" w:themeColor="accent1"/>
+        </w:rPr>
+        <w:t>Description:</w:t>
+      </w:r>
+    </w:p>
+    <w:p>
+      <w:pPr>
+        <w:rPr>
+          <w:rFonts w:hint="eastAsia"/>
+        </w:rPr>
+      </w:pPr>
+      <w:r>
+        <w:t xml:space="preserve">List all </w:t>
+      </w:r>
+      <w:r>
+        <w:t>sessions</w:t>
+      </w:r>
+      <w:r>
+        <w:t>.</w:t>
+      </w:r>
+    </w:p>
+    <w:p>
+      <w:pPr>
+        <w:rPr>
+          <w:b/>
+          <w:bCs/>
+          <w:color w:val="4472C4" w:themeColor="accent1"/>
+        </w:rPr>
+      </w:pPr>
+      <w:r>
+        <w:rPr>
+          <w:b/>
+          <w:bCs/>
+          <w:color w:val="4472C4" w:themeColor="accent1"/>
+        </w:rPr>
+        <w:t>Example:</w:t>
+      </w:r>
+    </w:p>
+    <w:p>
+      <w:pPr>
+        <w:rPr>
+          <w:highlight w:val="lightGray"/>
+        </w:rPr>
+      </w:pPr>
+      <w:r>
+        <w:rPr>
+          <w:highlight w:val="lightGray"/>
+        </w:rPr>
+        <w:t>GET</w:t>
+      </w:r>
+      <w:r>
+        <w:rPr>
+          <w:highlight w:val="lightGray"/>
+        </w:rPr>
+        <w:t xml:space="preserve"> /</w:t>
+      </w:r>
+      <w:proofErr w:type="spellStart"/>
+      <w:r>
+        <w:rPr>
+          <w:highlight w:val="lightGray"/>
+        </w:rPr>
+        <w:t>api</w:t>
+      </w:r>
+      <w:proofErr w:type="spellEnd"/>
+      <w:r>
+        <w:rPr>
+          <w:highlight w:val="lightGray"/>
+        </w:rPr>
+        <w:t>/</w:t>
+      </w:r>
+      <w:r>
+        <w:rPr>
+          <w:highlight w:val="lightGray"/>
+        </w:rPr>
+        <w:t>sessions</w:t>
+      </w:r>
+    </w:p>
+    <w:p>
+      <w:pPr>
+        <w:rPr>
+          <w:b/>
+          <w:bCs/>
+          <w:color w:val="4472C4" w:themeColor="accent1"/>
+        </w:rPr>
+      </w:pPr>
+      <w:r>
+        <w:rPr>
+          <w:b/>
+          <w:bCs/>
+          <w:color w:val="4472C4" w:themeColor="accent1"/>
+        </w:rPr>
+        <w:t>Response:</w:t>
+      </w:r>
+    </w:p>
+    <w:tbl>
+      <w:tblPr>
+        <w:tblStyle w:val="a3"/>
+        <w:tblW w:w="0" w:type="auto"/>
+        <w:tblLayout w:type="fixed"/>
+        <w:tblLook w:val="06A0" w:firstRow="1" w:lastRow="0" w:firstColumn="1" w:lastColumn="0" w:noHBand="1" w:noVBand="1"/>
+      </w:tblPr>
+      <w:tblGrid>
+        <w:gridCol w:w="4508"/>
+        <w:gridCol w:w="4508"/>
+      </w:tblGrid>
+      <w:tr>
+        <w:tc>
+          <w:tcPr>
+            <w:tcW w:w="4508" w:type="dxa"/>
+          </w:tcPr>
+          <w:p>
+            <w:r>
+              <w:t>Parameter</w:t>
+            </w:r>
+          </w:p>
+        </w:tc>
+        <w:tc>
+          <w:tcPr>
+            <w:tcW w:w="4508" w:type="dxa"/>
+          </w:tcPr>
+          <w:p>
+            <w:r>
+              <w:t>Description</w:t>
             </w:r>
           </w:p>
         </w:tc>
@@ -593,33 +1568,24 @@
       <w:tr>
         <w:tc>
           <w:tcPr>
-            <w:tcW w:w="3005" w:type="dxa"/>
-          </w:tcPr>
-          <w:p>
-            <w:proofErr w:type="spellStart"/>
-            <w:r>
-              <w:t>Device_id</w:t>
-            </w:r>
-            <w:proofErr w:type="spellEnd"/>
-          </w:p>
-        </w:tc>
-        <w:tc>
-          <w:tcPr>
-            <w:tcW w:w="3005" w:type="dxa"/>
-          </w:tcPr>
-          <w:p>
-            <w:r>
-              <w:t>Device id</w:t>
-            </w:r>
-          </w:p>
-        </w:tc>
-        <w:tc>
-          <w:tcPr>
-            <w:tcW w:w="3005" w:type="dxa"/>
-          </w:tcPr>
-          <w:p>
-            <w:r>
-              <w:t>String</w:t>
+            <w:tcW w:w="4508" w:type="dxa"/>
+          </w:tcPr>
+          <w:p>
+            <w:r>
+              <w:t>id</w:t>
+            </w:r>
+          </w:p>
+        </w:tc>
+        <w:tc>
+          <w:tcPr>
+            <w:tcW w:w="4508" w:type="dxa"/>
+          </w:tcPr>
+          <w:p>
+            <w:r>
+              <w:t>Session</w:t>
+            </w:r>
+            <w:r>
+              <w:t xml:space="preserve"> id</w:t>
             </w:r>
           </w:p>
         </w:tc>
@@ -639,56 +1605,1252 @@
           <w:bCs/>
           <w:color w:val="4472C4" w:themeColor="accent1"/>
         </w:rPr>
+        <w:lastRenderedPageBreak/>
         <w:t>Example:</w:t>
       </w:r>
     </w:p>
     <w:p>
       <w:pPr>
-        <w:rPr>
-          <w:highlight w:val="lightGray"/>
-        </w:rPr>
-      </w:pPr>
-      <w:r>
-        <w:rPr>
-          <w:highlight w:val="lightGray"/>
-        </w:rPr>
-        <w:t>POST /</w:t>
+        <w:widowControl/>
+        <w:shd w:val="clear" w:color="auto" w:fill="FFFFFE"/>
+        <w:spacing w:line="270" w:lineRule="atLeast"/>
+        <w:rPr>
+          <w:rFonts w:ascii="Menlo" w:eastAsia="Times New Roman" w:hAnsi="Menlo" w:cs="Menlo"/>
+          <w:color w:val="000000"/>
+          <w:kern w:val="0"/>
+          <w:sz w:val="18"/>
+          <w:szCs w:val="18"/>
+        </w:rPr>
+      </w:pPr>
+      <w:r>
+        <w:rPr>
+          <w:rFonts w:ascii="Menlo" w:eastAsia="Times New Roman" w:hAnsi="Menlo" w:cs="Menlo"/>
+          <w:color w:val="000000"/>
+          <w:kern w:val="0"/>
+          <w:sz w:val="18"/>
+          <w:szCs w:val="18"/>
+        </w:rPr>
+        <w:t>{</w:t>
+      </w:r>
+    </w:p>
+    <w:p>
+      <w:pPr>
+        <w:widowControl/>
+        <w:shd w:val="clear" w:color="auto" w:fill="FFFFFE"/>
+        <w:spacing w:line="270" w:lineRule="atLeast"/>
+        <w:rPr>
+          <w:rFonts w:ascii="Menlo" w:eastAsia="Times New Roman" w:hAnsi="Menlo" w:cs="Menlo"/>
+          <w:color w:val="000000"/>
+          <w:kern w:val="0"/>
+          <w:sz w:val="18"/>
+          <w:szCs w:val="18"/>
+        </w:rPr>
+      </w:pPr>
+      <w:r>
+        <w:rPr>
+          <w:rFonts w:ascii="Menlo" w:eastAsia="Times New Roman" w:hAnsi="Menlo" w:cs="Menlo"/>
+          <w:color w:val="000000"/>
+          <w:kern w:val="0"/>
+          <w:sz w:val="18"/>
+          <w:szCs w:val="18"/>
+        </w:rPr>
+        <w:t xml:space="preserve">    </w:t>
+      </w:r>
+      <w:r>
+        <w:rPr>
+          <w:rFonts w:ascii="Menlo" w:eastAsia="Times New Roman" w:hAnsi="Menlo" w:cs="Menlo"/>
+          <w:color w:val="A31515"/>
+          <w:kern w:val="0"/>
+          <w:sz w:val="18"/>
+          <w:szCs w:val="18"/>
+        </w:rPr>
+        <w:t>"sessions"</w:t>
+      </w:r>
+      <w:r>
+        <w:rPr>
+          <w:rFonts w:ascii="Menlo" w:eastAsia="Times New Roman" w:hAnsi="Menlo" w:cs="Menlo"/>
+          <w:color w:val="000000"/>
+          <w:kern w:val="0"/>
+          <w:sz w:val="18"/>
+          <w:szCs w:val="18"/>
+        </w:rPr>
+        <w:t>: [</w:t>
+      </w:r>
+    </w:p>
+    <w:p>
+      <w:pPr>
+        <w:widowControl/>
+        <w:shd w:val="clear" w:color="auto" w:fill="FFFFFE"/>
+        <w:spacing w:line="270" w:lineRule="atLeast"/>
+        <w:rPr>
+          <w:rFonts w:ascii="Menlo" w:eastAsia="Times New Roman" w:hAnsi="Menlo" w:cs="Menlo"/>
+          <w:color w:val="000000"/>
+          <w:kern w:val="0"/>
+          <w:sz w:val="18"/>
+          <w:szCs w:val="18"/>
+        </w:rPr>
+      </w:pPr>
+      <w:r>
+        <w:rPr>
+          <w:rFonts w:ascii="Menlo" w:eastAsia="Times New Roman" w:hAnsi="Menlo" w:cs="Menlo"/>
+          <w:color w:val="000000"/>
+          <w:kern w:val="0"/>
+          <w:sz w:val="18"/>
+          <w:szCs w:val="18"/>
+        </w:rPr>
+        <w:t xml:space="preserve">        {</w:t>
+      </w:r>
+    </w:p>
+    <w:p>
+      <w:pPr>
+        <w:widowControl/>
+        <w:shd w:val="clear" w:color="auto" w:fill="FFFFFE"/>
+        <w:spacing w:line="270" w:lineRule="atLeast"/>
+        <w:rPr>
+          <w:rFonts w:ascii="Menlo" w:eastAsia="Times New Roman" w:hAnsi="Menlo" w:cs="Menlo"/>
+          <w:color w:val="000000"/>
+          <w:kern w:val="0"/>
+          <w:sz w:val="18"/>
+          <w:szCs w:val="18"/>
+        </w:rPr>
+      </w:pPr>
+      <w:r>
+        <w:rPr>
+          <w:rFonts w:ascii="Menlo" w:eastAsia="Times New Roman" w:hAnsi="Menlo" w:cs="Menlo"/>
+          <w:color w:val="000000"/>
+          <w:kern w:val="0"/>
+          <w:sz w:val="18"/>
+          <w:szCs w:val="18"/>
+        </w:rPr>
+        <w:t xml:space="preserve">            </w:t>
+      </w:r>
+      <w:r>
+        <w:rPr>
+          <w:rFonts w:ascii="Menlo" w:eastAsia="Times New Roman" w:hAnsi="Menlo" w:cs="Menlo"/>
+          <w:color w:val="A31515"/>
+          <w:kern w:val="0"/>
+          <w:sz w:val="18"/>
+          <w:szCs w:val="18"/>
+        </w:rPr>
+        <w:t>"id"</w:t>
+      </w:r>
+      <w:r>
+        <w:rPr>
+          <w:rFonts w:ascii="Menlo" w:eastAsia="Times New Roman" w:hAnsi="Menlo" w:cs="Menlo"/>
+          <w:color w:val="000000"/>
+          <w:kern w:val="0"/>
+          <w:sz w:val="18"/>
+          <w:szCs w:val="18"/>
+        </w:rPr>
+        <w:t xml:space="preserve">: </w:t>
+      </w:r>
+      <w:r>
+        <w:rPr>
+          <w:rFonts w:ascii="Menlo" w:eastAsia="Times New Roman" w:hAnsi="Menlo" w:cs="Menlo"/>
+          <w:color w:val="098658"/>
+          <w:kern w:val="0"/>
+          <w:sz w:val="18"/>
+          <w:szCs w:val="18"/>
+        </w:rPr>
+        <w:t>3</w:t>
+      </w:r>
+      <w:r>
+        <w:rPr>
+          <w:rFonts w:ascii="Menlo" w:eastAsia="Times New Roman" w:hAnsi="Menlo" w:cs="Menlo"/>
+          <w:color w:val="000000"/>
+          <w:kern w:val="0"/>
+          <w:sz w:val="18"/>
+          <w:szCs w:val="18"/>
+        </w:rPr>
+        <w:t>,</w:t>
+      </w:r>
+    </w:p>
+    <w:p>
+      <w:pPr>
+        <w:widowControl/>
+        <w:shd w:val="clear" w:color="auto" w:fill="FFFFFE"/>
+        <w:spacing w:line="270" w:lineRule="atLeast"/>
+        <w:rPr>
+          <w:rFonts w:ascii="Menlo" w:eastAsia="Times New Roman" w:hAnsi="Menlo" w:cs="Menlo"/>
+          <w:color w:val="000000"/>
+          <w:kern w:val="0"/>
+          <w:sz w:val="18"/>
+          <w:szCs w:val="18"/>
+        </w:rPr>
+      </w:pPr>
+      <w:r>
+        <w:rPr>
+          <w:rFonts w:ascii="Menlo" w:eastAsia="Times New Roman" w:hAnsi="Menlo" w:cs="Menlo"/>
+          <w:color w:val="000000"/>
+          <w:kern w:val="0"/>
+          <w:sz w:val="18"/>
+          <w:szCs w:val="18"/>
+        </w:rPr>
+        <w:t xml:space="preserve">            </w:t>
+      </w:r>
+      <w:r>
+        <w:rPr>
+          <w:rFonts w:ascii="Menlo" w:eastAsia="Times New Roman" w:hAnsi="Menlo" w:cs="Menlo"/>
+          <w:color w:val="A31515"/>
+          <w:kern w:val="0"/>
+          <w:sz w:val="18"/>
+          <w:szCs w:val="18"/>
+        </w:rPr>
+        <w:t>"</w:t>
       </w:r>
       <w:proofErr w:type="spellStart"/>
       <w:r>
         <w:rPr>
-          <w:highlight w:val="lightGray"/>
-        </w:rPr>
-        <w:t>add_device?session_id</w:t>
+          <w:rFonts w:ascii="Menlo" w:eastAsia="Times New Roman" w:hAnsi="Menlo" w:cs="Menlo"/>
+          <w:color w:val="A31515"/>
+          <w:kern w:val="0"/>
+          <w:sz w:val="18"/>
+          <w:szCs w:val="18"/>
+        </w:rPr>
+        <w:t>startTime</w:t>
       </w:r>
       <w:proofErr w:type="spellEnd"/>
       <w:r>
         <w:rPr>
-          <w:highlight w:val="lightGray"/>
-        </w:rPr>
-        <w:t>=1&amp;device_id=XXXX</w:t>
-      </w:r>
-    </w:p>
-    <w:p>
-      <w:pPr>
-        <w:rPr>
-          <w:b/>
-          <w:bCs/>
-          <w:color w:val="4472C4" w:themeColor="accent1"/>
-        </w:rPr>
-      </w:pPr>
-      <w:r>
-        <w:rPr>
-          <w:b/>
-          <w:bCs/>
-          <w:color w:val="4472C4" w:themeColor="accent1"/>
-        </w:rPr>
-        <w:t>Response:</w:t>
-      </w:r>
-    </w:p>
-    <w:p>
-      <w:r>
-        <w:t>No specific response. It returns an empty success response if completed without error</w:t>
+          <w:rFonts w:ascii="Menlo" w:eastAsia="Times New Roman" w:hAnsi="Menlo" w:cs="Menlo"/>
+          <w:color w:val="A31515"/>
+          <w:kern w:val="0"/>
+          <w:sz w:val="18"/>
+          <w:szCs w:val="18"/>
+        </w:rPr>
+        <w:t>"</w:t>
+      </w:r>
+      <w:r>
+        <w:rPr>
+          <w:rFonts w:ascii="Menlo" w:eastAsia="Times New Roman" w:hAnsi="Menlo" w:cs="Menlo"/>
+          <w:color w:val="000000"/>
+          <w:kern w:val="0"/>
+          <w:sz w:val="18"/>
+          <w:szCs w:val="18"/>
+        </w:rPr>
+        <w:t xml:space="preserve">: </w:t>
+      </w:r>
+      <w:r>
+        <w:rPr>
+          <w:rFonts w:ascii="Menlo" w:eastAsia="Times New Roman" w:hAnsi="Menlo" w:cs="Menlo"/>
+          <w:color w:val="0451A5"/>
+          <w:kern w:val="0"/>
+          <w:sz w:val="18"/>
+          <w:szCs w:val="18"/>
+        </w:rPr>
+        <w:t>"Mon, 10 Jan 2022 17:57:58 GMT"</w:t>
+      </w:r>
+    </w:p>
+    <w:p>
+      <w:pPr>
+        <w:widowControl/>
+        <w:shd w:val="clear" w:color="auto" w:fill="FFFFFE"/>
+        <w:spacing w:line="270" w:lineRule="atLeast"/>
+        <w:rPr>
+          <w:rFonts w:ascii="Menlo" w:eastAsia="Times New Roman" w:hAnsi="Menlo" w:cs="Menlo"/>
+          <w:color w:val="000000"/>
+          <w:kern w:val="0"/>
+          <w:sz w:val="18"/>
+          <w:szCs w:val="18"/>
+        </w:rPr>
+      </w:pPr>
+      <w:r>
+        <w:rPr>
+          <w:rFonts w:ascii="Menlo" w:eastAsia="Times New Roman" w:hAnsi="Menlo" w:cs="Menlo"/>
+          <w:color w:val="000000"/>
+          <w:kern w:val="0"/>
+          <w:sz w:val="18"/>
+          <w:szCs w:val="18"/>
+        </w:rPr>
+        <w:t xml:space="preserve">        },</w:t>
+      </w:r>
+    </w:p>
+    <w:p>
+      <w:pPr>
+        <w:widowControl/>
+        <w:shd w:val="clear" w:color="auto" w:fill="FFFFFE"/>
+        <w:spacing w:line="270" w:lineRule="atLeast"/>
+        <w:rPr>
+          <w:rFonts w:ascii="Menlo" w:eastAsia="Times New Roman" w:hAnsi="Menlo" w:cs="Menlo"/>
+          <w:color w:val="000000"/>
+          <w:kern w:val="0"/>
+          <w:sz w:val="18"/>
+          <w:szCs w:val="18"/>
+        </w:rPr>
+      </w:pPr>
+      <w:r>
+        <w:rPr>
+          <w:rFonts w:ascii="Menlo" w:eastAsia="Times New Roman" w:hAnsi="Menlo" w:cs="Menlo"/>
+          <w:color w:val="000000"/>
+          <w:kern w:val="0"/>
+          <w:sz w:val="18"/>
+          <w:szCs w:val="18"/>
+        </w:rPr>
+        <w:t xml:space="preserve">        {</w:t>
+      </w:r>
+    </w:p>
+    <w:p>
+      <w:pPr>
+        <w:widowControl/>
+        <w:shd w:val="clear" w:color="auto" w:fill="FFFFFE"/>
+        <w:spacing w:line="270" w:lineRule="atLeast"/>
+        <w:rPr>
+          <w:rFonts w:ascii="Menlo" w:eastAsia="Times New Roman" w:hAnsi="Menlo" w:cs="Menlo"/>
+          <w:color w:val="000000"/>
+          <w:kern w:val="0"/>
+          <w:sz w:val="18"/>
+          <w:szCs w:val="18"/>
+        </w:rPr>
+      </w:pPr>
+      <w:r>
+        <w:rPr>
+          <w:rFonts w:ascii="Menlo" w:eastAsia="Times New Roman" w:hAnsi="Menlo" w:cs="Menlo"/>
+          <w:color w:val="000000"/>
+          <w:kern w:val="0"/>
+          <w:sz w:val="18"/>
+          <w:szCs w:val="18"/>
+        </w:rPr>
+        <w:t xml:space="preserve">            </w:t>
+      </w:r>
+      <w:r>
+        <w:rPr>
+          <w:rFonts w:ascii="Menlo" w:eastAsia="Times New Roman" w:hAnsi="Menlo" w:cs="Menlo"/>
+          <w:color w:val="A31515"/>
+          <w:kern w:val="0"/>
+          <w:sz w:val="18"/>
+          <w:szCs w:val="18"/>
+        </w:rPr>
+        <w:t>"id"</w:t>
+      </w:r>
+      <w:r>
+        <w:rPr>
+          <w:rFonts w:ascii="Menlo" w:eastAsia="Times New Roman" w:hAnsi="Menlo" w:cs="Menlo"/>
+          <w:color w:val="000000"/>
+          <w:kern w:val="0"/>
+          <w:sz w:val="18"/>
+          <w:szCs w:val="18"/>
+        </w:rPr>
+        <w:t xml:space="preserve">: </w:t>
+      </w:r>
+      <w:r>
+        <w:rPr>
+          <w:rFonts w:ascii="Menlo" w:eastAsia="Times New Roman" w:hAnsi="Menlo" w:cs="Menlo"/>
+          <w:color w:val="098658"/>
+          <w:kern w:val="0"/>
+          <w:sz w:val="18"/>
+          <w:szCs w:val="18"/>
+        </w:rPr>
+        <w:t>4</w:t>
+      </w:r>
+      <w:r>
+        <w:rPr>
+          <w:rFonts w:ascii="Menlo" w:eastAsia="Times New Roman" w:hAnsi="Menlo" w:cs="Menlo"/>
+          <w:color w:val="000000"/>
+          <w:kern w:val="0"/>
+          <w:sz w:val="18"/>
+          <w:szCs w:val="18"/>
+        </w:rPr>
+        <w:t>,</w:t>
+      </w:r>
+    </w:p>
+    <w:p>
+      <w:pPr>
+        <w:widowControl/>
+        <w:shd w:val="clear" w:color="auto" w:fill="FFFFFE"/>
+        <w:spacing w:line="270" w:lineRule="atLeast"/>
+        <w:rPr>
+          <w:rFonts w:ascii="Menlo" w:eastAsia="Times New Roman" w:hAnsi="Menlo" w:cs="Menlo"/>
+          <w:color w:val="000000"/>
+          <w:kern w:val="0"/>
+          <w:sz w:val="18"/>
+          <w:szCs w:val="18"/>
+        </w:rPr>
+      </w:pPr>
+      <w:r>
+        <w:rPr>
+          <w:rFonts w:ascii="Menlo" w:eastAsia="Times New Roman" w:hAnsi="Menlo" w:cs="Menlo"/>
+          <w:color w:val="000000"/>
+          <w:kern w:val="0"/>
+          <w:sz w:val="18"/>
+          <w:szCs w:val="18"/>
+        </w:rPr>
+        <w:t xml:space="preserve">            </w:t>
+      </w:r>
+      <w:r>
+        <w:rPr>
+          <w:rFonts w:ascii="Menlo" w:eastAsia="Times New Roman" w:hAnsi="Menlo" w:cs="Menlo"/>
+          <w:color w:val="A31515"/>
+          <w:kern w:val="0"/>
+          <w:sz w:val="18"/>
+          <w:szCs w:val="18"/>
+        </w:rPr>
+        <w:t>"</w:t>
+      </w:r>
+      <w:proofErr w:type="spellStart"/>
+      <w:r>
+        <w:rPr>
+          <w:rFonts w:ascii="Menlo" w:eastAsia="Times New Roman" w:hAnsi="Menlo" w:cs="Menlo"/>
+          <w:color w:val="A31515"/>
+          <w:kern w:val="0"/>
+          <w:sz w:val="18"/>
+          <w:szCs w:val="18"/>
+        </w:rPr>
+        <w:t>startTime</w:t>
+      </w:r>
+      <w:proofErr w:type="spellEnd"/>
+      <w:r>
+        <w:rPr>
+          <w:rFonts w:ascii="Menlo" w:eastAsia="Times New Roman" w:hAnsi="Menlo" w:cs="Menlo"/>
+          <w:color w:val="A31515"/>
+          <w:kern w:val="0"/>
+          <w:sz w:val="18"/>
+          <w:szCs w:val="18"/>
+        </w:rPr>
+        <w:t>"</w:t>
+      </w:r>
+      <w:r>
+        <w:rPr>
+          <w:rFonts w:ascii="Menlo" w:eastAsia="Times New Roman" w:hAnsi="Menlo" w:cs="Menlo"/>
+          <w:color w:val="000000"/>
+          <w:kern w:val="0"/>
+          <w:sz w:val="18"/>
+          <w:szCs w:val="18"/>
+        </w:rPr>
+        <w:t xml:space="preserve">: </w:t>
+      </w:r>
+      <w:r>
+        <w:rPr>
+          <w:rFonts w:ascii="Menlo" w:eastAsia="Times New Roman" w:hAnsi="Menlo" w:cs="Menlo"/>
+          <w:color w:val="0451A5"/>
+          <w:kern w:val="0"/>
+          <w:sz w:val="18"/>
+          <w:szCs w:val="18"/>
+        </w:rPr>
+        <w:t>"Fri, 14 Jan 2022 16:26:59 GMT"</w:t>
+      </w:r>
+    </w:p>
+    <w:p>
+      <w:pPr>
+        <w:widowControl/>
+        <w:shd w:val="clear" w:color="auto" w:fill="FFFFFE"/>
+        <w:spacing w:line="270" w:lineRule="atLeast"/>
+        <w:rPr>
+          <w:rFonts w:ascii="Menlo" w:eastAsia="Times New Roman" w:hAnsi="Menlo" w:cs="Menlo"/>
+          <w:color w:val="000000"/>
+          <w:kern w:val="0"/>
+          <w:sz w:val="18"/>
+          <w:szCs w:val="18"/>
+        </w:rPr>
+      </w:pPr>
+      <w:r>
+        <w:rPr>
+          <w:rFonts w:ascii="Menlo" w:eastAsia="Times New Roman" w:hAnsi="Menlo" w:cs="Menlo"/>
+          <w:color w:val="000000"/>
+          <w:kern w:val="0"/>
+          <w:sz w:val="18"/>
+          <w:szCs w:val="18"/>
+        </w:rPr>
+        <w:t xml:space="preserve">        },</w:t>
+      </w:r>
+    </w:p>
+    <w:p>
+      <w:pPr>
+        <w:widowControl/>
+        <w:shd w:val="clear" w:color="auto" w:fill="FFFFFE"/>
+        <w:spacing w:line="270" w:lineRule="atLeast"/>
+        <w:rPr>
+          <w:rFonts w:ascii="Menlo" w:eastAsia="Times New Roman" w:hAnsi="Menlo" w:cs="Menlo"/>
+          <w:color w:val="000000"/>
+          <w:kern w:val="0"/>
+          <w:sz w:val="18"/>
+          <w:szCs w:val="18"/>
+        </w:rPr>
+      </w:pPr>
+      <w:r>
+        <w:rPr>
+          <w:rFonts w:ascii="Menlo" w:eastAsia="Times New Roman" w:hAnsi="Menlo" w:cs="Menlo"/>
+          <w:color w:val="000000"/>
+          <w:kern w:val="0"/>
+          <w:sz w:val="18"/>
+          <w:szCs w:val="18"/>
+        </w:rPr>
+        <w:t xml:space="preserve">        {</w:t>
+      </w:r>
+    </w:p>
+    <w:p>
+      <w:pPr>
+        <w:widowControl/>
+        <w:shd w:val="clear" w:color="auto" w:fill="FFFFFE"/>
+        <w:spacing w:line="270" w:lineRule="atLeast"/>
+        <w:rPr>
+          <w:rFonts w:ascii="Menlo" w:eastAsia="Times New Roman" w:hAnsi="Menlo" w:cs="Menlo"/>
+          <w:color w:val="000000"/>
+          <w:kern w:val="0"/>
+          <w:sz w:val="18"/>
+          <w:szCs w:val="18"/>
+        </w:rPr>
+      </w:pPr>
+      <w:r>
+        <w:rPr>
+          <w:rFonts w:ascii="Menlo" w:eastAsia="Times New Roman" w:hAnsi="Menlo" w:cs="Menlo"/>
+          <w:color w:val="000000"/>
+          <w:kern w:val="0"/>
+          <w:sz w:val="18"/>
+          <w:szCs w:val="18"/>
+        </w:rPr>
+        <w:t xml:space="preserve">            </w:t>
+      </w:r>
+      <w:r>
+        <w:rPr>
+          <w:rFonts w:ascii="Menlo" w:eastAsia="Times New Roman" w:hAnsi="Menlo" w:cs="Menlo"/>
+          <w:color w:val="A31515"/>
+          <w:kern w:val="0"/>
+          <w:sz w:val="18"/>
+          <w:szCs w:val="18"/>
+        </w:rPr>
+        <w:t>"id"</w:t>
+      </w:r>
+      <w:r>
+        <w:rPr>
+          <w:rFonts w:ascii="Menlo" w:eastAsia="Times New Roman" w:hAnsi="Menlo" w:cs="Menlo"/>
+          <w:color w:val="000000"/>
+          <w:kern w:val="0"/>
+          <w:sz w:val="18"/>
+          <w:szCs w:val="18"/>
+        </w:rPr>
+        <w:t xml:space="preserve">: </w:t>
+      </w:r>
+      <w:r>
+        <w:rPr>
+          <w:rFonts w:ascii="Menlo" w:eastAsia="Times New Roman" w:hAnsi="Menlo" w:cs="Menlo"/>
+          <w:color w:val="098658"/>
+          <w:kern w:val="0"/>
+          <w:sz w:val="18"/>
+          <w:szCs w:val="18"/>
+        </w:rPr>
+        <w:t>5</w:t>
+      </w:r>
+      <w:r>
+        <w:rPr>
+          <w:rFonts w:ascii="Menlo" w:eastAsia="Times New Roman" w:hAnsi="Menlo" w:cs="Menlo"/>
+          <w:color w:val="000000"/>
+          <w:kern w:val="0"/>
+          <w:sz w:val="18"/>
+          <w:szCs w:val="18"/>
+        </w:rPr>
+        <w:t>,</w:t>
+      </w:r>
+    </w:p>
+    <w:p>
+      <w:pPr>
+        <w:widowControl/>
+        <w:shd w:val="clear" w:color="auto" w:fill="FFFFFE"/>
+        <w:spacing w:line="270" w:lineRule="atLeast"/>
+        <w:rPr>
+          <w:rFonts w:ascii="Menlo" w:eastAsia="Times New Roman" w:hAnsi="Menlo" w:cs="Menlo"/>
+          <w:color w:val="000000"/>
+          <w:kern w:val="0"/>
+          <w:sz w:val="18"/>
+          <w:szCs w:val="18"/>
+        </w:rPr>
+      </w:pPr>
+      <w:r>
+        <w:rPr>
+          <w:rFonts w:ascii="Menlo" w:eastAsia="Times New Roman" w:hAnsi="Menlo" w:cs="Menlo"/>
+          <w:color w:val="000000"/>
+          <w:kern w:val="0"/>
+          <w:sz w:val="18"/>
+          <w:szCs w:val="18"/>
+        </w:rPr>
+        <w:t xml:space="preserve">            </w:t>
+      </w:r>
+      <w:r>
+        <w:rPr>
+          <w:rFonts w:ascii="Menlo" w:eastAsia="Times New Roman" w:hAnsi="Menlo" w:cs="Menlo"/>
+          <w:color w:val="A31515"/>
+          <w:kern w:val="0"/>
+          <w:sz w:val="18"/>
+          <w:szCs w:val="18"/>
+        </w:rPr>
+        <w:t>"</w:t>
+      </w:r>
+      <w:proofErr w:type="spellStart"/>
+      <w:r>
+        <w:rPr>
+          <w:rFonts w:ascii="Menlo" w:eastAsia="Times New Roman" w:hAnsi="Menlo" w:cs="Menlo"/>
+          <w:color w:val="A31515"/>
+          <w:kern w:val="0"/>
+          <w:sz w:val="18"/>
+          <w:szCs w:val="18"/>
+        </w:rPr>
+        <w:t>startTime</w:t>
+      </w:r>
+      <w:proofErr w:type="spellEnd"/>
+      <w:r>
+        <w:rPr>
+          <w:rFonts w:ascii="Menlo" w:eastAsia="Times New Roman" w:hAnsi="Menlo" w:cs="Menlo"/>
+          <w:color w:val="A31515"/>
+          <w:kern w:val="0"/>
+          <w:sz w:val="18"/>
+          <w:szCs w:val="18"/>
+        </w:rPr>
+        <w:t>"</w:t>
+      </w:r>
+      <w:r>
+        <w:rPr>
+          <w:rFonts w:ascii="Menlo" w:eastAsia="Times New Roman" w:hAnsi="Menlo" w:cs="Menlo"/>
+          <w:color w:val="000000"/>
+          <w:kern w:val="0"/>
+          <w:sz w:val="18"/>
+          <w:szCs w:val="18"/>
+        </w:rPr>
+        <w:t xml:space="preserve">: </w:t>
+      </w:r>
+      <w:r>
+        <w:rPr>
+          <w:rFonts w:ascii="Menlo" w:eastAsia="Times New Roman" w:hAnsi="Menlo" w:cs="Menlo"/>
+          <w:color w:val="0451A5"/>
+          <w:kern w:val="0"/>
+          <w:sz w:val="18"/>
+          <w:szCs w:val="18"/>
+        </w:rPr>
+        <w:t>"Fri, 14 Jan 2022 16:27:05 GMT"</w:t>
+      </w:r>
+    </w:p>
+    <w:p>
+      <w:pPr>
+        <w:widowControl/>
+        <w:shd w:val="clear" w:color="auto" w:fill="FFFFFE"/>
+        <w:spacing w:line="270" w:lineRule="atLeast"/>
+        <w:rPr>
+          <w:rFonts w:ascii="Menlo" w:eastAsia="Times New Roman" w:hAnsi="Menlo" w:cs="Menlo"/>
+          <w:color w:val="000000"/>
+          <w:kern w:val="0"/>
+          <w:sz w:val="18"/>
+          <w:szCs w:val="18"/>
+        </w:rPr>
+      </w:pPr>
+      <w:r>
+        <w:rPr>
+          <w:rFonts w:ascii="Menlo" w:eastAsia="Times New Roman" w:hAnsi="Menlo" w:cs="Menlo"/>
+          <w:color w:val="000000"/>
+          <w:kern w:val="0"/>
+          <w:sz w:val="18"/>
+          <w:szCs w:val="18"/>
+        </w:rPr>
+        <w:t xml:space="preserve">        },</w:t>
+      </w:r>
+    </w:p>
+    <w:p>
+      <w:pPr>
+        <w:widowControl/>
+        <w:shd w:val="clear" w:color="auto" w:fill="FFFFFE"/>
+        <w:spacing w:line="270" w:lineRule="atLeast"/>
+        <w:rPr>
+          <w:rFonts w:ascii="Menlo" w:eastAsia="Times New Roman" w:hAnsi="Menlo" w:cs="Menlo"/>
+          <w:color w:val="000000"/>
+          <w:kern w:val="0"/>
+          <w:sz w:val="18"/>
+          <w:szCs w:val="18"/>
+        </w:rPr>
+      </w:pPr>
+      <w:r>
+        <w:rPr>
+          <w:rFonts w:ascii="Menlo" w:eastAsia="Times New Roman" w:hAnsi="Menlo" w:cs="Menlo"/>
+          <w:color w:val="000000"/>
+          <w:kern w:val="0"/>
+          <w:sz w:val="18"/>
+          <w:szCs w:val="18"/>
+        </w:rPr>
+        <w:t xml:space="preserve">        {</w:t>
+      </w:r>
+    </w:p>
+    <w:p>
+      <w:pPr>
+        <w:widowControl/>
+        <w:shd w:val="clear" w:color="auto" w:fill="FFFFFE"/>
+        <w:spacing w:line="270" w:lineRule="atLeast"/>
+        <w:rPr>
+          <w:rFonts w:ascii="Menlo" w:eastAsia="Times New Roman" w:hAnsi="Menlo" w:cs="Menlo"/>
+          <w:color w:val="000000"/>
+          <w:kern w:val="0"/>
+          <w:sz w:val="18"/>
+          <w:szCs w:val="18"/>
+        </w:rPr>
+      </w:pPr>
+      <w:r>
+        <w:rPr>
+          <w:rFonts w:ascii="Menlo" w:eastAsia="Times New Roman" w:hAnsi="Menlo" w:cs="Menlo"/>
+          <w:color w:val="000000"/>
+          <w:kern w:val="0"/>
+          <w:sz w:val="18"/>
+          <w:szCs w:val="18"/>
+        </w:rPr>
+        <w:t xml:space="preserve">            </w:t>
+      </w:r>
+      <w:r>
+        <w:rPr>
+          <w:rFonts w:ascii="Menlo" w:eastAsia="Times New Roman" w:hAnsi="Menlo" w:cs="Menlo"/>
+          <w:color w:val="A31515"/>
+          <w:kern w:val="0"/>
+          <w:sz w:val="18"/>
+          <w:szCs w:val="18"/>
+        </w:rPr>
+        <w:t>"id"</w:t>
+      </w:r>
+      <w:r>
+        <w:rPr>
+          <w:rFonts w:ascii="Menlo" w:eastAsia="Times New Roman" w:hAnsi="Menlo" w:cs="Menlo"/>
+          <w:color w:val="000000"/>
+          <w:kern w:val="0"/>
+          <w:sz w:val="18"/>
+          <w:szCs w:val="18"/>
+        </w:rPr>
+        <w:t xml:space="preserve">: </w:t>
+      </w:r>
+      <w:r>
+        <w:rPr>
+          <w:rFonts w:ascii="Menlo" w:eastAsia="Times New Roman" w:hAnsi="Menlo" w:cs="Menlo"/>
+          <w:color w:val="098658"/>
+          <w:kern w:val="0"/>
+          <w:sz w:val="18"/>
+          <w:szCs w:val="18"/>
+        </w:rPr>
+        <w:t>6</w:t>
+      </w:r>
+      <w:r>
+        <w:rPr>
+          <w:rFonts w:ascii="Menlo" w:eastAsia="Times New Roman" w:hAnsi="Menlo" w:cs="Menlo"/>
+          <w:color w:val="000000"/>
+          <w:kern w:val="0"/>
+          <w:sz w:val="18"/>
+          <w:szCs w:val="18"/>
+        </w:rPr>
+        <w:t>,</w:t>
+      </w:r>
+    </w:p>
+    <w:p>
+      <w:pPr>
+        <w:widowControl/>
+        <w:shd w:val="clear" w:color="auto" w:fill="FFFFFE"/>
+        <w:spacing w:line="270" w:lineRule="atLeast"/>
+        <w:rPr>
+          <w:rFonts w:ascii="Menlo" w:eastAsia="Times New Roman" w:hAnsi="Menlo" w:cs="Menlo"/>
+          <w:color w:val="000000"/>
+          <w:kern w:val="0"/>
+          <w:sz w:val="18"/>
+          <w:szCs w:val="18"/>
+        </w:rPr>
+      </w:pPr>
+      <w:r>
+        <w:rPr>
+          <w:rFonts w:ascii="Menlo" w:eastAsia="Times New Roman" w:hAnsi="Menlo" w:cs="Menlo"/>
+          <w:color w:val="000000"/>
+          <w:kern w:val="0"/>
+          <w:sz w:val="18"/>
+          <w:szCs w:val="18"/>
+        </w:rPr>
+        <w:t xml:space="preserve">            </w:t>
+      </w:r>
+      <w:r>
+        <w:rPr>
+          <w:rFonts w:ascii="Menlo" w:eastAsia="Times New Roman" w:hAnsi="Menlo" w:cs="Menlo"/>
+          <w:color w:val="A31515"/>
+          <w:kern w:val="0"/>
+          <w:sz w:val="18"/>
+          <w:szCs w:val="18"/>
+        </w:rPr>
+        <w:t>"</w:t>
+      </w:r>
+      <w:proofErr w:type="spellStart"/>
+      <w:r>
+        <w:rPr>
+          <w:rFonts w:ascii="Menlo" w:eastAsia="Times New Roman" w:hAnsi="Menlo" w:cs="Menlo"/>
+          <w:color w:val="A31515"/>
+          <w:kern w:val="0"/>
+          <w:sz w:val="18"/>
+          <w:szCs w:val="18"/>
+        </w:rPr>
+        <w:t>startTime</w:t>
+      </w:r>
+      <w:proofErr w:type="spellEnd"/>
+      <w:r>
+        <w:rPr>
+          <w:rFonts w:ascii="Menlo" w:eastAsia="Times New Roman" w:hAnsi="Menlo" w:cs="Menlo"/>
+          <w:color w:val="A31515"/>
+          <w:kern w:val="0"/>
+          <w:sz w:val="18"/>
+          <w:szCs w:val="18"/>
+        </w:rPr>
+        <w:t>"</w:t>
+      </w:r>
+      <w:r>
+        <w:rPr>
+          <w:rFonts w:ascii="Menlo" w:eastAsia="Times New Roman" w:hAnsi="Menlo" w:cs="Menlo"/>
+          <w:color w:val="000000"/>
+          <w:kern w:val="0"/>
+          <w:sz w:val="18"/>
+          <w:szCs w:val="18"/>
+        </w:rPr>
+        <w:t xml:space="preserve">: </w:t>
+      </w:r>
+      <w:r>
+        <w:rPr>
+          <w:rFonts w:ascii="Menlo" w:eastAsia="Times New Roman" w:hAnsi="Menlo" w:cs="Menlo"/>
+          <w:color w:val="0451A5"/>
+          <w:kern w:val="0"/>
+          <w:sz w:val="18"/>
+          <w:szCs w:val="18"/>
+        </w:rPr>
+        <w:t>"Fri, 14 Jan 2022 16:28:45 GMT"</w:t>
+      </w:r>
+    </w:p>
+    <w:p>
+      <w:pPr>
+        <w:widowControl/>
+        <w:shd w:val="clear" w:color="auto" w:fill="FFFFFE"/>
+        <w:spacing w:line="270" w:lineRule="atLeast"/>
+        <w:rPr>
+          <w:rFonts w:ascii="Menlo" w:eastAsia="Times New Roman" w:hAnsi="Menlo" w:cs="Menlo"/>
+          <w:color w:val="000000"/>
+          <w:kern w:val="0"/>
+          <w:sz w:val="18"/>
+          <w:szCs w:val="18"/>
+        </w:rPr>
+      </w:pPr>
+      <w:r>
+        <w:rPr>
+          <w:rFonts w:ascii="Menlo" w:eastAsia="Times New Roman" w:hAnsi="Menlo" w:cs="Menlo"/>
+          <w:color w:val="000000"/>
+          <w:kern w:val="0"/>
+          <w:sz w:val="18"/>
+          <w:szCs w:val="18"/>
+        </w:rPr>
+        <w:t xml:space="preserve">        },</w:t>
+      </w:r>
+    </w:p>
+    <w:p>
+      <w:pPr>
+        <w:widowControl/>
+        <w:shd w:val="clear" w:color="auto" w:fill="FFFFFE"/>
+        <w:spacing w:line="270" w:lineRule="atLeast"/>
+        <w:rPr>
+          <w:rFonts w:ascii="Menlo" w:eastAsia="Times New Roman" w:hAnsi="Menlo" w:cs="Menlo"/>
+          <w:color w:val="000000"/>
+          <w:kern w:val="0"/>
+          <w:sz w:val="18"/>
+          <w:szCs w:val="18"/>
+        </w:rPr>
+      </w:pPr>
+      <w:r>
+        <w:rPr>
+          <w:rFonts w:ascii="Menlo" w:eastAsia="Times New Roman" w:hAnsi="Menlo" w:cs="Menlo"/>
+          <w:color w:val="000000"/>
+          <w:kern w:val="0"/>
+          <w:sz w:val="18"/>
+          <w:szCs w:val="18"/>
+        </w:rPr>
+        <w:t xml:space="preserve">        {</w:t>
+      </w:r>
+    </w:p>
+    <w:p>
+      <w:pPr>
+        <w:widowControl/>
+        <w:shd w:val="clear" w:color="auto" w:fill="FFFFFE"/>
+        <w:spacing w:line="270" w:lineRule="atLeast"/>
+        <w:rPr>
+          <w:rFonts w:ascii="Menlo" w:eastAsia="Times New Roman" w:hAnsi="Menlo" w:cs="Menlo"/>
+          <w:color w:val="000000"/>
+          <w:kern w:val="0"/>
+          <w:sz w:val="18"/>
+          <w:szCs w:val="18"/>
+        </w:rPr>
+      </w:pPr>
+      <w:r>
+        <w:rPr>
+          <w:rFonts w:ascii="Menlo" w:eastAsia="Times New Roman" w:hAnsi="Menlo" w:cs="Menlo"/>
+          <w:color w:val="000000"/>
+          <w:kern w:val="0"/>
+          <w:sz w:val="18"/>
+          <w:szCs w:val="18"/>
+        </w:rPr>
+        <w:t xml:space="preserve">            </w:t>
+      </w:r>
+      <w:r>
+        <w:rPr>
+          <w:rFonts w:ascii="Menlo" w:eastAsia="Times New Roman" w:hAnsi="Menlo" w:cs="Menlo"/>
+          <w:color w:val="A31515"/>
+          <w:kern w:val="0"/>
+          <w:sz w:val="18"/>
+          <w:szCs w:val="18"/>
+        </w:rPr>
+        <w:t>"id"</w:t>
+      </w:r>
+      <w:r>
+        <w:rPr>
+          <w:rFonts w:ascii="Menlo" w:eastAsia="Times New Roman" w:hAnsi="Menlo" w:cs="Menlo"/>
+          <w:color w:val="000000"/>
+          <w:kern w:val="0"/>
+          <w:sz w:val="18"/>
+          <w:szCs w:val="18"/>
+        </w:rPr>
+        <w:t xml:space="preserve">: </w:t>
+      </w:r>
+      <w:r>
+        <w:rPr>
+          <w:rFonts w:ascii="Menlo" w:eastAsia="Times New Roman" w:hAnsi="Menlo" w:cs="Menlo"/>
+          <w:color w:val="098658"/>
+          <w:kern w:val="0"/>
+          <w:sz w:val="18"/>
+          <w:szCs w:val="18"/>
+        </w:rPr>
+        <w:t>7</w:t>
+      </w:r>
+      <w:r>
+        <w:rPr>
+          <w:rFonts w:ascii="Menlo" w:eastAsia="Times New Roman" w:hAnsi="Menlo" w:cs="Menlo"/>
+          <w:color w:val="000000"/>
+          <w:kern w:val="0"/>
+          <w:sz w:val="18"/>
+          <w:szCs w:val="18"/>
+        </w:rPr>
+        <w:t>,</w:t>
+      </w:r>
+    </w:p>
+    <w:p>
+      <w:pPr>
+        <w:widowControl/>
+        <w:shd w:val="clear" w:color="auto" w:fill="FFFFFE"/>
+        <w:spacing w:line="270" w:lineRule="atLeast"/>
+        <w:rPr>
+          <w:rFonts w:ascii="Menlo" w:eastAsia="Times New Roman" w:hAnsi="Menlo" w:cs="Menlo"/>
+          <w:color w:val="000000"/>
+          <w:kern w:val="0"/>
+          <w:sz w:val="18"/>
+          <w:szCs w:val="18"/>
+        </w:rPr>
+      </w:pPr>
+      <w:r>
+        <w:rPr>
+          <w:rFonts w:ascii="Menlo" w:eastAsia="Times New Roman" w:hAnsi="Menlo" w:cs="Menlo"/>
+          <w:color w:val="000000"/>
+          <w:kern w:val="0"/>
+          <w:sz w:val="18"/>
+          <w:szCs w:val="18"/>
+        </w:rPr>
+        <w:t xml:space="preserve">            </w:t>
+      </w:r>
+      <w:r>
+        <w:rPr>
+          <w:rFonts w:ascii="Menlo" w:eastAsia="Times New Roman" w:hAnsi="Menlo" w:cs="Menlo"/>
+          <w:color w:val="A31515"/>
+          <w:kern w:val="0"/>
+          <w:sz w:val="18"/>
+          <w:szCs w:val="18"/>
+        </w:rPr>
+        <w:t>"</w:t>
+      </w:r>
+      <w:proofErr w:type="spellStart"/>
+      <w:r>
+        <w:rPr>
+          <w:rFonts w:ascii="Menlo" w:eastAsia="Times New Roman" w:hAnsi="Menlo" w:cs="Menlo"/>
+          <w:color w:val="A31515"/>
+          <w:kern w:val="0"/>
+          <w:sz w:val="18"/>
+          <w:szCs w:val="18"/>
+        </w:rPr>
+        <w:t>startTime</w:t>
+      </w:r>
+      <w:proofErr w:type="spellEnd"/>
+      <w:r>
+        <w:rPr>
+          <w:rFonts w:ascii="Menlo" w:eastAsia="Times New Roman" w:hAnsi="Menlo" w:cs="Menlo"/>
+          <w:color w:val="A31515"/>
+          <w:kern w:val="0"/>
+          <w:sz w:val="18"/>
+          <w:szCs w:val="18"/>
+        </w:rPr>
+        <w:t>"</w:t>
+      </w:r>
+      <w:r>
+        <w:rPr>
+          <w:rFonts w:ascii="Menlo" w:eastAsia="Times New Roman" w:hAnsi="Menlo" w:cs="Menlo"/>
+          <w:color w:val="000000"/>
+          <w:kern w:val="0"/>
+          <w:sz w:val="18"/>
+          <w:szCs w:val="18"/>
+        </w:rPr>
+        <w:t xml:space="preserve">: </w:t>
+      </w:r>
+      <w:r>
+        <w:rPr>
+          <w:rFonts w:ascii="Menlo" w:eastAsia="Times New Roman" w:hAnsi="Menlo" w:cs="Menlo"/>
+          <w:color w:val="0451A5"/>
+          <w:kern w:val="0"/>
+          <w:sz w:val="18"/>
+          <w:szCs w:val="18"/>
+        </w:rPr>
+        <w:t>"Wed, 19 Jan 2022 10:43:29 GMT"</w:t>
+      </w:r>
+    </w:p>
+    <w:p>
+      <w:pPr>
+        <w:widowControl/>
+        <w:shd w:val="clear" w:color="auto" w:fill="FFFFFE"/>
+        <w:spacing w:line="270" w:lineRule="atLeast"/>
+        <w:rPr>
+          <w:rFonts w:ascii="Menlo" w:eastAsia="Times New Roman" w:hAnsi="Menlo" w:cs="Menlo"/>
+          <w:color w:val="000000"/>
+          <w:kern w:val="0"/>
+          <w:sz w:val="18"/>
+          <w:szCs w:val="18"/>
+        </w:rPr>
+      </w:pPr>
+      <w:r>
+        <w:rPr>
+          <w:rFonts w:ascii="Menlo" w:eastAsia="Times New Roman" w:hAnsi="Menlo" w:cs="Menlo"/>
+          <w:color w:val="000000"/>
+          <w:kern w:val="0"/>
+          <w:sz w:val="18"/>
+          <w:szCs w:val="18"/>
+        </w:rPr>
+        <w:t xml:space="preserve">        },</w:t>
+      </w:r>
+    </w:p>
+    <w:p>
+      <w:pPr>
+        <w:widowControl/>
+        <w:shd w:val="clear" w:color="auto" w:fill="FFFFFE"/>
+        <w:spacing w:line="270" w:lineRule="atLeast"/>
+        <w:rPr>
+          <w:rFonts w:ascii="Menlo" w:eastAsia="Times New Roman" w:hAnsi="Menlo" w:cs="Menlo"/>
+          <w:color w:val="000000"/>
+          <w:kern w:val="0"/>
+          <w:sz w:val="18"/>
+          <w:szCs w:val="18"/>
+        </w:rPr>
+      </w:pPr>
+      <w:r>
+        <w:rPr>
+          <w:rFonts w:ascii="Menlo" w:eastAsia="Times New Roman" w:hAnsi="Menlo" w:cs="Menlo"/>
+          <w:color w:val="000000"/>
+          <w:kern w:val="0"/>
+          <w:sz w:val="18"/>
+          <w:szCs w:val="18"/>
+        </w:rPr>
+        <w:t xml:space="preserve">        {</w:t>
+      </w:r>
+    </w:p>
+    <w:p>
+      <w:pPr>
+        <w:widowControl/>
+        <w:shd w:val="clear" w:color="auto" w:fill="FFFFFE"/>
+        <w:spacing w:line="270" w:lineRule="atLeast"/>
+        <w:rPr>
+          <w:rFonts w:ascii="Menlo" w:eastAsia="Times New Roman" w:hAnsi="Menlo" w:cs="Menlo"/>
+          <w:color w:val="000000"/>
+          <w:kern w:val="0"/>
+          <w:sz w:val="18"/>
+          <w:szCs w:val="18"/>
+        </w:rPr>
+      </w:pPr>
+      <w:r>
+        <w:rPr>
+          <w:rFonts w:ascii="Menlo" w:eastAsia="Times New Roman" w:hAnsi="Menlo" w:cs="Menlo"/>
+          <w:color w:val="000000"/>
+          <w:kern w:val="0"/>
+          <w:sz w:val="18"/>
+          <w:szCs w:val="18"/>
+        </w:rPr>
+        <w:t xml:space="preserve">            </w:t>
+      </w:r>
+      <w:r>
+        <w:rPr>
+          <w:rFonts w:ascii="Menlo" w:eastAsia="Times New Roman" w:hAnsi="Menlo" w:cs="Menlo"/>
+          <w:color w:val="A31515"/>
+          <w:kern w:val="0"/>
+          <w:sz w:val="18"/>
+          <w:szCs w:val="18"/>
+        </w:rPr>
+        <w:t>"id"</w:t>
+      </w:r>
+      <w:r>
+        <w:rPr>
+          <w:rFonts w:ascii="Menlo" w:eastAsia="Times New Roman" w:hAnsi="Menlo" w:cs="Menlo"/>
+          <w:color w:val="000000"/>
+          <w:kern w:val="0"/>
+          <w:sz w:val="18"/>
+          <w:szCs w:val="18"/>
+        </w:rPr>
+        <w:t xml:space="preserve">: </w:t>
+      </w:r>
+      <w:r>
+        <w:rPr>
+          <w:rFonts w:ascii="Menlo" w:eastAsia="Times New Roman" w:hAnsi="Menlo" w:cs="Menlo"/>
+          <w:color w:val="098658"/>
+          <w:kern w:val="0"/>
+          <w:sz w:val="18"/>
+          <w:szCs w:val="18"/>
+        </w:rPr>
+        <w:t>8</w:t>
+      </w:r>
+      <w:r>
+        <w:rPr>
+          <w:rFonts w:ascii="Menlo" w:eastAsia="Times New Roman" w:hAnsi="Menlo" w:cs="Menlo"/>
+          <w:color w:val="000000"/>
+          <w:kern w:val="0"/>
+          <w:sz w:val="18"/>
+          <w:szCs w:val="18"/>
+        </w:rPr>
+        <w:t>,</w:t>
+      </w:r>
+    </w:p>
+    <w:p>
+      <w:pPr>
+        <w:widowControl/>
+        <w:shd w:val="clear" w:color="auto" w:fill="FFFFFE"/>
+        <w:spacing w:line="270" w:lineRule="atLeast"/>
+        <w:rPr>
+          <w:rFonts w:ascii="Menlo" w:eastAsia="Times New Roman" w:hAnsi="Menlo" w:cs="Menlo"/>
+          <w:color w:val="000000"/>
+          <w:kern w:val="0"/>
+          <w:sz w:val="18"/>
+          <w:szCs w:val="18"/>
+        </w:rPr>
+      </w:pPr>
+      <w:r>
+        <w:rPr>
+          <w:rFonts w:ascii="Menlo" w:eastAsia="Times New Roman" w:hAnsi="Menlo" w:cs="Menlo"/>
+          <w:color w:val="000000"/>
+          <w:kern w:val="0"/>
+          <w:sz w:val="18"/>
+          <w:szCs w:val="18"/>
+        </w:rPr>
+        <w:t xml:space="preserve">            </w:t>
+      </w:r>
+      <w:r>
+        <w:rPr>
+          <w:rFonts w:ascii="Menlo" w:eastAsia="Times New Roman" w:hAnsi="Menlo" w:cs="Menlo"/>
+          <w:color w:val="A31515"/>
+          <w:kern w:val="0"/>
+          <w:sz w:val="18"/>
+          <w:szCs w:val="18"/>
+        </w:rPr>
+        <w:t>"</w:t>
+      </w:r>
+      <w:proofErr w:type="spellStart"/>
+      <w:r>
+        <w:rPr>
+          <w:rFonts w:ascii="Menlo" w:eastAsia="Times New Roman" w:hAnsi="Menlo" w:cs="Menlo"/>
+          <w:color w:val="A31515"/>
+          <w:kern w:val="0"/>
+          <w:sz w:val="18"/>
+          <w:szCs w:val="18"/>
+        </w:rPr>
+        <w:t>startTime</w:t>
+      </w:r>
+      <w:proofErr w:type="spellEnd"/>
+      <w:r>
+        <w:rPr>
+          <w:rFonts w:ascii="Menlo" w:eastAsia="Times New Roman" w:hAnsi="Menlo" w:cs="Menlo"/>
+          <w:color w:val="A31515"/>
+          <w:kern w:val="0"/>
+          <w:sz w:val="18"/>
+          <w:szCs w:val="18"/>
+        </w:rPr>
+        <w:t>"</w:t>
+      </w:r>
+      <w:r>
+        <w:rPr>
+          <w:rFonts w:ascii="Menlo" w:eastAsia="Times New Roman" w:hAnsi="Menlo" w:cs="Menlo"/>
+          <w:color w:val="000000"/>
+          <w:kern w:val="0"/>
+          <w:sz w:val="18"/>
+          <w:szCs w:val="18"/>
+        </w:rPr>
+        <w:t xml:space="preserve">: </w:t>
+      </w:r>
+      <w:r>
+        <w:rPr>
+          <w:rFonts w:ascii="Menlo" w:eastAsia="Times New Roman" w:hAnsi="Menlo" w:cs="Menlo"/>
+          <w:color w:val="0451A5"/>
+          <w:kern w:val="0"/>
+          <w:sz w:val="18"/>
+          <w:szCs w:val="18"/>
+        </w:rPr>
+        <w:t>"Wed, 26 Jan 2022 09:39:51 GMT"</w:t>
+      </w:r>
+    </w:p>
+    <w:p>
+      <w:pPr>
+        <w:widowControl/>
+        <w:shd w:val="clear" w:color="auto" w:fill="FFFFFE"/>
+        <w:spacing w:line="270" w:lineRule="atLeast"/>
+        <w:rPr>
+          <w:rFonts w:ascii="Menlo" w:eastAsia="Times New Roman" w:hAnsi="Menlo" w:cs="Menlo"/>
+          <w:color w:val="000000"/>
+          <w:kern w:val="0"/>
+          <w:sz w:val="18"/>
+          <w:szCs w:val="18"/>
+        </w:rPr>
+      </w:pPr>
+      <w:r>
+        <w:rPr>
+          <w:rFonts w:ascii="Menlo" w:eastAsia="Times New Roman" w:hAnsi="Menlo" w:cs="Menlo"/>
+          <w:color w:val="000000"/>
+          <w:kern w:val="0"/>
+          <w:sz w:val="18"/>
+          <w:szCs w:val="18"/>
+        </w:rPr>
+        <w:t xml:space="preserve">        }</w:t>
+      </w:r>
+    </w:p>
+    <w:p>
+      <w:pPr>
+        <w:widowControl/>
+        <w:shd w:val="clear" w:color="auto" w:fill="FFFFFE"/>
+        <w:spacing w:line="270" w:lineRule="atLeast"/>
+        <w:rPr>
+          <w:rFonts w:ascii="Menlo" w:eastAsia="Times New Roman" w:hAnsi="Menlo" w:cs="Menlo"/>
+          <w:color w:val="000000"/>
+          <w:kern w:val="0"/>
+          <w:sz w:val="18"/>
+          <w:szCs w:val="18"/>
+        </w:rPr>
+      </w:pPr>
+      <w:r>
+        <w:rPr>
+          <w:rFonts w:ascii="Menlo" w:eastAsia="Times New Roman" w:hAnsi="Menlo" w:cs="Menlo"/>
+          <w:color w:val="000000"/>
+          <w:kern w:val="0"/>
+          <w:sz w:val="18"/>
+          <w:szCs w:val="18"/>
+        </w:rPr>
+        <w:t xml:space="preserve">    ]</w:t>
+      </w:r>
+    </w:p>
+    <w:p>
+      <w:pPr>
+        <w:widowControl/>
+        <w:shd w:val="clear" w:color="auto" w:fill="FFFFFE"/>
+        <w:spacing w:line="270" w:lineRule="atLeast"/>
+        <w:rPr>
+          <w:rFonts w:ascii="Menlo" w:eastAsia="Times New Roman" w:hAnsi="Menlo" w:cs="Menlo"/>
+          <w:color w:val="000000"/>
+          <w:kern w:val="0"/>
+          <w:sz w:val="18"/>
+          <w:szCs w:val="18"/>
+        </w:rPr>
+      </w:pPr>
+      <w:r>
+        <w:rPr>
+          <w:rFonts w:ascii="Menlo" w:eastAsia="Times New Roman" w:hAnsi="Menlo" w:cs="Menlo"/>
+          <w:color w:val="000000"/>
+          <w:kern w:val="0"/>
+          <w:sz w:val="18"/>
+          <w:szCs w:val="18"/>
+        </w:rPr>
+        <w:t>}</w:t>
       </w:r>
     </w:p>
     <w:p>
@@ -696,40 +2858,49 @@
         <w:pStyle w:val="4"/>
         <w:rPr>
           <w:rFonts w:ascii="Calibri Light" w:eastAsia="新細明體" w:hAnsi="Calibri Light"/>
-        </w:rPr>
-      </w:pPr>
-      <w:r>
-        <w:t>Register new device</w:t>
-      </w:r>
-    </w:p>
-    <w:p>
-      <w:pPr>
-        <w:rPr>
-          <w:b/>
-          <w:bCs/>
-          <w:color w:val="4472C4" w:themeColor="accent1"/>
-        </w:rPr>
-      </w:pPr>
-      <w:r>
-        <w:rPr>
-          <w:b/>
-          <w:bCs/>
-          <w:color w:val="4472C4" w:themeColor="accent1"/>
-        </w:rPr>
-        <w:t>Description</w:t>
-      </w:r>
-      <w:r>
-        <w:rPr>
-          <w:b/>
-          <w:bCs/>
-          <w:color w:val="4472C4" w:themeColor="accent1"/>
-        </w:rPr>
-        <w:t>:</w:t>
-      </w:r>
-    </w:p>
-    <w:p>
-      <w:r>
-        <w:t>Register new device to database.</w:t>
+          <w:b/>
+          <w:bCs/>
+        </w:rPr>
+      </w:pPr>
+      <w:r>
+        <w:t xml:space="preserve">Query a </w:t>
+      </w:r>
+      <w:r>
+        <w:t>session</w:t>
+      </w:r>
+    </w:p>
+    <w:p>
+      <w:pPr>
+        <w:rPr>
+          <w:b/>
+          <w:bCs/>
+          <w:color w:val="4472C4" w:themeColor="accent1"/>
+        </w:rPr>
+      </w:pPr>
+      <w:r>
+        <w:rPr>
+          <w:b/>
+          <w:bCs/>
+          <w:color w:val="4472C4" w:themeColor="accent1"/>
+        </w:rPr>
+        <w:t>Description:</w:t>
+      </w:r>
+    </w:p>
+    <w:p>
+      <w:r>
+        <w:t xml:space="preserve">List </w:t>
+      </w:r>
+      <w:r>
+        <w:t>session details</w:t>
+      </w:r>
+      <w:r>
+        <w:t xml:space="preserve"> by </w:t>
+      </w:r>
+      <w:r>
+        <w:t>session</w:t>
+      </w:r>
+      <w:r>
+        <w:t xml:space="preserve"> id.</w:t>
       </w:r>
     </w:p>
     <w:p>
@@ -810,7 +2981,10 @@
           <w:p>
             <w:proofErr w:type="spellStart"/>
             <w:r>
-              <w:t>Device_id</w:t>
+              <w:t>Session</w:t>
+            </w:r>
+            <w:r>
+              <w:t>_id</w:t>
             </w:r>
             <w:proofErr w:type="spellEnd"/>
           </w:p>
@@ -821,7 +2995,10 @@
           </w:tcPr>
           <w:p>
             <w:r>
-              <w:t>Device id</w:t>
+              <w:t>Session</w:t>
+            </w:r>
+            <w:r>
+              <w:t xml:space="preserve"> id</w:t>
             </w:r>
           </w:p>
         </w:tc>
@@ -831,7 +3008,7 @@
           </w:tcPr>
           <w:p>
             <w:r>
-              <w:t>String</w:t>
+              <w:t>Integer</w:t>
             </w:r>
           </w:p>
         </w:tc>
@@ -864,65 +3041,1221 @@
         <w:rPr>
           <w:highlight w:val="lightGray"/>
         </w:rPr>
-        <w:t>POST /</w:t>
+        <w:lastRenderedPageBreak/>
+        <w:t>GET</w:t>
+      </w:r>
+      <w:r>
+        <w:rPr>
+          <w:highlight w:val="lightGray"/>
+        </w:rPr>
+        <w:t xml:space="preserve"> /</w:t>
       </w:r>
       <w:proofErr w:type="spellStart"/>
       <w:r>
         <w:rPr>
           <w:highlight w:val="lightGray"/>
         </w:rPr>
-        <w:t>register_</w:t>
-      </w:r>
+        <w:t>api</w:t>
+      </w:r>
+      <w:proofErr w:type="spellEnd"/>
+      <w:r>
+        <w:rPr>
+          <w:highlight w:val="lightGray"/>
+        </w:rPr>
+        <w:t>/</w:t>
+      </w:r>
+      <w:r>
+        <w:rPr>
+          <w:highlight w:val="lightGray"/>
+        </w:rPr>
+        <w:t>sessions</w:t>
+      </w:r>
+      <w:r>
+        <w:rPr>
+          <w:highlight w:val="lightGray"/>
+        </w:rPr>
+        <w:t>/</w:t>
+      </w:r>
+      <w:r>
+        <w:rPr>
+          <w:highlight w:val="lightGray"/>
+        </w:rPr>
+        <w:t>8</w:t>
+      </w:r>
+    </w:p>
+    <w:p>
+      <w:pPr>
+        <w:rPr>
+          <w:b/>
+          <w:bCs/>
+          <w:color w:val="4472C4" w:themeColor="accent1"/>
+        </w:rPr>
+      </w:pPr>
+      <w:r>
+        <w:rPr>
+          <w:b/>
+          <w:bCs/>
+          <w:color w:val="4472C4" w:themeColor="accent1"/>
+        </w:rPr>
+        <w:t>Response:</w:t>
+      </w:r>
+    </w:p>
+    <w:tbl>
+      <w:tblPr>
+        <w:tblStyle w:val="a3"/>
+        <w:tblW w:w="0" w:type="auto"/>
+        <w:tblLayout w:type="fixed"/>
+        <w:tblLook w:val="06A0" w:firstRow="1" w:lastRow="0" w:firstColumn="1" w:lastColumn="0" w:noHBand="1" w:noVBand="1"/>
+      </w:tblPr>
+      <w:tblGrid>
+        <w:gridCol w:w="4508"/>
+        <w:gridCol w:w="4508"/>
+      </w:tblGrid>
+      <w:tr>
+        <w:tc>
+          <w:tcPr>
+            <w:tcW w:w="4508" w:type="dxa"/>
+          </w:tcPr>
+          <w:p>
+            <w:r>
+              <w:t>Parameter</w:t>
+            </w:r>
+          </w:p>
+        </w:tc>
+        <w:tc>
+          <w:tcPr>
+            <w:tcW w:w="4508" w:type="dxa"/>
+          </w:tcPr>
+          <w:p>
+            <w:r>
+              <w:t>Description</w:t>
+            </w:r>
+          </w:p>
+        </w:tc>
+      </w:tr>
+      <w:tr>
+        <w:tc>
+          <w:tcPr>
+            <w:tcW w:w="4508" w:type="dxa"/>
+          </w:tcPr>
+          <w:p>
+            <w:r>
+              <w:t>Id</w:t>
+            </w:r>
+          </w:p>
+        </w:tc>
+        <w:tc>
+          <w:tcPr>
+            <w:tcW w:w="4508" w:type="dxa"/>
+          </w:tcPr>
+          <w:p>
+            <w:r>
+              <w:t>Session</w:t>
+            </w:r>
+            <w:r>
+              <w:t xml:space="preserve"> id</w:t>
+            </w:r>
+          </w:p>
+        </w:tc>
+      </w:tr>
+      <w:tr>
+        <w:tc>
+          <w:tcPr>
+            <w:tcW w:w="4508" w:type="dxa"/>
+          </w:tcPr>
+          <w:p>
+            <w:r>
+              <w:t>Name</w:t>
+            </w:r>
+          </w:p>
+        </w:tc>
+        <w:tc>
+          <w:tcPr>
+            <w:tcW w:w="4508" w:type="dxa"/>
+          </w:tcPr>
+          <w:p>
+            <w:r>
+              <w:t>Session start time</w:t>
+            </w:r>
+          </w:p>
+        </w:tc>
+      </w:tr>
+      <w:tr>
+        <w:tc>
+          <w:tcPr>
+            <w:tcW w:w="4508" w:type="dxa"/>
+          </w:tcPr>
+          <w:p>
+            <w:r>
+              <w:rPr>
+                <w:rFonts w:hint="eastAsia"/>
+              </w:rPr>
+              <w:t>D</w:t>
+            </w:r>
+            <w:r>
+              <w:t>evice list</w:t>
+            </w:r>
+          </w:p>
+        </w:tc>
+        <w:tc>
+          <w:tcPr>
+            <w:tcW w:w="4508" w:type="dxa"/>
+          </w:tcPr>
+          <w:p>
+            <w:r>
+              <w:rPr>
+                <w:rFonts w:hint="eastAsia"/>
+              </w:rPr>
+              <w:t>L</w:t>
+            </w:r>
+            <w:r>
+              <w:t>ist all devices in this session</w:t>
+            </w:r>
+          </w:p>
+        </w:tc>
+      </w:tr>
+    </w:tbl>
+    <w:p>
+      <w:pPr>
+        <w:rPr>
+          <w:b/>
+          <w:bCs/>
+          <w:color w:val="4472C4" w:themeColor="accent1"/>
+        </w:rPr>
+      </w:pPr>
+      <w:r>
+        <w:rPr>
+          <w:b/>
+          <w:bCs/>
+          <w:color w:val="4472C4" w:themeColor="accent1"/>
+        </w:rPr>
+        <w:t>Example:</w:t>
+      </w:r>
+    </w:p>
+    <w:p>
+      <w:pPr>
+        <w:widowControl/>
+        <w:shd w:val="clear" w:color="auto" w:fill="FFFFFE"/>
+        <w:spacing w:line="270" w:lineRule="atLeast"/>
+        <w:rPr>
+          <w:rFonts w:ascii="Menlo" w:eastAsia="Times New Roman" w:hAnsi="Menlo" w:cs="Menlo"/>
+          <w:color w:val="000000"/>
+          <w:kern w:val="0"/>
+          <w:sz w:val="18"/>
+          <w:szCs w:val="18"/>
+        </w:rPr>
+      </w:pPr>
+      <w:r>
+        <w:rPr>
+          <w:rFonts w:ascii="Menlo" w:eastAsia="Times New Roman" w:hAnsi="Menlo" w:cs="Menlo"/>
+          <w:color w:val="000000"/>
+          <w:kern w:val="0"/>
+          <w:sz w:val="18"/>
+          <w:szCs w:val="18"/>
+        </w:rPr>
+        <w:t>{</w:t>
+      </w:r>
+    </w:p>
+    <w:p>
+      <w:pPr>
+        <w:widowControl/>
+        <w:shd w:val="clear" w:color="auto" w:fill="FFFFFE"/>
+        <w:spacing w:line="270" w:lineRule="atLeast"/>
+        <w:rPr>
+          <w:rFonts w:ascii="Menlo" w:eastAsia="Times New Roman" w:hAnsi="Menlo" w:cs="Menlo"/>
+          <w:color w:val="000000"/>
+          <w:kern w:val="0"/>
+          <w:sz w:val="18"/>
+          <w:szCs w:val="18"/>
+        </w:rPr>
+      </w:pPr>
+      <w:r>
+        <w:rPr>
+          <w:rFonts w:ascii="Menlo" w:eastAsia="Times New Roman" w:hAnsi="Menlo" w:cs="Menlo"/>
+          <w:color w:val="000000"/>
+          <w:kern w:val="0"/>
+          <w:sz w:val="18"/>
+          <w:szCs w:val="18"/>
+        </w:rPr>
+        <w:t xml:space="preserve">    </w:t>
+      </w:r>
+      <w:r>
+        <w:rPr>
+          <w:rFonts w:ascii="Menlo" w:eastAsia="Times New Roman" w:hAnsi="Menlo" w:cs="Menlo"/>
+          <w:color w:val="A31515"/>
+          <w:kern w:val="0"/>
+          <w:sz w:val="18"/>
+          <w:szCs w:val="18"/>
+        </w:rPr>
+        <w:t>"session"</w:t>
+      </w:r>
+      <w:r>
+        <w:rPr>
+          <w:rFonts w:ascii="Menlo" w:eastAsia="Times New Roman" w:hAnsi="Menlo" w:cs="Menlo"/>
+          <w:color w:val="000000"/>
+          <w:kern w:val="0"/>
+          <w:sz w:val="18"/>
+          <w:szCs w:val="18"/>
+        </w:rPr>
+        <w:t>: {</w:t>
+      </w:r>
+    </w:p>
+    <w:p>
+      <w:pPr>
+        <w:widowControl/>
+        <w:shd w:val="clear" w:color="auto" w:fill="FFFFFE"/>
+        <w:spacing w:line="270" w:lineRule="atLeast"/>
+        <w:rPr>
+          <w:rFonts w:ascii="Menlo" w:eastAsia="Times New Roman" w:hAnsi="Menlo" w:cs="Menlo"/>
+          <w:color w:val="000000"/>
+          <w:kern w:val="0"/>
+          <w:sz w:val="18"/>
+          <w:szCs w:val="18"/>
+        </w:rPr>
+      </w:pPr>
+      <w:r>
+        <w:rPr>
+          <w:rFonts w:ascii="Menlo" w:eastAsia="Times New Roman" w:hAnsi="Menlo" w:cs="Menlo"/>
+          <w:color w:val="000000"/>
+          <w:kern w:val="0"/>
+          <w:sz w:val="18"/>
+          <w:szCs w:val="18"/>
+        </w:rPr>
+        <w:t xml:space="preserve">        </w:t>
+      </w:r>
+      <w:r>
+        <w:rPr>
+          <w:rFonts w:ascii="Menlo" w:eastAsia="Times New Roman" w:hAnsi="Menlo" w:cs="Menlo"/>
+          <w:color w:val="A31515"/>
+          <w:kern w:val="0"/>
+          <w:sz w:val="18"/>
+          <w:szCs w:val="18"/>
+        </w:rPr>
+        <w:t>"devices"</w:t>
+      </w:r>
+      <w:r>
+        <w:rPr>
+          <w:rFonts w:ascii="Menlo" w:eastAsia="Times New Roman" w:hAnsi="Menlo" w:cs="Menlo"/>
+          <w:color w:val="000000"/>
+          <w:kern w:val="0"/>
+          <w:sz w:val="18"/>
+          <w:szCs w:val="18"/>
+        </w:rPr>
+        <w:t>: [</w:t>
+      </w:r>
+    </w:p>
+    <w:p>
+      <w:pPr>
+        <w:widowControl/>
+        <w:shd w:val="clear" w:color="auto" w:fill="FFFFFE"/>
+        <w:spacing w:line="270" w:lineRule="atLeast"/>
+        <w:rPr>
+          <w:rFonts w:ascii="Menlo" w:eastAsia="Times New Roman" w:hAnsi="Menlo" w:cs="Menlo"/>
+          <w:color w:val="000000"/>
+          <w:kern w:val="0"/>
+          <w:sz w:val="18"/>
+          <w:szCs w:val="18"/>
+        </w:rPr>
+      </w:pPr>
+      <w:r>
+        <w:rPr>
+          <w:rFonts w:ascii="Menlo" w:eastAsia="Times New Roman" w:hAnsi="Menlo" w:cs="Menlo"/>
+          <w:color w:val="000000"/>
+          <w:kern w:val="0"/>
+          <w:sz w:val="18"/>
+          <w:szCs w:val="18"/>
+        </w:rPr>
+        <w:t xml:space="preserve">            {</w:t>
+      </w:r>
+    </w:p>
+    <w:p>
+      <w:pPr>
+        <w:widowControl/>
+        <w:shd w:val="clear" w:color="auto" w:fill="FFFFFE"/>
+        <w:spacing w:line="270" w:lineRule="atLeast"/>
+        <w:rPr>
+          <w:rFonts w:ascii="Menlo" w:eastAsia="Times New Roman" w:hAnsi="Menlo" w:cs="Menlo"/>
+          <w:color w:val="000000"/>
+          <w:kern w:val="0"/>
+          <w:sz w:val="18"/>
+          <w:szCs w:val="18"/>
+        </w:rPr>
+      </w:pPr>
+      <w:r>
+        <w:rPr>
+          <w:rFonts w:ascii="Menlo" w:eastAsia="Times New Roman" w:hAnsi="Menlo" w:cs="Menlo"/>
+          <w:color w:val="000000"/>
+          <w:kern w:val="0"/>
+          <w:sz w:val="18"/>
+          <w:szCs w:val="18"/>
+        </w:rPr>
+        <w:t xml:space="preserve">                </w:t>
+      </w:r>
+      <w:r>
+        <w:rPr>
+          <w:rFonts w:ascii="Menlo" w:eastAsia="Times New Roman" w:hAnsi="Menlo" w:cs="Menlo"/>
+          <w:color w:val="A31515"/>
+          <w:kern w:val="0"/>
+          <w:sz w:val="18"/>
+          <w:szCs w:val="18"/>
+        </w:rPr>
+        <w:t>"id"</w:t>
+      </w:r>
+      <w:r>
+        <w:rPr>
+          <w:rFonts w:ascii="Menlo" w:eastAsia="Times New Roman" w:hAnsi="Menlo" w:cs="Menlo"/>
+          <w:color w:val="000000"/>
+          <w:kern w:val="0"/>
+          <w:sz w:val="18"/>
+          <w:szCs w:val="18"/>
+        </w:rPr>
+        <w:t xml:space="preserve">: </w:t>
+      </w:r>
+      <w:r>
+        <w:rPr>
+          <w:rFonts w:ascii="Menlo" w:eastAsia="Times New Roman" w:hAnsi="Menlo" w:cs="Menlo"/>
+          <w:color w:val="0451A5"/>
+          <w:kern w:val="0"/>
+          <w:sz w:val="18"/>
+          <w:szCs w:val="18"/>
+        </w:rPr>
+        <w:t>"RCKH"</w:t>
+      </w:r>
+      <w:r>
+        <w:rPr>
+          <w:rFonts w:ascii="Menlo" w:eastAsia="Times New Roman" w:hAnsi="Menlo" w:cs="Menlo"/>
+          <w:color w:val="000000"/>
+          <w:kern w:val="0"/>
+          <w:sz w:val="18"/>
+          <w:szCs w:val="18"/>
+        </w:rPr>
+        <w:t>,</w:t>
+      </w:r>
+    </w:p>
+    <w:p>
+      <w:pPr>
+        <w:widowControl/>
+        <w:shd w:val="clear" w:color="auto" w:fill="FFFFFE"/>
+        <w:spacing w:line="270" w:lineRule="atLeast"/>
+        <w:rPr>
+          <w:rFonts w:ascii="Menlo" w:eastAsia="Times New Roman" w:hAnsi="Menlo" w:cs="Menlo"/>
+          <w:color w:val="000000"/>
+          <w:kern w:val="0"/>
+          <w:sz w:val="18"/>
+          <w:szCs w:val="18"/>
+        </w:rPr>
+      </w:pPr>
+      <w:r>
+        <w:rPr>
+          <w:rFonts w:ascii="Menlo" w:eastAsia="Times New Roman" w:hAnsi="Menlo" w:cs="Menlo"/>
+          <w:color w:val="000000"/>
+          <w:kern w:val="0"/>
+          <w:sz w:val="18"/>
+          <w:szCs w:val="18"/>
+        </w:rPr>
+        <w:t xml:space="preserve">                </w:t>
+      </w:r>
+      <w:r>
+        <w:rPr>
+          <w:rFonts w:ascii="Menlo" w:eastAsia="Times New Roman" w:hAnsi="Menlo" w:cs="Menlo"/>
+          <w:color w:val="A31515"/>
+          <w:kern w:val="0"/>
+          <w:sz w:val="18"/>
+          <w:szCs w:val="18"/>
+        </w:rPr>
+        <w:t>"name"</w:t>
+      </w:r>
+      <w:r>
+        <w:rPr>
+          <w:rFonts w:ascii="Menlo" w:eastAsia="Times New Roman" w:hAnsi="Menlo" w:cs="Menlo"/>
+          <w:color w:val="000000"/>
+          <w:kern w:val="0"/>
+          <w:sz w:val="18"/>
+          <w:szCs w:val="18"/>
+        </w:rPr>
+        <w:t xml:space="preserve">: </w:t>
+      </w:r>
+      <w:r>
+        <w:rPr>
+          <w:rFonts w:ascii="Menlo" w:eastAsia="Times New Roman" w:hAnsi="Menlo" w:cs="Menlo"/>
+          <w:color w:val="0451A5"/>
+          <w:kern w:val="0"/>
+          <w:sz w:val="18"/>
+          <w:szCs w:val="18"/>
+        </w:rPr>
+        <w:t>"CONSOLE40-RCKH"</w:t>
+      </w:r>
+    </w:p>
+    <w:p>
+      <w:pPr>
+        <w:widowControl/>
+        <w:shd w:val="clear" w:color="auto" w:fill="FFFFFE"/>
+        <w:spacing w:line="270" w:lineRule="atLeast"/>
+        <w:rPr>
+          <w:rFonts w:ascii="Menlo" w:eastAsia="Times New Roman" w:hAnsi="Menlo" w:cs="Menlo"/>
+          <w:color w:val="000000"/>
+          <w:kern w:val="0"/>
+          <w:sz w:val="18"/>
+          <w:szCs w:val="18"/>
+        </w:rPr>
+      </w:pPr>
+      <w:r>
+        <w:rPr>
+          <w:rFonts w:ascii="Menlo" w:eastAsia="Times New Roman" w:hAnsi="Menlo" w:cs="Menlo"/>
+          <w:color w:val="000000"/>
+          <w:kern w:val="0"/>
+          <w:sz w:val="18"/>
+          <w:szCs w:val="18"/>
+        </w:rPr>
+        <w:t xml:space="preserve">            },</w:t>
+      </w:r>
+    </w:p>
+    <w:p>
+      <w:pPr>
+        <w:widowControl/>
+        <w:shd w:val="clear" w:color="auto" w:fill="FFFFFE"/>
+        <w:spacing w:line="270" w:lineRule="atLeast"/>
+        <w:rPr>
+          <w:rFonts w:ascii="Menlo" w:eastAsia="Times New Roman" w:hAnsi="Menlo" w:cs="Menlo"/>
+          <w:color w:val="000000"/>
+          <w:kern w:val="0"/>
+          <w:sz w:val="18"/>
+          <w:szCs w:val="18"/>
+        </w:rPr>
+      </w:pPr>
+      <w:r>
+        <w:rPr>
+          <w:rFonts w:ascii="Menlo" w:eastAsia="Times New Roman" w:hAnsi="Menlo" w:cs="Menlo"/>
+          <w:color w:val="000000"/>
+          <w:kern w:val="0"/>
+          <w:sz w:val="18"/>
+          <w:szCs w:val="18"/>
+        </w:rPr>
+        <w:t xml:space="preserve">            {</w:t>
+      </w:r>
+    </w:p>
+    <w:p>
+      <w:pPr>
+        <w:widowControl/>
+        <w:shd w:val="clear" w:color="auto" w:fill="FFFFFE"/>
+        <w:spacing w:line="270" w:lineRule="atLeast"/>
+        <w:rPr>
+          <w:rFonts w:ascii="Menlo" w:eastAsia="Times New Roman" w:hAnsi="Menlo" w:cs="Menlo"/>
+          <w:color w:val="000000"/>
+          <w:kern w:val="0"/>
+          <w:sz w:val="18"/>
+          <w:szCs w:val="18"/>
+        </w:rPr>
+      </w:pPr>
+      <w:r>
+        <w:rPr>
+          <w:rFonts w:ascii="Menlo" w:eastAsia="Times New Roman" w:hAnsi="Menlo" w:cs="Menlo"/>
+          <w:color w:val="000000"/>
+          <w:kern w:val="0"/>
+          <w:sz w:val="18"/>
+          <w:szCs w:val="18"/>
+        </w:rPr>
+        <w:t xml:space="preserve">                </w:t>
+      </w:r>
+      <w:r>
+        <w:rPr>
+          <w:rFonts w:ascii="Menlo" w:eastAsia="Times New Roman" w:hAnsi="Menlo" w:cs="Menlo"/>
+          <w:color w:val="A31515"/>
+          <w:kern w:val="0"/>
+          <w:sz w:val="18"/>
+          <w:szCs w:val="18"/>
+        </w:rPr>
+        <w:t>"id"</w:t>
+      </w:r>
+      <w:r>
+        <w:rPr>
+          <w:rFonts w:ascii="Menlo" w:eastAsia="Times New Roman" w:hAnsi="Menlo" w:cs="Menlo"/>
+          <w:color w:val="000000"/>
+          <w:kern w:val="0"/>
+          <w:sz w:val="18"/>
+          <w:szCs w:val="18"/>
+        </w:rPr>
+        <w:t xml:space="preserve">: </w:t>
+      </w:r>
+      <w:r>
+        <w:rPr>
+          <w:rFonts w:ascii="Menlo" w:eastAsia="Times New Roman" w:hAnsi="Menlo" w:cs="Menlo"/>
+          <w:color w:val="0451A5"/>
+          <w:kern w:val="0"/>
+          <w:sz w:val="18"/>
+          <w:szCs w:val="18"/>
+        </w:rPr>
+        <w:t>"RCKH"</w:t>
+      </w:r>
+      <w:r>
+        <w:rPr>
+          <w:rFonts w:ascii="Menlo" w:eastAsia="Times New Roman" w:hAnsi="Menlo" w:cs="Menlo"/>
+          <w:color w:val="000000"/>
+          <w:kern w:val="0"/>
+          <w:sz w:val="18"/>
+          <w:szCs w:val="18"/>
+        </w:rPr>
+        <w:t>,</w:t>
+      </w:r>
+    </w:p>
+    <w:p>
+      <w:pPr>
+        <w:widowControl/>
+        <w:shd w:val="clear" w:color="auto" w:fill="FFFFFE"/>
+        <w:spacing w:line="270" w:lineRule="atLeast"/>
+        <w:rPr>
+          <w:rFonts w:ascii="Menlo" w:eastAsia="Times New Roman" w:hAnsi="Menlo" w:cs="Menlo"/>
+          <w:color w:val="000000"/>
+          <w:kern w:val="0"/>
+          <w:sz w:val="18"/>
+          <w:szCs w:val="18"/>
+        </w:rPr>
+      </w:pPr>
+      <w:r>
+        <w:rPr>
+          <w:rFonts w:ascii="Menlo" w:eastAsia="Times New Roman" w:hAnsi="Menlo" w:cs="Menlo"/>
+          <w:color w:val="000000"/>
+          <w:kern w:val="0"/>
+          <w:sz w:val="18"/>
+          <w:szCs w:val="18"/>
+        </w:rPr>
+        <w:t xml:space="preserve">                </w:t>
+      </w:r>
+      <w:r>
+        <w:rPr>
+          <w:rFonts w:ascii="Menlo" w:eastAsia="Times New Roman" w:hAnsi="Menlo" w:cs="Menlo"/>
+          <w:color w:val="A31515"/>
+          <w:kern w:val="0"/>
+          <w:sz w:val="18"/>
+          <w:szCs w:val="18"/>
+        </w:rPr>
+        <w:t>"name"</w:t>
+      </w:r>
+      <w:r>
+        <w:rPr>
+          <w:rFonts w:ascii="Menlo" w:eastAsia="Times New Roman" w:hAnsi="Menlo" w:cs="Menlo"/>
+          <w:color w:val="000000"/>
+          <w:kern w:val="0"/>
+          <w:sz w:val="18"/>
+          <w:szCs w:val="18"/>
+        </w:rPr>
+        <w:t xml:space="preserve">: </w:t>
+      </w:r>
+      <w:r>
+        <w:rPr>
+          <w:rFonts w:ascii="Menlo" w:eastAsia="Times New Roman" w:hAnsi="Menlo" w:cs="Menlo"/>
+          <w:color w:val="0451A5"/>
+          <w:kern w:val="0"/>
+          <w:sz w:val="18"/>
+          <w:szCs w:val="18"/>
+        </w:rPr>
+        <w:t>"CONSOLE40-RCKH"</w:t>
+      </w:r>
+    </w:p>
+    <w:p>
+      <w:pPr>
+        <w:widowControl/>
+        <w:shd w:val="clear" w:color="auto" w:fill="FFFFFE"/>
+        <w:spacing w:line="270" w:lineRule="atLeast"/>
+        <w:rPr>
+          <w:rFonts w:ascii="Menlo" w:eastAsia="Times New Roman" w:hAnsi="Menlo" w:cs="Menlo"/>
+          <w:color w:val="000000"/>
+          <w:kern w:val="0"/>
+          <w:sz w:val="18"/>
+          <w:szCs w:val="18"/>
+        </w:rPr>
+      </w:pPr>
+      <w:r>
+        <w:rPr>
+          <w:rFonts w:ascii="Menlo" w:eastAsia="Times New Roman" w:hAnsi="Menlo" w:cs="Menlo"/>
+          <w:color w:val="000000"/>
+          <w:kern w:val="0"/>
+          <w:sz w:val="18"/>
+          <w:szCs w:val="18"/>
+        </w:rPr>
+        <w:t xml:space="preserve">            }</w:t>
+      </w:r>
+    </w:p>
+    <w:p>
+      <w:pPr>
+        <w:widowControl/>
+        <w:shd w:val="clear" w:color="auto" w:fill="FFFFFE"/>
+        <w:spacing w:line="270" w:lineRule="atLeast"/>
+        <w:rPr>
+          <w:rFonts w:ascii="Menlo" w:eastAsia="Times New Roman" w:hAnsi="Menlo" w:cs="Menlo"/>
+          <w:color w:val="000000"/>
+          <w:kern w:val="0"/>
+          <w:sz w:val="18"/>
+          <w:szCs w:val="18"/>
+        </w:rPr>
+      </w:pPr>
+      <w:r>
+        <w:rPr>
+          <w:rFonts w:ascii="Menlo" w:eastAsia="Times New Roman" w:hAnsi="Menlo" w:cs="Menlo"/>
+          <w:color w:val="000000"/>
+          <w:kern w:val="0"/>
+          <w:sz w:val="18"/>
+          <w:szCs w:val="18"/>
+        </w:rPr>
+        <w:t xml:space="preserve">        ],</w:t>
+      </w:r>
+    </w:p>
+    <w:p>
+      <w:pPr>
+        <w:widowControl/>
+        <w:shd w:val="clear" w:color="auto" w:fill="FFFFFE"/>
+        <w:spacing w:line="270" w:lineRule="atLeast"/>
+        <w:rPr>
+          <w:rFonts w:ascii="Menlo" w:eastAsia="Times New Roman" w:hAnsi="Menlo" w:cs="Menlo"/>
+          <w:color w:val="000000"/>
+          <w:kern w:val="0"/>
+          <w:sz w:val="18"/>
+          <w:szCs w:val="18"/>
+        </w:rPr>
+      </w:pPr>
+      <w:r>
+        <w:rPr>
+          <w:rFonts w:ascii="Menlo" w:eastAsia="Times New Roman" w:hAnsi="Menlo" w:cs="Menlo"/>
+          <w:color w:val="000000"/>
+          <w:kern w:val="0"/>
+          <w:sz w:val="18"/>
+          <w:szCs w:val="18"/>
+        </w:rPr>
+        <w:t xml:space="preserve">        </w:t>
+      </w:r>
+      <w:r>
+        <w:rPr>
+          <w:rFonts w:ascii="Menlo" w:eastAsia="Times New Roman" w:hAnsi="Menlo" w:cs="Menlo"/>
+          <w:color w:val="A31515"/>
+          <w:kern w:val="0"/>
+          <w:sz w:val="18"/>
+          <w:szCs w:val="18"/>
+        </w:rPr>
+        <w:t>"id"</w:t>
+      </w:r>
+      <w:r>
+        <w:rPr>
+          <w:rFonts w:ascii="Menlo" w:eastAsia="Times New Roman" w:hAnsi="Menlo" w:cs="Menlo"/>
+          <w:color w:val="000000"/>
+          <w:kern w:val="0"/>
+          <w:sz w:val="18"/>
+          <w:szCs w:val="18"/>
+        </w:rPr>
+        <w:t xml:space="preserve">: </w:t>
+      </w:r>
+      <w:r>
+        <w:rPr>
+          <w:rFonts w:ascii="Menlo" w:eastAsia="Times New Roman" w:hAnsi="Menlo" w:cs="Menlo"/>
+          <w:color w:val="098658"/>
+          <w:kern w:val="0"/>
+          <w:sz w:val="18"/>
+          <w:szCs w:val="18"/>
+        </w:rPr>
+        <w:t>8</w:t>
+      </w:r>
+      <w:r>
+        <w:rPr>
+          <w:rFonts w:ascii="Menlo" w:eastAsia="Times New Roman" w:hAnsi="Menlo" w:cs="Menlo"/>
+          <w:color w:val="000000"/>
+          <w:kern w:val="0"/>
+          <w:sz w:val="18"/>
+          <w:szCs w:val="18"/>
+        </w:rPr>
+        <w:t>,</w:t>
+      </w:r>
+    </w:p>
+    <w:p>
+      <w:pPr>
+        <w:widowControl/>
+        <w:shd w:val="clear" w:color="auto" w:fill="FFFFFE"/>
+        <w:spacing w:line="270" w:lineRule="atLeast"/>
+        <w:rPr>
+          <w:rFonts w:ascii="Menlo" w:eastAsia="Times New Roman" w:hAnsi="Menlo" w:cs="Menlo"/>
+          <w:color w:val="000000"/>
+          <w:kern w:val="0"/>
+          <w:sz w:val="18"/>
+          <w:szCs w:val="18"/>
+        </w:rPr>
+      </w:pPr>
+      <w:r>
+        <w:rPr>
+          <w:rFonts w:ascii="Menlo" w:eastAsia="Times New Roman" w:hAnsi="Menlo" w:cs="Menlo"/>
+          <w:color w:val="000000"/>
+          <w:kern w:val="0"/>
+          <w:sz w:val="18"/>
+          <w:szCs w:val="18"/>
+        </w:rPr>
+        <w:t xml:space="preserve">        </w:t>
+      </w:r>
+      <w:r>
+        <w:rPr>
+          <w:rFonts w:ascii="Menlo" w:eastAsia="Times New Roman" w:hAnsi="Menlo" w:cs="Menlo"/>
+          <w:color w:val="A31515"/>
+          <w:kern w:val="0"/>
+          <w:sz w:val="18"/>
+          <w:szCs w:val="18"/>
+        </w:rPr>
+        <w:t>"</w:t>
+      </w:r>
+      <w:proofErr w:type="spellStart"/>
+      <w:r>
+        <w:rPr>
+          <w:rFonts w:ascii="Menlo" w:eastAsia="Times New Roman" w:hAnsi="Menlo" w:cs="Menlo"/>
+          <w:color w:val="A31515"/>
+          <w:kern w:val="0"/>
+          <w:sz w:val="18"/>
+          <w:szCs w:val="18"/>
+        </w:rPr>
+        <w:t>startTime</w:t>
+      </w:r>
+      <w:proofErr w:type="spellEnd"/>
+      <w:r>
+        <w:rPr>
+          <w:rFonts w:ascii="Menlo" w:eastAsia="Times New Roman" w:hAnsi="Menlo" w:cs="Menlo"/>
+          <w:color w:val="A31515"/>
+          <w:kern w:val="0"/>
+          <w:sz w:val="18"/>
+          <w:szCs w:val="18"/>
+        </w:rPr>
+        <w:t>"</w:t>
+      </w:r>
+      <w:r>
+        <w:rPr>
+          <w:rFonts w:ascii="Menlo" w:eastAsia="Times New Roman" w:hAnsi="Menlo" w:cs="Menlo"/>
+          <w:color w:val="000000"/>
+          <w:kern w:val="0"/>
+          <w:sz w:val="18"/>
+          <w:szCs w:val="18"/>
+        </w:rPr>
+        <w:t xml:space="preserve">: </w:t>
+      </w:r>
+      <w:r>
+        <w:rPr>
+          <w:rFonts w:ascii="Menlo" w:eastAsia="Times New Roman" w:hAnsi="Menlo" w:cs="Menlo"/>
+          <w:color w:val="0451A5"/>
+          <w:kern w:val="0"/>
+          <w:sz w:val="18"/>
+          <w:szCs w:val="18"/>
+        </w:rPr>
+        <w:t>"Wed, 26 Jan 2022 09:39:51 GMT"</w:t>
+      </w:r>
+    </w:p>
+    <w:p>
+      <w:pPr>
+        <w:widowControl/>
+        <w:shd w:val="clear" w:color="auto" w:fill="FFFFFE"/>
+        <w:spacing w:line="270" w:lineRule="atLeast"/>
+        <w:rPr>
+          <w:rFonts w:ascii="Menlo" w:eastAsia="Times New Roman" w:hAnsi="Menlo" w:cs="Menlo"/>
+          <w:color w:val="000000"/>
+          <w:kern w:val="0"/>
+          <w:sz w:val="18"/>
+          <w:szCs w:val="18"/>
+        </w:rPr>
+      </w:pPr>
+      <w:r>
+        <w:rPr>
+          <w:rFonts w:ascii="Menlo" w:eastAsia="Times New Roman" w:hAnsi="Menlo" w:cs="Menlo"/>
+          <w:color w:val="000000"/>
+          <w:kern w:val="0"/>
+          <w:sz w:val="18"/>
+          <w:szCs w:val="18"/>
+        </w:rPr>
+        <w:t xml:space="preserve">    }</w:t>
+      </w:r>
+    </w:p>
+    <w:p>
+      <w:pPr>
+        <w:widowControl/>
+        <w:shd w:val="clear" w:color="auto" w:fill="FFFFFE"/>
+        <w:spacing w:line="270" w:lineRule="atLeast"/>
+        <w:rPr>
+          <w:rFonts w:ascii="Menlo" w:eastAsia="Times New Roman" w:hAnsi="Menlo" w:cs="Menlo"/>
+          <w:color w:val="000000"/>
+          <w:kern w:val="0"/>
+          <w:sz w:val="18"/>
+          <w:szCs w:val="18"/>
+        </w:rPr>
+      </w:pPr>
+      <w:r>
+        <w:rPr>
+          <w:rFonts w:ascii="Menlo" w:eastAsia="Times New Roman" w:hAnsi="Menlo" w:cs="Menlo"/>
+          <w:color w:val="000000"/>
+          <w:kern w:val="0"/>
+          <w:sz w:val="18"/>
+          <w:szCs w:val="18"/>
+        </w:rPr>
+        <w:t>}</w:t>
+      </w:r>
+    </w:p>
+    <w:p>
+      <w:pPr>
+        <w:widowControl/>
+        <w:shd w:val="clear" w:color="auto" w:fill="FFFFFE"/>
+        <w:spacing w:line="270" w:lineRule="atLeast"/>
+        <w:rPr>
+          <w:rFonts w:ascii="Menlo" w:eastAsia="Times New Roman" w:hAnsi="Menlo" w:cs="Menlo"/>
+          <w:color w:val="000000"/>
+          <w:kern w:val="0"/>
+          <w:sz w:val="18"/>
+          <w:szCs w:val="18"/>
+        </w:rPr>
+      </w:pPr>
+    </w:p>
+    <w:p>
+      <w:pPr>
+        <w:pStyle w:val="4"/>
+        <w:rPr>
+          <w:rFonts w:ascii="Calibri Light" w:eastAsia="新細明體" w:hAnsi="Calibri Light"/>
+          <w:b/>
+          <w:bCs/>
+        </w:rPr>
+      </w:pPr>
+      <w:r>
+        <w:t xml:space="preserve">Create a </w:t>
+      </w:r>
+      <w:r>
+        <w:t>session</w:t>
+      </w:r>
+    </w:p>
+    <w:p>
+      <w:pPr>
+        <w:rPr>
+          <w:b/>
+          <w:bCs/>
+          <w:color w:val="4472C4" w:themeColor="accent1"/>
+        </w:rPr>
+      </w:pPr>
+      <w:r>
+        <w:rPr>
+          <w:b/>
+          <w:bCs/>
+          <w:color w:val="4472C4" w:themeColor="accent1"/>
+        </w:rPr>
+        <w:t>Description:</w:t>
+      </w:r>
+    </w:p>
+    <w:p>
+      <w:r>
+        <w:t xml:space="preserve">Create </w:t>
+      </w:r>
+      <w:r>
+        <w:t>session</w:t>
+      </w:r>
+      <w:r>
+        <w:t>.</w:t>
+      </w:r>
+    </w:p>
+    <w:p>
+      <w:pPr>
+        <w:rPr>
+          <w:b/>
+          <w:bCs/>
+          <w:color w:val="4472C4" w:themeColor="accent1"/>
+        </w:rPr>
+      </w:pPr>
+      <w:r>
+        <w:rPr>
+          <w:b/>
+          <w:bCs/>
+          <w:color w:val="4472C4" w:themeColor="accent1"/>
+        </w:rPr>
+        <w:t>Example:</w:t>
+      </w:r>
+    </w:p>
+    <w:p>
+      <w:pPr>
+        <w:rPr>
+          <w:highlight w:val="lightGray"/>
+        </w:rPr>
+      </w:pPr>
+      <w:r>
+        <w:rPr>
+          <w:highlight w:val="lightGray"/>
+        </w:rPr>
+        <w:t>POST</w:t>
+      </w:r>
+      <w:r>
+        <w:rPr>
+          <w:highlight w:val="lightGray"/>
+        </w:rPr>
+        <w:t xml:space="preserve"> /</w:t>
+      </w:r>
+      <w:proofErr w:type="spellStart"/>
+      <w:r>
+        <w:rPr>
+          <w:highlight w:val="lightGray"/>
+        </w:rPr>
+        <w:t>api</w:t>
+      </w:r>
+      <w:proofErr w:type="spellEnd"/>
+      <w:r>
+        <w:rPr>
+          <w:highlight w:val="lightGray"/>
+        </w:rPr>
+        <w:t>/</w:t>
+      </w:r>
+      <w:r>
+        <w:rPr>
+          <w:highlight w:val="lightGray"/>
+        </w:rPr>
+        <w:t>sessions</w:t>
+      </w:r>
+    </w:p>
+    <w:p>
+      <w:pPr>
+        <w:rPr>
+          <w:b/>
+          <w:bCs/>
+          <w:color w:val="4472C4" w:themeColor="accent1"/>
+        </w:rPr>
+      </w:pPr>
+      <w:r>
+        <w:rPr>
+          <w:b/>
+          <w:bCs/>
+          <w:color w:val="4472C4" w:themeColor="accent1"/>
+        </w:rPr>
+        <w:t>Response:</w:t>
+      </w:r>
+    </w:p>
+    <w:tbl>
+      <w:tblPr>
+        <w:tblStyle w:val="a3"/>
+        <w:tblW w:w="0" w:type="auto"/>
+        <w:tblLayout w:type="fixed"/>
+        <w:tblLook w:val="06A0" w:firstRow="1" w:lastRow="0" w:firstColumn="1" w:lastColumn="0" w:noHBand="1" w:noVBand="1"/>
+      </w:tblPr>
+      <w:tblGrid>
+        <w:gridCol w:w="4508"/>
+        <w:gridCol w:w="4508"/>
+      </w:tblGrid>
+      <w:tr>
+        <w:tc>
+          <w:tcPr>
+            <w:tcW w:w="4508" w:type="dxa"/>
+            <w:tcBorders>
+              <w:top w:val="single" w:sz="4" w:space="0" w:color="000000" w:themeColor="text1"/>
+              <w:left w:val="single" w:sz="4" w:space="0" w:color="000000" w:themeColor="text1"/>
+              <w:bottom w:val="single" w:sz="4" w:space="0" w:color="000000" w:themeColor="text1"/>
+              <w:right w:val="single" w:sz="4" w:space="0" w:color="000000" w:themeColor="text1"/>
+            </w:tcBorders>
+            <w:hideMark/>
+          </w:tcPr>
+          <w:p>
+            <w:r>
+              <w:t>Parameter</w:t>
+            </w:r>
+          </w:p>
+        </w:tc>
+        <w:tc>
+          <w:tcPr>
+            <w:tcW w:w="4508" w:type="dxa"/>
+            <w:tcBorders>
+              <w:top w:val="single" w:sz="4" w:space="0" w:color="000000" w:themeColor="text1"/>
+              <w:left w:val="single" w:sz="4" w:space="0" w:color="000000" w:themeColor="text1"/>
+              <w:bottom w:val="single" w:sz="4" w:space="0" w:color="000000" w:themeColor="text1"/>
+              <w:right w:val="single" w:sz="4" w:space="0" w:color="000000" w:themeColor="text1"/>
+            </w:tcBorders>
+            <w:hideMark/>
+          </w:tcPr>
+          <w:p>
+            <w:r>
+              <w:t>Description</w:t>
+            </w:r>
+          </w:p>
+        </w:tc>
+      </w:tr>
+      <w:tr>
+        <w:tc>
+          <w:tcPr>
+            <w:tcW w:w="4508" w:type="dxa"/>
+            <w:tcBorders>
+              <w:top w:val="single" w:sz="4" w:space="0" w:color="000000" w:themeColor="text1"/>
+              <w:left w:val="single" w:sz="4" w:space="0" w:color="000000" w:themeColor="text1"/>
+              <w:bottom w:val="single" w:sz="4" w:space="0" w:color="000000" w:themeColor="text1"/>
+              <w:right w:val="single" w:sz="4" w:space="0" w:color="000000" w:themeColor="text1"/>
+            </w:tcBorders>
+            <w:hideMark/>
+          </w:tcPr>
+          <w:p>
+            <w:proofErr w:type="spellStart"/>
+            <w:r>
+              <w:t>Session_id</w:t>
+            </w:r>
+            <w:proofErr w:type="spellEnd"/>
+          </w:p>
+        </w:tc>
+        <w:tc>
+          <w:tcPr>
+            <w:tcW w:w="4508" w:type="dxa"/>
+            <w:tcBorders>
+              <w:top w:val="single" w:sz="4" w:space="0" w:color="000000" w:themeColor="text1"/>
+              <w:left w:val="single" w:sz="4" w:space="0" w:color="000000" w:themeColor="text1"/>
+              <w:bottom w:val="single" w:sz="4" w:space="0" w:color="000000" w:themeColor="text1"/>
+              <w:right w:val="single" w:sz="4" w:space="0" w:color="000000" w:themeColor="text1"/>
+            </w:tcBorders>
+            <w:hideMark/>
+          </w:tcPr>
+          <w:p>
+            <w:r>
+              <w:t>Session id</w:t>
+            </w:r>
+          </w:p>
+        </w:tc>
+      </w:tr>
+    </w:tbl>
+    <w:p>
+      <w:pPr>
+        <w:rPr>
+          <w:b/>
+          <w:bCs/>
+          <w:color w:val="4472C4" w:themeColor="accent1"/>
+        </w:rPr>
+      </w:pPr>
+      <w:r>
+        <w:rPr>
+          <w:b/>
+          <w:bCs/>
+          <w:color w:val="4472C4" w:themeColor="accent1"/>
+        </w:rPr>
+        <w:t>Example:</w:t>
+      </w:r>
+    </w:p>
+    <w:p>
+      <w:pPr>
+        <w:widowControl/>
+        <w:shd w:val="clear" w:color="auto" w:fill="FFFFFE"/>
+        <w:spacing w:line="270" w:lineRule="atLeast"/>
+        <w:rPr>
+          <w:rFonts w:ascii="Menlo" w:eastAsia="Times New Roman" w:hAnsi="Menlo" w:cs="Menlo"/>
+          <w:color w:val="000000"/>
+          <w:kern w:val="0"/>
+          <w:sz w:val="18"/>
+          <w:szCs w:val="18"/>
+        </w:rPr>
+      </w:pPr>
+      <w:r>
+        <w:rPr>
+          <w:rFonts w:ascii="Menlo" w:eastAsia="Times New Roman" w:hAnsi="Menlo" w:cs="Menlo"/>
+          <w:color w:val="000000"/>
+          <w:kern w:val="0"/>
+          <w:sz w:val="18"/>
+          <w:szCs w:val="18"/>
+        </w:rPr>
+        <w:t>{</w:t>
+      </w:r>
+    </w:p>
+    <w:p>
+      <w:pPr>
+        <w:widowControl/>
+        <w:shd w:val="clear" w:color="auto" w:fill="FFFFFE"/>
+        <w:spacing w:line="270" w:lineRule="atLeast"/>
+        <w:rPr>
+          <w:rFonts w:ascii="Menlo" w:eastAsia="Times New Roman" w:hAnsi="Menlo" w:cs="Menlo"/>
+          <w:color w:val="000000"/>
+          <w:kern w:val="0"/>
+          <w:sz w:val="18"/>
+          <w:szCs w:val="18"/>
+        </w:rPr>
+      </w:pPr>
+      <w:r>
+        <w:rPr>
+          <w:rFonts w:ascii="Menlo" w:eastAsia="Times New Roman" w:hAnsi="Menlo" w:cs="Menlo"/>
+          <w:color w:val="000000"/>
+          <w:kern w:val="0"/>
+          <w:sz w:val="18"/>
+          <w:szCs w:val="18"/>
+        </w:rPr>
+        <w:t xml:space="preserve">    </w:t>
+      </w:r>
+      <w:r>
+        <w:rPr>
+          <w:rFonts w:ascii="Menlo" w:eastAsia="Times New Roman" w:hAnsi="Menlo" w:cs="Menlo"/>
+          <w:color w:val="A31515"/>
+          <w:kern w:val="0"/>
+          <w:sz w:val="18"/>
+          <w:szCs w:val="18"/>
+        </w:rPr>
+        <w:t>"</w:t>
+      </w:r>
+      <w:proofErr w:type="spellStart"/>
       <w:proofErr w:type="gramStart"/>
       <w:r>
         <w:rPr>
-          <w:highlight w:val="lightGray"/>
-        </w:rPr>
-        <w:t>device</w:t>
+          <w:rFonts w:ascii="Menlo" w:eastAsia="Times New Roman" w:hAnsi="Menlo" w:cs="Menlo"/>
+          <w:color w:val="A31515"/>
+          <w:kern w:val="0"/>
+          <w:sz w:val="18"/>
+          <w:szCs w:val="18"/>
+        </w:rPr>
+        <w:t>session</w:t>
+      </w:r>
+      <w:proofErr w:type="gramEnd"/>
+      <w:r>
+        <w:rPr>
+          <w:rFonts w:ascii="Menlo" w:eastAsia="Times New Roman" w:hAnsi="Menlo" w:cs="Menlo"/>
+          <w:color w:val="A31515"/>
+          <w:kern w:val="0"/>
+          <w:sz w:val="18"/>
+          <w:szCs w:val="18"/>
+        </w:rPr>
+        <w:t>_id</w:t>
       </w:r>
       <w:proofErr w:type="spellEnd"/>
       <w:r>
         <w:rPr>
-          <w:highlight w:val="lightGray"/>
-        </w:rPr>
-        <w:t>?&amp;</w:t>
-      </w:r>
-      <w:proofErr w:type="spellStart"/>
-      <w:proofErr w:type="gramEnd"/>
-      <w:r>
-        <w:rPr>
-          <w:highlight w:val="lightGray"/>
-        </w:rPr>
-        <w:t>device_id</w:t>
-      </w:r>
-      <w:proofErr w:type="spellEnd"/>
-      <w:r>
-        <w:rPr>
-          <w:highlight w:val="lightGray"/>
-        </w:rPr>
-        <w:t>=XXXX</w:t>
-      </w:r>
-    </w:p>
-    <w:p>
-      <w:pPr>
-        <w:rPr>
-          <w:b/>
-          <w:bCs/>
-          <w:color w:val="4472C4" w:themeColor="accent1"/>
-        </w:rPr>
-      </w:pPr>
-      <w:r>
-        <w:rPr>
-          <w:b/>
-          <w:bCs/>
-          <w:color w:val="4472C4" w:themeColor="accent1"/>
-        </w:rPr>
-        <w:t>Response:</w:t>
-      </w:r>
-    </w:p>
-    <w:p>
-      <w:r>
-        <w:t>No specific response. It returns an empty success response if completed without error</w:t>
+          <w:rFonts w:ascii="Menlo" w:eastAsia="Times New Roman" w:hAnsi="Menlo" w:cs="Menlo"/>
+          <w:color w:val="A31515"/>
+          <w:kern w:val="0"/>
+          <w:sz w:val="18"/>
+          <w:szCs w:val="18"/>
+        </w:rPr>
+        <w:t>"</w:t>
+      </w:r>
+      <w:r>
+        <w:rPr>
+          <w:rFonts w:ascii="Menlo" w:eastAsia="Times New Roman" w:hAnsi="Menlo" w:cs="Menlo"/>
+          <w:color w:val="000000"/>
+          <w:kern w:val="0"/>
+          <w:sz w:val="18"/>
+          <w:szCs w:val="18"/>
+        </w:rPr>
+        <w:t xml:space="preserve">: </w:t>
+      </w:r>
+      <w:r>
+        <w:rPr>
+          <w:rFonts w:ascii="Menlo" w:eastAsia="Times New Roman" w:hAnsi="Menlo" w:cs="Menlo"/>
+          <w:color w:val="098658"/>
+          <w:kern w:val="0"/>
+          <w:sz w:val="18"/>
+          <w:szCs w:val="18"/>
+        </w:rPr>
+        <w:t>78</w:t>
+      </w:r>
+    </w:p>
+    <w:p>
+      <w:pPr>
+        <w:widowControl/>
+        <w:shd w:val="clear" w:color="auto" w:fill="FFFFFE"/>
+        <w:spacing w:line="270" w:lineRule="atLeast"/>
+        <w:rPr>
+          <w:rFonts w:ascii="Menlo" w:eastAsia="Times New Roman" w:hAnsi="Menlo" w:cs="Menlo"/>
+          <w:color w:val="000000"/>
+          <w:kern w:val="0"/>
+          <w:sz w:val="18"/>
+          <w:szCs w:val="18"/>
+        </w:rPr>
+      </w:pPr>
+      <w:r>
+        <w:rPr>
+          <w:rFonts w:ascii="Menlo" w:eastAsia="Times New Roman" w:hAnsi="Menlo" w:cs="Menlo"/>
+          <w:color w:val="000000"/>
+          <w:kern w:val="0"/>
+          <w:sz w:val="18"/>
+          <w:szCs w:val="18"/>
+        </w:rPr>
+        <w:t>}</w:t>
       </w:r>
     </w:p>
     <w:p>
@@ -933,7 +4266,8 @@
         </w:rPr>
       </w:pPr>
       <w:r>
-        <w:t>Request session id</w:t>
+        <w:lastRenderedPageBreak/>
+        <w:t>Add device</w:t>
       </w:r>
     </w:p>
     <w:p>
@@ -963,62 +4297,24 @@
     </w:p>
     <w:p>
       <w:r>
-        <w:t>Get a session id.</w:t>
-      </w:r>
-    </w:p>
-    <w:p>
-      <w:pPr>
-        <w:rPr>
-          <w:b/>
-          <w:bCs/>
-          <w:color w:val="4472C4" w:themeColor="accent1"/>
-        </w:rPr>
-      </w:pPr>
-      <w:r>
-        <w:rPr>
-          <w:b/>
-          <w:bCs/>
-          <w:color w:val="4472C4" w:themeColor="accent1"/>
-        </w:rPr>
-        <w:t>Example:</w:t>
-      </w:r>
-    </w:p>
-    <w:p>
-      <w:pPr>
-        <w:rPr>
-          <w:highlight w:val="lightGray"/>
-        </w:rPr>
-      </w:pPr>
-      <w:r>
-        <w:rPr>
-          <w:highlight w:val="lightGray"/>
-        </w:rPr>
-        <w:t>POST /</w:t>
-      </w:r>
-      <w:proofErr w:type="spellStart"/>
-      <w:r>
-        <w:rPr>
-          <w:highlight w:val="lightGray"/>
-        </w:rPr>
-        <w:t>new_session</w:t>
-      </w:r>
-      <w:proofErr w:type="spellEnd"/>
-    </w:p>
-    <w:p>
-      <w:pPr>
-        <w:rPr>
-          <w:b/>
-          <w:bCs/>
-          <w:color w:val="4472C4" w:themeColor="accent1"/>
-        </w:rPr>
-      </w:pPr>
-      <w:r>
-        <w:rPr>
-          <w:b/>
-          <w:bCs/>
-          <w:color w:val="4472C4" w:themeColor="accent1"/>
-        </w:rPr>
-        <w:t>Response:</w:t>
+        <w:t>Add device to session.</w:t>
+      </w:r>
+    </w:p>
+    <w:p>
+      <w:pPr>
+        <w:rPr>
+          <w:b/>
+          <w:bCs/>
+          <w:color w:val="4472C4" w:themeColor="accent1"/>
+        </w:rPr>
+      </w:pPr>
+      <w:r>
+        <w:rPr>
+          <w:b/>
+          <w:bCs/>
+          <w:color w:val="4472C4" w:themeColor="accent1"/>
+        </w:rPr>
+        <w:t>Request:</w:t>
       </w:r>
     </w:p>
     <w:tbl>
@@ -1080,9 +4376,11 @@
             <w:tcW w:w="3005" w:type="dxa"/>
           </w:tcPr>
           <w:p>
-            <w:r>
-              <w:t>Session id</w:t>
-            </w:r>
+            <w:proofErr w:type="spellStart"/>
+            <w:r>
+              <w:t>Session_id</w:t>
+            </w:r>
+            <w:proofErr w:type="spellEnd"/>
           </w:p>
         </w:tc>
         <w:tc>
@@ -1091,7 +4389,7 @@
           </w:tcPr>
           <w:p>
             <w:r>
-              <w:t>Session id</w:t>
+              <w:t>Session id number</w:t>
             </w:r>
           </w:p>
         </w:tc>
@@ -1102,6 +4400,40 @@
           <w:p>
             <w:r>
               <w:t>Integer</w:t>
+            </w:r>
+          </w:p>
+        </w:tc>
+      </w:tr>
+      <w:tr>
+        <w:tc>
+          <w:tcPr>
+            <w:tcW w:w="3005" w:type="dxa"/>
+          </w:tcPr>
+          <w:p>
+            <w:proofErr w:type="spellStart"/>
+            <w:r>
+              <w:t>Device_id</w:t>
+            </w:r>
+            <w:proofErr w:type="spellEnd"/>
+          </w:p>
+        </w:tc>
+        <w:tc>
+          <w:tcPr>
+            <w:tcW w:w="3005" w:type="dxa"/>
+          </w:tcPr>
+          <w:p>
+            <w:r>
+              <w:t>Device id</w:t>
+            </w:r>
+          </w:p>
+        </w:tc>
+        <w:tc>
+          <w:tcPr>
+            <w:tcW w:w="3005" w:type="dxa"/>
+          </w:tcPr>
+          <w:p>
+            <w:r>
+              <w:t>String</w:t>
             </w:r>
           </w:p>
         </w:tc>
@@ -1134,58 +4466,35 @@
         <w:rPr>
           <w:highlight w:val="lightGray"/>
         </w:rPr>
-        <w:t>{</w:t>
-      </w:r>
-    </w:p>
-    <w:p>
-      <w:pPr>
-        <w:rPr>
-          <w:highlight w:val="lightGray"/>
-        </w:rPr>
-      </w:pPr>
-      <w:r>
-        <w:t xml:space="preserve">    </w:t>
-      </w:r>
-      <w:r>
-        <w:rPr>
-          <w:highlight w:val="lightGray"/>
-        </w:rPr>
-        <w:t>"</w:t>
-      </w:r>
-      <w:proofErr w:type="spellStart"/>
-      <w:proofErr w:type="gramStart"/>
-      <w:r>
-        <w:rPr>
-          <w:highlight w:val="lightGray"/>
-        </w:rPr>
-        <w:t>session</w:t>
-      </w:r>
-      <w:proofErr w:type="gramEnd"/>
-      <w:r>
-        <w:rPr>
-          <w:highlight w:val="lightGray"/>
-        </w:rPr>
-        <w:t>_id</w:t>
-      </w:r>
-      <w:proofErr w:type="spellEnd"/>
-      <w:r>
-        <w:rPr>
-          <w:highlight w:val="lightGray"/>
-        </w:rPr>
-        <w:t>": 2</w:t>
-      </w:r>
-    </w:p>
-    <w:p>
-      <w:pPr>
-        <w:rPr>
-          <w:highlight w:val="lightGray"/>
-        </w:rPr>
-      </w:pPr>
-      <w:r>
-        <w:rPr>
-          <w:highlight w:val="lightGray"/>
-        </w:rPr>
-        <w:t>}</w:t>
+        <w:t>POST /</w:t>
+      </w:r>
+      <w:r>
+        <w:rPr>
+          <w:highlight w:val="lightGray"/>
+        </w:rPr>
+        <w:t>sessions/78/XXXX</w:t>
+      </w:r>
+    </w:p>
+    <w:p>
+      <w:pPr>
+        <w:rPr>
+          <w:b/>
+          <w:bCs/>
+          <w:color w:val="4472C4" w:themeColor="accent1"/>
+        </w:rPr>
+      </w:pPr>
+      <w:r>
+        <w:rPr>
+          <w:b/>
+          <w:bCs/>
+          <w:color w:val="4472C4" w:themeColor="accent1"/>
+        </w:rPr>
+        <w:t>Response:</w:t>
+      </w:r>
+    </w:p>
+    <w:p>
+      <w:r>
+        <w:t>No specific response. It returns an empty success response if completed without error</w:t>
       </w:r>
     </w:p>
     <w:p>
@@ -1250,7 +4559,6 @@
           <w:bCs/>
           <w:color w:val="4472C4" w:themeColor="accent1"/>
         </w:rPr>
-        <w:lastRenderedPageBreak/>
         <w:t>Request:</w:t>
       </w:r>
     </w:p>
@@ -1376,36 +4684,14 @@
         <w:rPr>
           <w:highlight w:val="lightGray"/>
         </w:rPr>
-        <w:t>start_</w:t>
-      </w:r>
-      <w:proofErr w:type="gramStart"/>
-      <w:r>
-        <w:rPr>
-          <w:highlight w:val="lightGray"/>
-        </w:rPr>
-        <w:t>session</w:t>
+        <w:t>start_session</w:t>
       </w:r>
       <w:proofErr w:type="spellEnd"/>
       <w:r>
         <w:rPr>
           <w:highlight w:val="lightGray"/>
         </w:rPr>
-        <w:t>?&amp;</w:t>
-      </w:r>
-      <w:proofErr w:type="spellStart"/>
-      <w:proofErr w:type="gramEnd"/>
-      <w:r>
-        <w:rPr>
-          <w:highlight w:val="lightGray"/>
-        </w:rPr>
-        <w:t>session_id</w:t>
-      </w:r>
-      <w:proofErr w:type="spellEnd"/>
-      <w:r>
-        <w:rPr>
-          <w:highlight w:val="lightGray"/>
-        </w:rPr>
-        <w:t>=X</w:t>
+        <w:t>/78</w:t>
       </w:r>
     </w:p>
     <w:p>
@@ -1616,36 +4902,14 @@
         <w:rPr>
           <w:highlight w:val="lightGray"/>
         </w:rPr>
-        <w:t>top_</w:t>
-      </w:r>
-      <w:proofErr w:type="gramStart"/>
-      <w:r>
-        <w:rPr>
-          <w:highlight w:val="lightGray"/>
-        </w:rPr>
-        <w:t>session</w:t>
+        <w:t>top_session</w:t>
       </w:r>
       <w:proofErr w:type="spellEnd"/>
       <w:r>
         <w:rPr>
           <w:highlight w:val="lightGray"/>
         </w:rPr>
-        <w:t>?&amp;</w:t>
-      </w:r>
-      <w:proofErr w:type="spellStart"/>
-      <w:proofErr w:type="gramEnd"/>
-      <w:r>
-        <w:rPr>
-          <w:highlight w:val="lightGray"/>
-        </w:rPr>
-        <w:t>session_id</w:t>
-      </w:r>
-      <w:proofErr w:type="spellEnd"/>
-      <w:r>
-        <w:rPr>
-          <w:highlight w:val="lightGray"/>
-        </w:rPr>
-        <w:t>=X</w:t>
+        <w:t>/78</w:t>
       </w:r>
     </w:p>
     <w:p>
@@ -1680,8 +4944,12 @@
         </w:rPr>
       </w:pPr>
       <w:r>
+        <w:lastRenderedPageBreak/>
         <w:t>Query flight record</w:t>
       </w:r>
+      <w:r>
+        <w:t>s</w:t>
+      </w:r>
     </w:p>
     <w:p>
       <w:pPr>
@@ -1712,13 +4980,17 @@
       <w:r>
         <w:t xml:space="preserve">List </w:t>
       </w:r>
-      <w:proofErr w:type="spellStart"/>
-      <w:r>
-        <w:t>decive</w:t>
-      </w:r>
-      <w:proofErr w:type="spellEnd"/>
-      <w:r>
-        <w:t xml:space="preserve"> flight record by session id.</w:t>
+      <w:r>
+        <w:t xml:space="preserve">a device </w:t>
+      </w:r>
+      <w:r>
+        <w:t>flight record</w:t>
+      </w:r>
+      <w:r>
+        <w:t>s in a session</w:t>
+      </w:r>
+      <w:r>
+        <w:t>.</w:t>
       </w:r>
     </w:p>
     <w:p>
@@ -1889,100 +5161,430 @@
         <w:rPr>
           <w:highlight w:val="lightGray"/>
         </w:rPr>
-        <w:t>POST /</w:t>
+        <w:t>GET</w:t>
+      </w:r>
+      <w:r>
+        <w:rPr>
+          <w:highlight w:val="lightGray"/>
+        </w:rPr>
+        <w:t xml:space="preserve"> /</w:t>
+      </w:r>
+      <w:r>
+        <w:rPr>
+          <w:highlight w:val="lightGray"/>
+        </w:rPr>
+        <w:t xml:space="preserve"> </w:t>
       </w:r>
       <w:proofErr w:type="spellStart"/>
       <w:r>
         <w:rPr>
           <w:highlight w:val="lightGray"/>
         </w:rPr>
-        <w:t>query_flight_</w:t>
-      </w:r>
+        <w:t>flight_data</w:t>
+      </w:r>
+      <w:proofErr w:type="spellEnd"/>
+      <w:r>
+        <w:rPr>
+          <w:highlight w:val="lightGray"/>
+        </w:rPr>
+        <w:t>/1/</w:t>
+      </w:r>
+      <w:r>
+        <w:rPr>
+          <w:highlight w:val="lightGray"/>
+        </w:rPr>
+        <w:t>RCKH</w:t>
+      </w:r>
+    </w:p>
+    <w:p>
+      <w:pPr>
+        <w:rPr>
+          <w:b/>
+          <w:bCs/>
+          <w:color w:val="4472C4" w:themeColor="accent1"/>
+        </w:rPr>
+      </w:pPr>
+      <w:r>
+        <w:rPr>
+          <w:b/>
+          <w:bCs/>
+          <w:color w:val="4472C4" w:themeColor="accent1"/>
+        </w:rPr>
+        <w:t>Response:</w:t>
+      </w:r>
+    </w:p>
+    <w:p>
+      <w:pPr>
+        <w:rPr>
+          <w:b/>
+          <w:bCs/>
+          <w:color w:val="4472C4" w:themeColor="accent1"/>
+        </w:rPr>
+      </w:pPr>
+      <w:r>
+        <w:rPr>
+          <w:b/>
+          <w:bCs/>
+          <w:color w:val="4472C4" w:themeColor="accent1"/>
+        </w:rPr>
+        <w:t>Example:</w:t>
+      </w:r>
+    </w:p>
+    <w:p>
+      <w:pPr>
+        <w:rPr>
+          <w:highlight w:val="lightGray"/>
+        </w:rPr>
+      </w:pPr>
+      <w:r>
+        <w:rPr>
+          <w:highlight w:val="lightGray"/>
+        </w:rPr>
+        <w:t>{</w:t>
+      </w:r>
+    </w:p>
+    <w:p>
+      <w:pPr>
+        <w:rPr>
+          <w:highlight w:val="lightGray"/>
+        </w:rPr>
+      </w:pPr>
+      <w:r>
+        <w:t xml:space="preserve">    </w:t>
+      </w:r>
+      <w:r>
+        <w:rPr>
+          <w:highlight w:val="lightGray"/>
+        </w:rPr>
+        <w:t>"</w:t>
+      </w:r>
+      <w:r>
+        <w:rPr>
+          <w:highlight w:val="lightGray"/>
+        </w:rPr>
+        <w:t>RCKH</w:t>
+      </w:r>
+      <w:r>
+        <w:rPr>
+          <w:highlight w:val="lightGray"/>
+        </w:rPr>
+        <w:t xml:space="preserve"> </w:t>
+      </w:r>
+      <w:r>
+        <w:rPr>
+          <w:highlight w:val="lightGray"/>
+        </w:rPr>
+        <w:t>": [</w:t>
+      </w:r>
+    </w:p>
+    <w:p>
+      <w:pPr>
+        <w:rPr>
+          <w:highlight w:val="lightGray"/>
+        </w:rPr>
+      </w:pPr>
+      <w:r>
+        <w:t xml:space="preserve">        </w:t>
+      </w:r>
+      <w:r>
+        <w:rPr>
+          <w:highlight w:val="lightGray"/>
+        </w:rPr>
+        <w:t>{</w:t>
+      </w:r>
+    </w:p>
+    <w:p>
+      <w:pPr>
+        <w:rPr>
+          <w:highlight w:val="lightGray"/>
+        </w:rPr>
+      </w:pPr>
+      <w:r>
+        <w:t xml:space="preserve">            </w:t>
+      </w:r>
+      <w:r>
+        <w:rPr>
+          <w:highlight w:val="lightGray"/>
+        </w:rPr>
+        <w:t>"</w:t>
+      </w:r>
+      <w:proofErr w:type="spellStart"/>
+      <w:r>
+        <w:rPr>
+          <w:highlight w:val="lightGray"/>
+        </w:rPr>
+        <w:t>aileronAxis</w:t>
+      </w:r>
+      <w:proofErr w:type="spellEnd"/>
+      <w:r>
+        <w:rPr>
+          <w:highlight w:val="lightGray"/>
+        </w:rPr>
+        <w:t>": 0.0,</w:t>
+      </w:r>
+    </w:p>
+    <w:p>
+      <w:pPr>
+        <w:rPr>
+          <w:highlight w:val="lightGray"/>
+        </w:rPr>
+      </w:pPr>
+      <w:r>
+        <w:t xml:space="preserve">            </w:t>
+      </w:r>
+      <w:r>
+        <w:rPr>
+          <w:highlight w:val="lightGray"/>
+        </w:rPr>
+        <w:t>"</w:t>
+      </w:r>
+      <w:proofErr w:type="spellStart"/>
+      <w:r>
+        <w:rPr>
+          <w:highlight w:val="lightGray"/>
+        </w:rPr>
+        <w:t>airspeedSel</w:t>
+      </w:r>
+      <w:proofErr w:type="spellEnd"/>
+      <w:r>
+        <w:rPr>
+          <w:highlight w:val="lightGray"/>
+        </w:rPr>
+        <w:t>": 0.0,</w:t>
+      </w:r>
+    </w:p>
+    <w:p>
+      <w:pPr>
+        <w:rPr>
+          <w:highlight w:val="lightGray"/>
+        </w:rPr>
+      </w:pPr>
+      <w:r>
+        <w:t xml:space="preserve">            </w:t>
+      </w:r>
+      <w:r>
+        <w:rPr>
+          <w:highlight w:val="lightGray"/>
+        </w:rPr>
+        <w:t>"alternator": 0,</w:t>
+      </w:r>
+    </w:p>
+    <w:p>
+      <w:pPr>
+        <w:rPr>
+          <w:highlight w:val="lightGray"/>
+        </w:rPr>
+      </w:pPr>
+      <w:r>
+        <w:t xml:space="preserve">            </w:t>
+      </w:r>
+      <w:r>
+        <w:rPr>
+          <w:highlight w:val="lightGray"/>
+        </w:rPr>
+        <w:t>"altitude": 503.0,</w:t>
+      </w:r>
+    </w:p>
+    <w:p>
+      <w:pPr>
+        <w:rPr>
+          <w:highlight w:val="lightGray"/>
+        </w:rPr>
+      </w:pPr>
+      <w:r>
+        <w:t xml:space="preserve">            </w:t>
+      </w:r>
+      <w:r>
+        <w:rPr>
+          <w:highlight w:val="lightGray"/>
+        </w:rPr>
+        <w:t>"</w:t>
+      </w:r>
+      <w:proofErr w:type="spellStart"/>
+      <w:r>
+        <w:rPr>
+          <w:highlight w:val="lightGray"/>
+        </w:rPr>
+        <w:t>altitudeSel</w:t>
+      </w:r>
+      <w:proofErr w:type="spellEnd"/>
+      <w:r>
+        <w:rPr>
+          <w:highlight w:val="lightGray"/>
+        </w:rPr>
+        <w:t>": 3000.146480102539,</w:t>
+      </w:r>
+    </w:p>
+    <w:p>
+      <w:pPr>
+        <w:rPr>
+          <w:highlight w:val="lightGray"/>
+        </w:rPr>
+      </w:pPr>
+      <w:r>
+        <w:t xml:space="preserve">            </w:t>
+      </w:r>
+      <w:r>
+        <w:rPr>
+          <w:highlight w:val="lightGray"/>
+        </w:rPr>
+        <w:t>"</w:t>
+      </w:r>
+      <w:proofErr w:type="spellStart"/>
+      <w:r>
+        <w:rPr>
+          <w:highlight w:val="lightGray"/>
+        </w:rPr>
+        <w:t>aoa</w:t>
+      </w:r>
+      <w:proofErr w:type="spellEnd"/>
+      <w:r>
+        <w:rPr>
+          <w:highlight w:val="lightGray"/>
+        </w:rPr>
+        <w:t>": 0.0,</w:t>
+      </w:r>
+    </w:p>
+    <w:p>
+      <w:pPr>
+        <w:rPr>
+          <w:highlight w:val="lightGray"/>
+        </w:rPr>
+      </w:pPr>
+      <w:r>
+        <w:t xml:space="preserve">            </w:t>
+      </w:r>
+      <w:r>
+        <w:rPr>
+          <w:highlight w:val="lightGray"/>
+        </w:rPr>
+        <w:t>"autopilot": 0,</w:t>
+      </w:r>
+    </w:p>
+    <w:p>
+      <w:pPr>
+        <w:rPr>
+          <w:highlight w:val="lightGray"/>
+        </w:rPr>
+      </w:pPr>
+      <w:r>
+        <w:t xml:space="preserve">            </w:t>
+      </w:r>
+      <w:r>
+        <w:rPr>
+          <w:highlight w:val="lightGray"/>
+        </w:rPr>
+        <w:t>"avionics": 0,</w:t>
+      </w:r>
+    </w:p>
+    <w:p>
+      <w:pPr>
+        <w:rPr>
+          <w:highlight w:val="lightGray"/>
+        </w:rPr>
+      </w:pPr>
+      <w:r>
+        <w:t xml:space="preserve">            </w:t>
+      </w:r>
+      <w:r>
+        <w:rPr>
+          <w:highlight w:val="lightGray"/>
+        </w:rPr>
+        <w:t>"battery": 1,</w:t>
+      </w:r>
+    </w:p>
+    <w:p>
+      <w:pPr>
+        <w:rPr>
+          <w:highlight w:val="lightGray"/>
+        </w:rPr>
+      </w:pPr>
+      <w:r>
+        <w:t xml:space="preserve">            </w:t>
+      </w:r>
+      <w:r>
+        <w:rPr>
+          <w:highlight w:val="lightGray"/>
+        </w:rPr>
+        <w:t>"beacon": 0,</w:t>
+      </w:r>
+    </w:p>
+    <w:p>
+      <w:pPr>
+        <w:rPr>
+          <w:highlight w:val="lightGray"/>
+        </w:rPr>
+      </w:pPr>
+      <w:r>
+        <w:t xml:space="preserve">            </w:t>
+      </w:r>
+      <w:r>
+        <w:rPr>
+          <w:highlight w:val="lightGray"/>
+        </w:rPr>
+        <w:t>"</w:t>
+      </w:r>
+      <w:proofErr w:type="spellStart"/>
       <w:proofErr w:type="gramStart"/>
       <w:r>
         <w:rPr>
           <w:highlight w:val="lightGray"/>
         </w:rPr>
-        <w:t>data</w:t>
+        <w:t>device</w:t>
+      </w:r>
+      <w:proofErr w:type="gramEnd"/>
+      <w:r>
+        <w:rPr>
+          <w:highlight w:val="lightGray"/>
+        </w:rPr>
+        <w:t>_id</w:t>
       </w:r>
       <w:proofErr w:type="spellEnd"/>
       <w:r>
         <w:rPr>
           <w:highlight w:val="lightGray"/>
         </w:rPr>
-        <w:t>?=</w:t>
+        <w:t>": "RCKH",</w:t>
+      </w:r>
+    </w:p>
+    <w:p>
+      <w:pPr>
+        <w:rPr>
+          <w:highlight w:val="lightGray"/>
+        </w:rPr>
+      </w:pPr>
+      <w:r>
+        <w:t xml:space="preserve">            </w:t>
+      </w:r>
+      <w:r>
+        <w:rPr>
+          <w:highlight w:val="lightGray"/>
+        </w:rPr>
+        <w:t>"</w:t>
       </w:r>
       <w:proofErr w:type="spellStart"/>
-      <w:proofErr w:type="gramEnd"/>
-      <w:r>
-        <w:rPr>
-          <w:highlight w:val="lightGray"/>
-        </w:rPr>
-        <w:t>session_id</w:t>
+      <w:r>
+        <w:rPr>
+          <w:highlight w:val="lightGray"/>
+        </w:rPr>
+        <w:t>elevatorAxis</w:t>
       </w:r>
       <w:proofErr w:type="spellEnd"/>
       <w:r>
         <w:rPr>
           <w:highlight w:val="lightGray"/>
         </w:rPr>
-        <w:t>=1&amp;device_id=RCKH</w:t>
-      </w:r>
-    </w:p>
-    <w:p>
-      <w:pPr>
-        <w:rPr>
-          <w:b/>
-          <w:bCs/>
-          <w:color w:val="4472C4" w:themeColor="accent1"/>
-        </w:rPr>
-      </w:pPr>
-      <w:r>
-        <w:rPr>
-          <w:b/>
-          <w:bCs/>
-          <w:color w:val="4472C4" w:themeColor="accent1"/>
-        </w:rPr>
-        <w:t>Response:</w:t>
-      </w:r>
-    </w:p>
-    <w:p>
-      <w:pPr>
-        <w:rPr>
-          <w:b/>
-          <w:bCs/>
-          <w:color w:val="4472C4" w:themeColor="accent1"/>
-        </w:rPr>
-      </w:pPr>
-      <w:r>
-        <w:rPr>
-          <w:b/>
-          <w:bCs/>
-          <w:color w:val="4472C4" w:themeColor="accent1"/>
-        </w:rPr>
-        <w:t>Example:</w:t>
-      </w:r>
-    </w:p>
-    <w:p>
-      <w:pPr>
-        <w:rPr>
-          <w:highlight w:val="lightGray"/>
-        </w:rPr>
-      </w:pPr>
-      <w:r>
-        <w:rPr>
-          <w:highlight w:val="lightGray"/>
-        </w:rPr>
-        <w:t>{</w:t>
-      </w:r>
-    </w:p>
-    <w:p>
-      <w:pPr>
-        <w:rPr>
-          <w:highlight w:val="lightGray"/>
-        </w:rPr>
-      </w:pPr>
-      <w:r>
-        <w:t xml:space="preserve">    </w:t>
+        <w:t>": 0.0,</w:t>
+      </w:r>
+    </w:p>
+    <w:p>
+      <w:pPr>
+        <w:rPr>
+          <w:highlight w:val="lightGray"/>
+        </w:rPr>
+      </w:pPr>
+      <w:r>
+        <w:t xml:space="preserve">            </w:t>
       </w:r>
       <w:r>
         <w:rPr>
@@ -1990,33 +5592,19 @@
         </w:rPr>
         <w:t>"</w:t>
       </w:r>
-      <w:r>
-        <w:rPr>
-          <w:highlight w:val="lightGray"/>
-        </w:rPr>
-        <w:t>flight_record</w:t>
-      </w:r>
-      <w:r>
-        <w:rPr>
-          <w:highlight w:val="lightGray"/>
-        </w:rPr>
-        <w:t>": [</w:t>
-      </w:r>
-    </w:p>
-    <w:p>
-      <w:pPr>
-        <w:rPr>
-          <w:highlight w:val="lightGray"/>
-        </w:rPr>
-      </w:pPr>
-      <w:r>
-        <w:t xml:space="preserve">        </w:t>
-      </w:r>
-      <w:r>
-        <w:rPr>
-          <w:highlight w:val="lightGray"/>
-        </w:rPr>
-        <w:t>{</w:t>
+      <w:proofErr w:type="spellStart"/>
+      <w:r>
+        <w:rPr>
+          <w:highlight w:val="lightGray"/>
+        </w:rPr>
+        <w:t>elevatorTrim</w:t>
+      </w:r>
+      <w:proofErr w:type="spellEnd"/>
+      <w:r>
+        <w:rPr>
+          <w:highlight w:val="lightGray"/>
+        </w:rPr>
+        <w:t>": -16.070556640625,</w:t>
       </w:r>
     </w:p>
     <w:p>
@@ -2032,6 +5620,22 @@
         <w:rPr>
           <w:highlight w:val="lightGray"/>
         </w:rPr>
+        <w:t>"flaps": 1,</w:t>
+      </w:r>
+    </w:p>
+    <w:p>
+      <w:pPr>
+        <w:rPr>
+          <w:highlight w:val="lightGray"/>
+        </w:rPr>
+      </w:pPr>
+      <w:r>
+        <w:t xml:space="preserve">            </w:t>
+      </w:r>
+      <w:r>
+        <w:rPr>
+          <w:highlight w:val="lightGray"/>
+        </w:rPr>
         <w:t>"</w:t>
       </w:r>
       <w:proofErr w:type="spellStart"/>
@@ -2039,13 +5643,43 @@
         <w:rPr>
           <w:highlight w:val="lightGray"/>
         </w:rPr>
-        <w:t>aileronAxis</w:t>
+        <w:t>flightDirector</w:t>
       </w:r>
       <w:proofErr w:type="spellEnd"/>
       <w:r>
         <w:rPr>
           <w:highlight w:val="lightGray"/>
         </w:rPr>
+        <w:t>": 0,</w:t>
+      </w:r>
+    </w:p>
+    <w:p>
+      <w:pPr>
+        <w:rPr>
+          <w:highlight w:val="lightGray"/>
+        </w:rPr>
+      </w:pPr>
+      <w:r>
+        <w:t xml:space="preserve">            </w:t>
+      </w:r>
+      <w:r>
+        <w:rPr>
+          <w:highlight w:val="lightGray"/>
+        </w:rPr>
+        <w:t>"</w:t>
+      </w:r>
+      <w:proofErr w:type="spellStart"/>
+      <w:r>
+        <w:rPr>
+          <w:highlight w:val="lightGray"/>
+        </w:rPr>
+        <w:t>flightDirectorBank</w:t>
+      </w:r>
+      <w:proofErr w:type="spellEnd"/>
+      <w:r>
+        <w:rPr>
+          <w:highlight w:val="lightGray"/>
+        </w:rPr>
         <w:t>": 0.0,</w:t>
       </w:r>
     </w:p>
@@ -2069,7 +5703,7 @@
         <w:rPr>
           <w:highlight w:val="lightGray"/>
         </w:rPr>
-        <w:t>airspeedSel</w:t>
+        <w:t>flightDirectorPitch</w:t>
       </w:r>
       <w:proofErr w:type="spellEnd"/>
       <w:r>
@@ -2092,7 +5726,127 @@
         <w:rPr>
           <w:highlight w:val="lightGray"/>
         </w:rPr>
-        <w:t>"alternator": 0,</w:t>
+        <w:t>"</w:t>
+      </w:r>
+      <w:proofErr w:type="spellStart"/>
+      <w:r>
+        <w:rPr>
+          <w:highlight w:val="lightGray"/>
+        </w:rPr>
+        <w:t>fuelPump</w:t>
+      </w:r>
+      <w:proofErr w:type="spellEnd"/>
+      <w:r>
+        <w:rPr>
+          <w:highlight w:val="lightGray"/>
+        </w:rPr>
+        <w:t>": 1,</w:t>
+      </w:r>
+    </w:p>
+    <w:p>
+      <w:pPr>
+        <w:rPr>
+          <w:highlight w:val="lightGray"/>
+        </w:rPr>
+      </w:pPr>
+      <w:r>
+        <w:t xml:space="preserve">            </w:t>
+      </w:r>
+      <w:r>
+        <w:rPr>
+          <w:highlight w:val="lightGray"/>
+        </w:rPr>
+        <w:t>"</w:t>
+      </w:r>
+      <w:proofErr w:type="spellStart"/>
+      <w:r>
+        <w:rPr>
+          <w:highlight w:val="lightGray"/>
+        </w:rPr>
+        <w:t>fuelSelector</w:t>
+      </w:r>
+      <w:proofErr w:type="spellEnd"/>
+      <w:r>
+        <w:rPr>
+          <w:highlight w:val="lightGray"/>
+        </w:rPr>
+        <w:t>": 2,</w:t>
+      </w:r>
+    </w:p>
+    <w:p>
+      <w:pPr>
+        <w:rPr>
+          <w:highlight w:val="lightGray"/>
+        </w:rPr>
+      </w:pPr>
+      <w:r>
+        <w:t xml:space="preserve">            </w:t>
+      </w:r>
+      <w:r>
+        <w:rPr>
+          <w:highlight w:val="lightGray"/>
+        </w:rPr>
+        <w:t>"</w:t>
+      </w:r>
+      <w:proofErr w:type="spellStart"/>
+      <w:r>
+        <w:rPr>
+          <w:highlight w:val="lightGray"/>
+        </w:rPr>
+        <w:t>fuelWeight</w:t>
+      </w:r>
+      <w:proofErr w:type="spellEnd"/>
+      <w:r>
+        <w:rPr>
+          <w:highlight w:val="lightGray"/>
+        </w:rPr>
+        <w:t>": 127.89115646258503,</w:t>
+      </w:r>
+    </w:p>
+    <w:p>
+      <w:pPr>
+        <w:rPr>
+          <w:highlight w:val="lightGray"/>
+        </w:rPr>
+      </w:pPr>
+      <w:r>
+        <w:t xml:space="preserve">            </w:t>
+      </w:r>
+      <w:r>
+        <w:rPr>
+          <w:highlight w:val="lightGray"/>
+        </w:rPr>
+        <w:t>"heading": 106.25099387951195,</w:t>
+      </w:r>
+    </w:p>
+    <w:p>
+      <w:pPr>
+        <w:rPr>
+          <w:highlight w:val="lightGray"/>
+        </w:rPr>
+      </w:pPr>
+      <w:r>
+        <w:t xml:space="preserve">            </w:t>
+      </w:r>
+      <w:r>
+        <w:rPr>
+          <w:highlight w:val="lightGray"/>
+        </w:rPr>
+        <w:t>"</w:t>
+      </w:r>
+      <w:proofErr w:type="spellStart"/>
+      <w:r>
+        <w:rPr>
+          <w:highlight w:val="lightGray"/>
+        </w:rPr>
+        <w:t>headingSel</w:t>
+      </w:r>
+      <w:proofErr w:type="spellEnd"/>
+      <w:r>
+        <w:rPr>
+          <w:highlight w:val="lightGray"/>
+        </w:rPr>
+        <w:t>": 89.000244140625,</w:t>
       </w:r>
     </w:p>
     <w:p>
@@ -2109,7 +5863,21 @@
         <w:rPr>
           <w:highlight w:val="lightGray"/>
         </w:rPr>
-        <w:t>"altitude": 503.0,</w:t>
+        <w:t>"</w:t>
+      </w:r>
+      <w:proofErr w:type="spellStart"/>
+      <w:r>
+        <w:rPr>
+          <w:highlight w:val="lightGray"/>
+        </w:rPr>
+        <w:t>ias</w:t>
+      </w:r>
+      <w:proofErr w:type="spellEnd"/>
+      <w:r>
+        <w:rPr>
+          <w:highlight w:val="lightGray"/>
+        </w:rPr>
+        <w:t>": 0.0,</w:t>
       </w:r>
     </w:p>
     <w:p>
@@ -2125,6 +5893,38 @@
         <w:rPr>
           <w:highlight w:val="lightGray"/>
         </w:rPr>
+        <w:t>"id": 1,</w:t>
+      </w:r>
+    </w:p>
+    <w:p>
+      <w:pPr>
+        <w:rPr>
+          <w:highlight w:val="lightGray"/>
+        </w:rPr>
+      </w:pPr>
+      <w:r>
+        <w:t xml:space="preserve">            </w:t>
+      </w:r>
+      <w:r>
+        <w:rPr>
+          <w:highlight w:val="lightGray"/>
+        </w:rPr>
+        <w:t>"landing": 0,</w:t>
+      </w:r>
+    </w:p>
+    <w:p>
+      <w:pPr>
+        <w:rPr>
+          <w:highlight w:val="lightGray"/>
+        </w:rPr>
+      </w:pPr>
+      <w:r>
+        <w:t xml:space="preserve">            </w:t>
+      </w:r>
+      <w:r>
+        <w:rPr>
+          <w:highlight w:val="lightGray"/>
+        </w:rPr>
         <w:t>"</w:t>
       </w:r>
       <w:proofErr w:type="spellStart"/>
@@ -2132,14 +5932,14 @@
         <w:rPr>
           <w:highlight w:val="lightGray"/>
         </w:rPr>
-        <w:t>altitudeSel</w:t>
+        <w:t>landingGear</w:t>
       </w:r>
       <w:proofErr w:type="spellEnd"/>
       <w:r>
         <w:rPr>
           <w:highlight w:val="lightGray"/>
         </w:rPr>
-        <w:t>": 3000.146480102539,</w:t>
+        <w:t>": 1,</w:t>
       </w:r>
     </w:p>
     <w:p>
@@ -2155,6 +5955,38 @@
         <w:rPr>
           <w:highlight w:val="lightGray"/>
         </w:rPr>
+        <w:t>"latitude": 22.33406666665975,</w:t>
+      </w:r>
+    </w:p>
+    <w:p>
+      <w:pPr>
+        <w:rPr>
+          <w:highlight w:val="lightGray"/>
+        </w:rPr>
+      </w:pPr>
+      <w:r>
+        <w:t xml:space="preserve">            </w:t>
+      </w:r>
+      <w:r>
+        <w:rPr>
+          <w:highlight w:val="lightGray"/>
+        </w:rPr>
+        <w:t>"longitude": 114.1735194444449,</w:t>
+      </w:r>
+    </w:p>
+    <w:p>
+      <w:pPr>
+        <w:rPr>
+          <w:highlight w:val="lightGray"/>
+        </w:rPr>
+      </w:pPr>
+      <w:r>
+        <w:t xml:space="preserve">            </w:t>
+      </w:r>
+      <w:r>
+        <w:rPr>
+          <w:highlight w:val="lightGray"/>
+        </w:rPr>
         <w:t>"</w:t>
       </w:r>
       <w:proofErr w:type="spellStart"/>
@@ -2162,7 +5994,7 @@
         <w:rPr>
           <w:highlight w:val="lightGray"/>
         </w:rPr>
-        <w:t>aoa</w:t>
+        <w:t>mach</w:t>
       </w:r>
       <w:proofErr w:type="spellEnd"/>
       <w:r>
@@ -2185,7 +6017,7 @@
         <w:rPr>
           <w:highlight w:val="lightGray"/>
         </w:rPr>
-        <w:t>"autopilot": 0,</w:t>
+        <w:t>"magnetos": 4,</w:t>
       </w:r>
     </w:p>
     <w:p>
@@ -2201,7 +6033,21 @@
         <w:rPr>
           <w:highlight w:val="lightGray"/>
         </w:rPr>
-        <w:t>"avionics": 0,</w:t>
+        <w:t>"</w:t>
+      </w:r>
+      <w:proofErr w:type="spellStart"/>
+      <w:r>
+        <w:rPr>
+          <w:highlight w:val="lightGray"/>
+        </w:rPr>
+        <w:t>maxRPM</w:t>
+      </w:r>
+      <w:proofErr w:type="spellEnd"/>
+      <w:r>
+        <w:rPr>
+          <w:highlight w:val="lightGray"/>
+        </w:rPr>
+        <w:t>": 0.9797940254211426,</w:t>
       </w:r>
     </w:p>
     <w:p>
@@ -2217,7 +6063,21 @@
         <w:rPr>
           <w:highlight w:val="lightGray"/>
         </w:rPr>
-        <w:t>"battery": 1,</w:t>
+        <w:t>"</w:t>
+      </w:r>
+      <w:proofErr w:type="spellStart"/>
+      <w:r>
+        <w:rPr>
+          <w:highlight w:val="lightGray"/>
+        </w:rPr>
+        <w:t>mixtureLever</w:t>
+      </w:r>
+      <w:proofErr w:type="spellEnd"/>
+      <w:r>
+        <w:rPr>
+          <w:highlight w:val="lightGray"/>
+        </w:rPr>
+        <w:t>": 100.0,</w:t>
       </w:r>
     </w:p>
     <w:p>
@@ -2233,7 +6093,163 @@
         <w:rPr>
           <w:highlight w:val="lightGray"/>
         </w:rPr>
-        <w:t>"beacon": 0,</w:t>
+        <w:t>"navigation": 0,</w:t>
+      </w:r>
+    </w:p>
+    <w:p>
+      <w:pPr>
+        <w:rPr>
+          <w:highlight w:val="lightGray"/>
+        </w:rPr>
+      </w:pPr>
+      <w:r>
+        <w:t xml:space="preserve">            </w:t>
+      </w:r>
+      <w:r>
+        <w:rPr>
+          <w:highlight w:val="lightGray"/>
+        </w:rPr>
+        <w:t>"overspeed": 0,</w:t>
+      </w:r>
+    </w:p>
+    <w:p>
+      <w:pPr>
+        <w:rPr>
+          <w:highlight w:val="lightGray"/>
+        </w:rPr>
+      </w:pPr>
+      <w:r>
+        <w:t xml:space="preserve">            </w:t>
+      </w:r>
+      <w:r>
+        <w:rPr>
+          <w:highlight w:val="lightGray"/>
+        </w:rPr>
+        <w:t>"</w:t>
+      </w:r>
+      <w:proofErr w:type="spellStart"/>
+      <w:r>
+        <w:rPr>
+          <w:highlight w:val="lightGray"/>
+        </w:rPr>
+        <w:t>parkingBrake</w:t>
+      </w:r>
+      <w:proofErr w:type="spellEnd"/>
+      <w:r>
+        <w:rPr>
+          <w:highlight w:val="lightGray"/>
+        </w:rPr>
+        <w:t>": 0,</w:t>
+      </w:r>
+    </w:p>
+    <w:p>
+      <w:pPr>
+        <w:rPr>
+          <w:highlight w:val="lightGray"/>
+        </w:rPr>
+      </w:pPr>
+      <w:r>
+        <w:t xml:space="preserve">            </w:t>
+      </w:r>
+      <w:r>
+        <w:rPr>
+          <w:highlight w:val="lightGray"/>
+        </w:rPr>
+        <w:t>"pitch": -2.4742944817990065,</w:t>
+      </w:r>
+    </w:p>
+    <w:p>
+      <w:pPr>
+        <w:rPr>
+          <w:highlight w:val="lightGray"/>
+        </w:rPr>
+      </w:pPr>
+      <w:r>
+        <w:t xml:space="preserve">            </w:t>
+      </w:r>
+      <w:r>
+        <w:rPr>
+          <w:highlight w:val="lightGray"/>
+        </w:rPr>
+        <w:t>"pitot": 1,</w:t>
+      </w:r>
+    </w:p>
+    <w:p>
+      <w:pPr>
+        <w:rPr>
+          <w:highlight w:val="lightGray"/>
+        </w:rPr>
+      </w:pPr>
+      <w:r>
+        <w:t xml:space="preserve">            </w:t>
+      </w:r>
+      <w:r>
+        <w:rPr>
+          <w:highlight w:val="lightGray"/>
+        </w:rPr>
+        <w:t>"pressure": 1013.1875,</w:t>
+      </w:r>
+    </w:p>
+    <w:p>
+      <w:pPr>
+        <w:rPr>
+          <w:highlight w:val="lightGray"/>
+        </w:rPr>
+      </w:pPr>
+      <w:r>
+        <w:t xml:space="preserve">            </w:t>
+      </w:r>
+      <w:r>
+        <w:rPr>
+          <w:highlight w:val="lightGray"/>
+        </w:rPr>
+        <w:t>"</w:t>
+      </w:r>
+      <w:proofErr w:type="spellStart"/>
+      <w:r>
+        <w:rPr>
+          <w:highlight w:val="lightGray"/>
+        </w:rPr>
+        <w:t>propellerLever</w:t>
+      </w:r>
+      <w:proofErr w:type="spellEnd"/>
+      <w:r>
+        <w:rPr>
+          <w:highlight w:val="lightGray"/>
+        </w:rPr>
+        <w:t>": 100.0,</w:t>
+      </w:r>
+    </w:p>
+    <w:p>
+      <w:pPr>
+        <w:rPr>
+          <w:highlight w:val="lightGray"/>
+        </w:rPr>
+      </w:pPr>
+      <w:r>
+        <w:t xml:space="preserve">            </w:t>
+      </w:r>
+      <w:r>
+        <w:rPr>
+          <w:highlight w:val="lightGray"/>
+        </w:rPr>
+        <w:t>"roll": 0.8955518715083599,</w:t>
+      </w:r>
+    </w:p>
+    <w:p>
+      <w:pPr>
+        <w:rPr>
+          <w:highlight w:val="lightGray"/>
+        </w:rPr>
+      </w:pPr>
+      <w:r>
+        <w:t xml:space="preserve">            </w:t>
+      </w:r>
+      <w:r>
+        <w:rPr>
+          <w:highlight w:val="lightGray"/>
+        </w:rPr>
+        <w:t>"rpm": 0.0,</w:t>
       </w:r>
     </w:p>
     <w:p>
@@ -2257,7 +6273,7 @@
         <w:rPr>
           <w:highlight w:val="lightGray"/>
         </w:rPr>
-        <w:t>device</w:t>
+        <w:t>session</w:t>
       </w:r>
       <w:proofErr w:type="gramEnd"/>
       <w:r>
@@ -2271,7 +6287,7 @@
         <w:rPr>
           <w:highlight w:val="lightGray"/>
         </w:rPr>
-        <w:t>": "RCKH",</w:t>
+        <w:t>": 1,</w:t>
       </w:r>
     </w:p>
     <w:p>
@@ -2294,7 +6310,7 @@
         <w:rPr>
           <w:highlight w:val="lightGray"/>
         </w:rPr>
-        <w:t>elevatorAxis</w:t>
+        <w:t>sideSlip</w:t>
       </w:r>
       <w:proofErr w:type="spellEnd"/>
       <w:r>
@@ -2324,14 +6340,14 @@
         <w:rPr>
           <w:highlight w:val="lightGray"/>
         </w:rPr>
-        <w:t>elevatorTrim</w:t>
+        <w:t>slipSkid</w:t>
       </w:r>
       <w:proofErr w:type="spellEnd"/>
       <w:r>
         <w:rPr>
           <w:highlight w:val="lightGray"/>
         </w:rPr>
-        <w:t>": -16.070556640625,</w:t>
+        <w:t>": 0.0,</w:t>
       </w:r>
     </w:p>
     <w:p>
@@ -2347,7 +6363,7 @@
         <w:rPr>
           <w:highlight w:val="lightGray"/>
         </w:rPr>
-        <w:t>"flaps": 1,</w:t>
+        <w:t>"stall": 0,</w:t>
       </w:r>
     </w:p>
     <w:p>
@@ -2363,6 +6379,54 @@
         <w:rPr>
           <w:highlight w:val="lightGray"/>
         </w:rPr>
+        <w:t>"status": "pausing",</w:t>
+      </w:r>
+    </w:p>
+    <w:p>
+      <w:pPr>
+        <w:rPr>
+          <w:highlight w:val="lightGray"/>
+        </w:rPr>
+      </w:pPr>
+      <w:r>
+        <w:t xml:space="preserve">            </w:t>
+      </w:r>
+      <w:r>
+        <w:rPr>
+          <w:highlight w:val="lightGray"/>
+        </w:rPr>
+        <w:t>"strobes": 0,</w:t>
+      </w:r>
+    </w:p>
+    <w:p>
+      <w:pPr>
+        <w:rPr>
+          <w:highlight w:val="lightGray"/>
+        </w:rPr>
+      </w:pPr>
+      <w:r>
+        <w:t xml:space="preserve">            </w:t>
+      </w:r>
+      <w:r>
+        <w:rPr>
+          <w:highlight w:val="lightGray"/>
+        </w:rPr>
+        <w:t>"taxi": 0,</w:t>
+      </w:r>
+    </w:p>
+    <w:p>
+      <w:pPr>
+        <w:rPr>
+          <w:highlight w:val="lightGray"/>
+        </w:rPr>
+      </w:pPr>
+      <w:r>
+        <w:t xml:space="preserve">            </w:t>
+      </w:r>
+      <w:r>
+        <w:rPr>
+          <w:highlight w:val="lightGray"/>
+        </w:rPr>
         <w:t>"</w:t>
       </w:r>
       <w:proofErr w:type="spellStart"/>
@@ -2370,14 +6434,14 @@
         <w:rPr>
           <w:highlight w:val="lightGray"/>
         </w:rPr>
-        <w:t>flightDirector</w:t>
+        <w:t>throttleLever</w:t>
       </w:r>
       <w:proofErr w:type="spellEnd"/>
       <w:r>
         <w:rPr>
           <w:highlight w:val="lightGray"/>
         </w:rPr>
-        <w:t>": 0,</w:t>
+        <w:t>": 58.59375,</w:t>
       </w:r>
     </w:p>
     <w:p>
@@ -2393,6 +6457,22 @@
         <w:rPr>
           <w:highlight w:val="lightGray"/>
         </w:rPr>
+        <w:t>"time": "Fri, 07 Jan 2022 11:35:44 GMT",</w:t>
+      </w:r>
+    </w:p>
+    <w:p>
+      <w:pPr>
+        <w:rPr>
+          <w:highlight w:val="lightGray"/>
+        </w:rPr>
+      </w:pPr>
+      <w:r>
+        <w:t xml:space="preserve">            </w:t>
+      </w:r>
+      <w:r>
+        <w:rPr>
+          <w:highlight w:val="lightGray"/>
+        </w:rPr>
         <w:t>"</w:t>
       </w:r>
       <w:proofErr w:type="spellStart"/>
@@ -2400,7 +6480,7 @@
         <w:rPr>
           <w:highlight w:val="lightGray"/>
         </w:rPr>
-        <w:t>flightDirectorBank</w:t>
+        <w:t>turnRate</w:t>
       </w:r>
       <w:proofErr w:type="spellEnd"/>
       <w:r>
@@ -2430,14 +6510,14 @@
         <w:rPr>
           <w:highlight w:val="lightGray"/>
         </w:rPr>
-        <w:t>flightDirectorPitch</w:t>
+        <w:t>verticalSpeed</w:t>
       </w:r>
       <w:proofErr w:type="spellEnd"/>
       <w:r>
         <w:rPr>
           <w:highlight w:val="lightGray"/>
         </w:rPr>
-        <w:t>": 0.0,</w:t>
+        <w:t>": -417.538153125,</w:t>
       </w:r>
     </w:p>
     <w:p>
@@ -2460,877 +6540,312 @@
         <w:rPr>
           <w:highlight w:val="lightGray"/>
         </w:rPr>
-        <w:t>fuelPump</w:t>
+        <w:t>whiskeyCompass</w:t>
       </w:r>
       <w:proofErr w:type="spellEnd"/>
       <w:r>
         <w:rPr>
           <w:highlight w:val="lightGray"/>
         </w:rPr>
-        <w:t>": 1,</w:t>
-      </w:r>
-    </w:p>
-    <w:p>
-      <w:pPr>
-        <w:rPr>
-          <w:highlight w:val="lightGray"/>
-        </w:rPr>
-      </w:pPr>
-      <w:r>
-        <w:t xml:space="preserve">            </w:t>
-      </w:r>
-      <w:r>
-        <w:rPr>
-          <w:highlight w:val="lightGray"/>
-        </w:rPr>
-        <w:t>"</w:t>
+        <w:t>": 0.0</w:t>
+      </w:r>
+    </w:p>
+    <w:p>
+      <w:pPr>
+        <w:rPr>
+          <w:highlight w:val="lightGray"/>
+        </w:rPr>
+      </w:pPr>
+      <w:r>
+        <w:t xml:space="preserve">        </w:t>
+      </w:r>
+      <w:r>
+        <w:rPr>
+          <w:highlight w:val="lightGray"/>
+        </w:rPr>
+        <w:t>},</w:t>
+      </w:r>
+    </w:p>
+    <w:p>
+      <w:pPr>
+        <w:rPr>
+          <w:highlight w:val="lightGray"/>
+        </w:rPr>
+      </w:pPr>
+      <w:r>
+        <w:t xml:space="preserve">    </w:t>
+      </w:r>
+      <w:r>
+        <w:rPr>
+          <w:highlight w:val="lightGray"/>
+        </w:rPr>
+        <w:t>]</w:t>
+      </w:r>
+    </w:p>
+    <w:p>
+      <w:pPr>
+        <w:rPr>
+          <w:highlight w:val="lightGray"/>
+        </w:rPr>
+      </w:pPr>
+      <w:r>
+        <w:rPr>
+          <w:highlight w:val="lightGray"/>
+        </w:rPr>
+        <w:t>}</w:t>
+      </w:r>
+    </w:p>
+    <w:p/>
+    <w:p>
+      <w:pPr>
+        <w:pStyle w:val="4"/>
+        <w:rPr>
+          <w:rFonts w:ascii="Calibri Light" w:eastAsia="新細明體" w:hAnsi="Calibri Light"/>
+          <w:b/>
+          <w:bCs/>
+        </w:rPr>
+      </w:pPr>
+      <w:r>
+        <w:lastRenderedPageBreak/>
+        <w:t xml:space="preserve">Query </w:t>
+      </w:r>
+      <w:r>
+        <w:t xml:space="preserve">session </w:t>
+      </w:r>
+      <w:r>
+        <w:t>flight records</w:t>
+      </w:r>
+    </w:p>
+    <w:p>
+      <w:pPr>
+        <w:rPr>
+          <w:b/>
+          <w:bCs/>
+          <w:color w:val="4472C4" w:themeColor="accent1"/>
+        </w:rPr>
+      </w:pPr>
+      <w:r>
+        <w:rPr>
+          <w:b/>
+          <w:bCs/>
+          <w:color w:val="4472C4" w:themeColor="accent1"/>
+        </w:rPr>
+        <w:t>Description:</w:t>
+      </w:r>
+    </w:p>
+    <w:p>
+      <w:r>
+        <w:t xml:space="preserve">List </w:t>
+      </w:r>
+      <w:r>
+        <w:t xml:space="preserve">all </w:t>
+      </w:r>
+      <w:r>
+        <w:t>flight records in a session.</w:t>
+      </w:r>
+    </w:p>
+    <w:p>
+      <w:pPr>
+        <w:rPr>
+          <w:b/>
+          <w:bCs/>
+          <w:color w:val="4472C4" w:themeColor="accent1"/>
+        </w:rPr>
+      </w:pPr>
+      <w:r>
+        <w:rPr>
+          <w:b/>
+          <w:bCs/>
+          <w:color w:val="4472C4" w:themeColor="accent1"/>
+        </w:rPr>
+        <w:t>Request:</w:t>
+      </w:r>
+    </w:p>
+    <w:tbl>
+      <w:tblPr>
+        <w:tblStyle w:val="a3"/>
+        <w:tblW w:w="0" w:type="auto"/>
+        <w:tblLayout w:type="fixed"/>
+        <w:tblLook w:val="06A0" w:firstRow="1" w:lastRow="0" w:firstColumn="1" w:lastColumn="0" w:noHBand="1" w:noVBand="1"/>
+      </w:tblPr>
+      <w:tblGrid>
+        <w:gridCol w:w="3005"/>
+        <w:gridCol w:w="3005"/>
+        <w:gridCol w:w="3005"/>
+      </w:tblGrid>
+      <w:tr>
+        <w:tc>
+          <w:tcPr>
+            <w:tcW w:w="3005" w:type="dxa"/>
+          </w:tcPr>
+          <w:p>
+            <w:pPr>
+              <w:jc w:val="center"/>
+            </w:pPr>
+            <w:r>
+              <w:t>Parameter</w:t>
+            </w:r>
+          </w:p>
+        </w:tc>
+        <w:tc>
+          <w:tcPr>
+            <w:tcW w:w="3005" w:type="dxa"/>
+          </w:tcPr>
+          <w:p>
+            <w:pPr>
+              <w:jc w:val="center"/>
+            </w:pPr>
+            <w:r>
+              <w:t>Description</w:t>
+            </w:r>
+          </w:p>
+        </w:tc>
+        <w:tc>
+          <w:tcPr>
+            <w:tcW w:w="3005" w:type="dxa"/>
+          </w:tcPr>
+          <w:p>
+            <w:pPr>
+              <w:jc w:val="center"/>
+            </w:pPr>
+            <w:r>
+              <w:t>Type</w:t>
+            </w:r>
+          </w:p>
+        </w:tc>
+      </w:tr>
+      <w:tr>
+        <w:tc>
+          <w:tcPr>
+            <w:tcW w:w="3005" w:type="dxa"/>
+          </w:tcPr>
+          <w:p>
+            <w:proofErr w:type="spellStart"/>
+            <w:r>
+              <w:t>Session_id</w:t>
+            </w:r>
+            <w:proofErr w:type="spellEnd"/>
+          </w:p>
+        </w:tc>
+        <w:tc>
+          <w:tcPr>
+            <w:tcW w:w="3005" w:type="dxa"/>
+          </w:tcPr>
+          <w:p>
+            <w:r>
+              <w:t>Session id number</w:t>
+            </w:r>
+          </w:p>
+        </w:tc>
+        <w:tc>
+          <w:tcPr>
+            <w:tcW w:w="3005" w:type="dxa"/>
+          </w:tcPr>
+          <w:p>
+            <w:r>
+              <w:t>Integer</w:t>
+            </w:r>
+          </w:p>
+        </w:tc>
+      </w:tr>
+    </w:tbl>
+    <w:p>
+      <w:pPr>
+        <w:rPr>
+          <w:b/>
+          <w:bCs/>
+          <w:color w:val="4472C4" w:themeColor="accent1"/>
+        </w:rPr>
+      </w:pPr>
+      <w:r>
+        <w:rPr>
+          <w:b/>
+          <w:bCs/>
+          <w:color w:val="4472C4" w:themeColor="accent1"/>
+        </w:rPr>
+        <w:t>Example:</w:t>
+      </w:r>
+    </w:p>
+    <w:p>
+      <w:pPr>
+        <w:rPr>
+          <w:rFonts w:ascii="Calibri" w:eastAsia="Calibri" w:hAnsi="Calibri" w:cs="Calibri"/>
+          <w:szCs w:val="24"/>
+          <w:highlight w:val="lightGray"/>
+        </w:rPr>
+      </w:pPr>
+      <w:r>
+        <w:rPr>
+          <w:highlight w:val="lightGray"/>
+        </w:rPr>
+        <w:t>GET</w:t>
+      </w:r>
+      <w:r>
+        <w:rPr>
+          <w:highlight w:val="lightGray"/>
+        </w:rPr>
+        <w:t xml:space="preserve"> / </w:t>
       </w:r>
       <w:proofErr w:type="spellStart"/>
       <w:r>
         <w:rPr>
           <w:highlight w:val="lightGray"/>
         </w:rPr>
-        <w:t>fuelSelector</w:t>
+        <w:t>flight_data</w:t>
       </w:r>
       <w:proofErr w:type="spellEnd"/>
       <w:r>
         <w:rPr>
           <w:highlight w:val="lightGray"/>
         </w:rPr>
-        <w:t>": 2,</w:t>
-      </w:r>
-    </w:p>
-    <w:p>
-      <w:pPr>
-        <w:rPr>
-          <w:highlight w:val="lightGray"/>
-        </w:rPr>
-      </w:pPr>
-      <w:r>
-        <w:t xml:space="preserve">            </w:t>
-      </w:r>
-      <w:r>
-        <w:rPr>
-          <w:highlight w:val="lightGray"/>
-        </w:rPr>
-        <w:t>"</w:t>
-      </w:r>
-      <w:proofErr w:type="spellStart"/>
-      <w:r>
-        <w:rPr>
-          <w:highlight w:val="lightGray"/>
-        </w:rPr>
-        <w:t>fuelWeight</w:t>
-      </w:r>
-      <w:proofErr w:type="spellEnd"/>
-      <w:r>
-        <w:rPr>
-          <w:highlight w:val="lightGray"/>
-        </w:rPr>
-        <w:t>": 127.89115646258503,</w:t>
-      </w:r>
-    </w:p>
-    <w:p>
-      <w:pPr>
-        <w:rPr>
-          <w:highlight w:val="lightGray"/>
-        </w:rPr>
-      </w:pPr>
-      <w:r>
-        <w:t xml:space="preserve">            </w:t>
-      </w:r>
-      <w:r>
-        <w:rPr>
-          <w:highlight w:val="lightGray"/>
-        </w:rPr>
-        <w:t>"heading": 106.25099387951195,</w:t>
-      </w:r>
-    </w:p>
-    <w:p>
-      <w:pPr>
-        <w:rPr>
-          <w:highlight w:val="lightGray"/>
-        </w:rPr>
-      </w:pPr>
-      <w:r>
-        <w:t xml:space="preserve">            </w:t>
-      </w:r>
-      <w:r>
-        <w:rPr>
-          <w:highlight w:val="lightGray"/>
-        </w:rPr>
-        <w:t>"</w:t>
-      </w:r>
-      <w:proofErr w:type="spellStart"/>
-      <w:r>
-        <w:rPr>
-          <w:highlight w:val="lightGray"/>
-        </w:rPr>
-        <w:t>headingSel</w:t>
-      </w:r>
-      <w:proofErr w:type="spellEnd"/>
-      <w:r>
-        <w:rPr>
-          <w:highlight w:val="lightGray"/>
-        </w:rPr>
-        <w:t>": 89.000244140625,</w:t>
-      </w:r>
-    </w:p>
-    <w:p>
-      <w:pPr>
-        <w:rPr>
-          <w:highlight w:val="lightGray"/>
-        </w:rPr>
-      </w:pPr>
-      <w:r>
-        <w:t xml:space="preserve">            </w:t>
-      </w:r>
-      <w:r>
-        <w:rPr>
-          <w:highlight w:val="lightGray"/>
-        </w:rPr>
-        <w:t>"</w:t>
-      </w:r>
-      <w:proofErr w:type="spellStart"/>
-      <w:r>
-        <w:rPr>
-          <w:highlight w:val="lightGray"/>
-        </w:rPr>
-        <w:t>ias</w:t>
-      </w:r>
-      <w:proofErr w:type="spellEnd"/>
-      <w:r>
-        <w:rPr>
-          <w:highlight w:val="lightGray"/>
-        </w:rPr>
-        <w:t>": 0.0,</w:t>
-      </w:r>
-    </w:p>
-    <w:p>
-      <w:pPr>
-        <w:rPr>
-          <w:highlight w:val="lightGray"/>
-        </w:rPr>
-      </w:pPr>
-      <w:r>
-        <w:t xml:space="preserve">            </w:t>
-      </w:r>
-      <w:r>
-        <w:rPr>
-          <w:highlight w:val="lightGray"/>
-        </w:rPr>
-        <w:t>"id": 1,</w:t>
-      </w:r>
-    </w:p>
-    <w:p>
-      <w:pPr>
-        <w:rPr>
-          <w:highlight w:val="lightGray"/>
-        </w:rPr>
-      </w:pPr>
-      <w:r>
-        <w:t xml:space="preserve">            </w:t>
-      </w:r>
-      <w:r>
-        <w:rPr>
-          <w:highlight w:val="lightGray"/>
-        </w:rPr>
-        <w:t>"landing": 0,</w:t>
-      </w:r>
-    </w:p>
-    <w:p>
-      <w:pPr>
-        <w:rPr>
-          <w:highlight w:val="lightGray"/>
-        </w:rPr>
-      </w:pPr>
-      <w:r>
-        <w:t xml:space="preserve">            </w:t>
-      </w:r>
-      <w:r>
-        <w:rPr>
-          <w:highlight w:val="lightGray"/>
-        </w:rPr>
-        <w:t>"</w:t>
-      </w:r>
-      <w:proofErr w:type="spellStart"/>
-      <w:r>
-        <w:rPr>
-          <w:highlight w:val="lightGray"/>
-        </w:rPr>
-        <w:t>landingGear</w:t>
-      </w:r>
-      <w:proofErr w:type="spellEnd"/>
-      <w:r>
-        <w:rPr>
-          <w:highlight w:val="lightGray"/>
-        </w:rPr>
-        <w:t>": 1,</w:t>
-      </w:r>
-    </w:p>
-    <w:p>
-      <w:pPr>
-        <w:rPr>
-          <w:highlight w:val="lightGray"/>
-        </w:rPr>
-      </w:pPr>
-      <w:r>
-        <w:t xml:space="preserve">            </w:t>
-      </w:r>
-      <w:r>
-        <w:rPr>
-          <w:highlight w:val="lightGray"/>
-        </w:rPr>
-        <w:t>"latitude": 22.33406666665975,</w:t>
-      </w:r>
-    </w:p>
-    <w:p>
-      <w:pPr>
-        <w:rPr>
-          <w:highlight w:val="lightGray"/>
-        </w:rPr>
-      </w:pPr>
-      <w:r>
-        <w:t xml:space="preserve">            </w:t>
-      </w:r>
-      <w:r>
-        <w:rPr>
-          <w:highlight w:val="lightGray"/>
-        </w:rPr>
-        <w:t>"longitude": 114.1735194444449,</w:t>
-      </w:r>
-    </w:p>
-    <w:p>
-      <w:pPr>
-        <w:rPr>
-          <w:highlight w:val="lightGray"/>
-        </w:rPr>
-      </w:pPr>
-      <w:r>
-        <w:t xml:space="preserve">            </w:t>
-      </w:r>
-      <w:r>
-        <w:rPr>
-          <w:highlight w:val="lightGray"/>
-        </w:rPr>
-        <w:t>"</w:t>
-      </w:r>
-      <w:proofErr w:type="spellStart"/>
-      <w:r>
-        <w:rPr>
-          <w:highlight w:val="lightGray"/>
-        </w:rPr>
-        <w:t>mach</w:t>
-      </w:r>
-      <w:proofErr w:type="spellEnd"/>
-      <w:r>
-        <w:rPr>
-          <w:highlight w:val="lightGray"/>
-        </w:rPr>
-        <w:t>": 0.0,</w:t>
-      </w:r>
-    </w:p>
-    <w:p>
-      <w:pPr>
-        <w:rPr>
-          <w:highlight w:val="lightGray"/>
-        </w:rPr>
-      </w:pPr>
-      <w:r>
-        <w:t xml:space="preserve">            </w:t>
-      </w:r>
-      <w:r>
-        <w:rPr>
-          <w:highlight w:val="lightGray"/>
-        </w:rPr>
-        <w:t>"magnetos": 4,</w:t>
-      </w:r>
-    </w:p>
-    <w:p>
-      <w:pPr>
-        <w:rPr>
-          <w:highlight w:val="lightGray"/>
-        </w:rPr>
-      </w:pPr>
-      <w:r>
-        <w:t xml:space="preserve">            </w:t>
-      </w:r>
-      <w:r>
-        <w:rPr>
-          <w:highlight w:val="lightGray"/>
-        </w:rPr>
-        <w:t>"</w:t>
-      </w:r>
-      <w:proofErr w:type="spellStart"/>
-      <w:r>
-        <w:rPr>
-          <w:highlight w:val="lightGray"/>
-        </w:rPr>
-        <w:t>maxRPM</w:t>
-      </w:r>
-      <w:proofErr w:type="spellEnd"/>
-      <w:r>
-        <w:rPr>
-          <w:highlight w:val="lightGray"/>
-        </w:rPr>
-        <w:t>": 0.9797940254211426,</w:t>
-      </w:r>
-    </w:p>
-    <w:p>
-      <w:pPr>
-        <w:rPr>
-          <w:highlight w:val="lightGray"/>
-        </w:rPr>
-      </w:pPr>
-      <w:r>
-        <w:t xml:space="preserve">            </w:t>
-      </w:r>
-      <w:r>
-        <w:rPr>
-          <w:highlight w:val="lightGray"/>
-        </w:rPr>
-        <w:t>"</w:t>
-      </w:r>
-      <w:proofErr w:type="spellStart"/>
-      <w:r>
-        <w:rPr>
-          <w:highlight w:val="lightGray"/>
-        </w:rPr>
-        <w:t>mixtureLever</w:t>
-      </w:r>
-      <w:proofErr w:type="spellEnd"/>
-      <w:r>
-        <w:rPr>
-          <w:highlight w:val="lightGray"/>
-        </w:rPr>
-        <w:t>": 100.0,</w:t>
-      </w:r>
-    </w:p>
-    <w:p>
-      <w:pPr>
-        <w:rPr>
-          <w:highlight w:val="lightGray"/>
-        </w:rPr>
-      </w:pPr>
-      <w:r>
-        <w:t xml:space="preserve">            </w:t>
-      </w:r>
-      <w:r>
-        <w:rPr>
-          <w:highlight w:val="lightGray"/>
-        </w:rPr>
-        <w:t>"navigation": 0,</w:t>
-      </w:r>
-    </w:p>
-    <w:p>
-      <w:pPr>
-        <w:rPr>
-          <w:highlight w:val="lightGray"/>
-        </w:rPr>
-      </w:pPr>
-      <w:r>
-        <w:t xml:space="preserve">            </w:t>
-      </w:r>
-      <w:r>
-        <w:rPr>
-          <w:highlight w:val="lightGray"/>
-        </w:rPr>
-        <w:t>"overspeed": 0,</w:t>
-      </w:r>
-    </w:p>
-    <w:p>
-      <w:pPr>
-        <w:rPr>
-          <w:highlight w:val="lightGray"/>
-        </w:rPr>
-      </w:pPr>
-      <w:r>
-        <w:t xml:space="preserve">            </w:t>
-      </w:r>
-      <w:r>
-        <w:rPr>
-          <w:highlight w:val="lightGray"/>
-        </w:rPr>
-        <w:t>"</w:t>
-      </w:r>
-      <w:proofErr w:type="spellStart"/>
-      <w:r>
-        <w:rPr>
-          <w:highlight w:val="lightGray"/>
-        </w:rPr>
-        <w:t>parkingBrake</w:t>
-      </w:r>
-      <w:proofErr w:type="spellEnd"/>
-      <w:r>
-        <w:rPr>
-          <w:highlight w:val="lightGray"/>
-        </w:rPr>
-        <w:t>": 0,</w:t>
-      </w:r>
-    </w:p>
-    <w:p>
-      <w:pPr>
-        <w:rPr>
-          <w:highlight w:val="lightGray"/>
-        </w:rPr>
-      </w:pPr>
-      <w:r>
-        <w:t xml:space="preserve">            </w:t>
-      </w:r>
-      <w:r>
-        <w:rPr>
-          <w:highlight w:val="lightGray"/>
-        </w:rPr>
-        <w:t>"pitch": -2.4742944817990065,</w:t>
-      </w:r>
-    </w:p>
-    <w:p>
-      <w:pPr>
-        <w:rPr>
-          <w:highlight w:val="lightGray"/>
-        </w:rPr>
-      </w:pPr>
-      <w:r>
-        <w:t xml:space="preserve">            </w:t>
-      </w:r>
-      <w:r>
-        <w:rPr>
-          <w:highlight w:val="lightGray"/>
-        </w:rPr>
-        <w:t>"pitot": 1,</w:t>
-      </w:r>
-    </w:p>
-    <w:p>
-      <w:pPr>
-        <w:rPr>
-          <w:highlight w:val="lightGray"/>
-        </w:rPr>
-      </w:pPr>
-      <w:r>
-        <w:t xml:space="preserve">            </w:t>
-      </w:r>
-      <w:r>
-        <w:rPr>
-          <w:highlight w:val="lightGray"/>
-        </w:rPr>
-        <w:t>"pressure": 1013.1875,</w:t>
-      </w:r>
-    </w:p>
-    <w:p>
-      <w:pPr>
-        <w:rPr>
-          <w:highlight w:val="lightGray"/>
-        </w:rPr>
-      </w:pPr>
-      <w:r>
-        <w:t xml:space="preserve">            </w:t>
-      </w:r>
-      <w:r>
-        <w:rPr>
-          <w:highlight w:val="lightGray"/>
-        </w:rPr>
-        <w:t>"</w:t>
-      </w:r>
-      <w:proofErr w:type="spellStart"/>
-      <w:r>
-        <w:rPr>
-          <w:highlight w:val="lightGray"/>
-        </w:rPr>
-        <w:t>propellerLever</w:t>
-      </w:r>
-      <w:proofErr w:type="spellEnd"/>
-      <w:r>
-        <w:rPr>
-          <w:highlight w:val="lightGray"/>
-        </w:rPr>
-        <w:t>": 100.0,</w:t>
-      </w:r>
-    </w:p>
-    <w:p>
-      <w:pPr>
-        <w:rPr>
-          <w:highlight w:val="lightGray"/>
-        </w:rPr>
-      </w:pPr>
-      <w:r>
-        <w:t xml:space="preserve">            </w:t>
-      </w:r>
-      <w:r>
-        <w:rPr>
-          <w:highlight w:val="lightGray"/>
-        </w:rPr>
-        <w:t>"roll": 0.8955518715083599,</w:t>
-      </w:r>
-    </w:p>
-    <w:p>
-      <w:pPr>
-        <w:rPr>
-          <w:highlight w:val="lightGray"/>
-        </w:rPr>
-      </w:pPr>
-      <w:r>
-        <w:t xml:space="preserve">            </w:t>
-      </w:r>
-      <w:r>
-        <w:rPr>
-          <w:highlight w:val="lightGray"/>
-        </w:rPr>
-        <w:t>"rpm": 0.0,</w:t>
-      </w:r>
-    </w:p>
-    <w:p>
-      <w:pPr>
-        <w:rPr>
-          <w:highlight w:val="lightGray"/>
-        </w:rPr>
-      </w:pPr>
-      <w:r>
-        <w:lastRenderedPageBreak/>
-        <w:t xml:space="preserve">            </w:t>
-      </w:r>
-      <w:r>
-        <w:rPr>
-          <w:highlight w:val="lightGray"/>
-        </w:rPr>
-        <w:t>"</w:t>
-      </w:r>
-      <w:proofErr w:type="spellStart"/>
-      <w:proofErr w:type="gramStart"/>
-      <w:r>
-        <w:rPr>
-          <w:highlight w:val="lightGray"/>
-        </w:rPr>
-        <w:t>session</w:t>
-      </w:r>
-      <w:proofErr w:type="gramEnd"/>
-      <w:r>
-        <w:rPr>
-          <w:highlight w:val="lightGray"/>
-        </w:rPr>
-        <w:t>_id</w:t>
-      </w:r>
-      <w:proofErr w:type="spellEnd"/>
-      <w:r>
-        <w:rPr>
-          <w:highlight w:val="lightGray"/>
-        </w:rPr>
-        <w:t>": 1,</w:t>
-      </w:r>
-    </w:p>
-    <w:p>
-      <w:pPr>
-        <w:rPr>
-          <w:highlight w:val="lightGray"/>
-        </w:rPr>
-      </w:pPr>
-      <w:r>
-        <w:t xml:space="preserve">            </w:t>
-      </w:r>
-      <w:r>
-        <w:rPr>
-          <w:highlight w:val="lightGray"/>
-        </w:rPr>
-        <w:t>"</w:t>
-      </w:r>
-      <w:proofErr w:type="spellStart"/>
-      <w:r>
-        <w:rPr>
-          <w:highlight w:val="lightGray"/>
-        </w:rPr>
-        <w:t>sideSlip</w:t>
-      </w:r>
-      <w:proofErr w:type="spellEnd"/>
-      <w:r>
-        <w:rPr>
-          <w:highlight w:val="lightGray"/>
-        </w:rPr>
-        <w:t>": 0.0,</w:t>
-      </w:r>
-    </w:p>
-    <w:p>
-      <w:pPr>
-        <w:rPr>
-          <w:highlight w:val="lightGray"/>
-        </w:rPr>
-      </w:pPr>
-      <w:r>
-        <w:t xml:space="preserve">            </w:t>
-      </w:r>
-      <w:r>
-        <w:rPr>
-          <w:highlight w:val="lightGray"/>
-        </w:rPr>
-        <w:t>"</w:t>
-      </w:r>
-      <w:proofErr w:type="spellStart"/>
-      <w:r>
-        <w:rPr>
-          <w:highlight w:val="lightGray"/>
-        </w:rPr>
-        <w:t>slipSkid</w:t>
-      </w:r>
-      <w:proofErr w:type="spellEnd"/>
-      <w:r>
-        <w:rPr>
-          <w:highlight w:val="lightGray"/>
-        </w:rPr>
-        <w:t>": 0.0,</w:t>
-      </w:r>
-    </w:p>
-    <w:p>
-      <w:pPr>
-        <w:rPr>
-          <w:highlight w:val="lightGray"/>
-        </w:rPr>
-      </w:pPr>
-      <w:r>
-        <w:t xml:space="preserve">            </w:t>
-      </w:r>
-      <w:r>
-        <w:rPr>
-          <w:highlight w:val="lightGray"/>
-        </w:rPr>
-        <w:t>"stall": 0,</w:t>
-      </w:r>
-    </w:p>
-    <w:p>
-      <w:pPr>
-        <w:rPr>
-          <w:highlight w:val="lightGray"/>
-        </w:rPr>
-      </w:pPr>
-      <w:r>
-        <w:t xml:space="preserve">            </w:t>
-      </w:r>
-      <w:r>
-        <w:rPr>
-          <w:highlight w:val="lightGray"/>
-        </w:rPr>
-        <w:t>"status": "pausing",</w:t>
-      </w:r>
-    </w:p>
-    <w:p>
-      <w:pPr>
-        <w:rPr>
-          <w:highlight w:val="lightGray"/>
-        </w:rPr>
-      </w:pPr>
-      <w:r>
-        <w:t xml:space="preserve">            </w:t>
-      </w:r>
-      <w:r>
-        <w:rPr>
-          <w:highlight w:val="lightGray"/>
-        </w:rPr>
-        <w:t>"strobes": 0,</w:t>
-      </w:r>
-    </w:p>
-    <w:p>
-      <w:pPr>
-        <w:rPr>
-          <w:highlight w:val="lightGray"/>
-        </w:rPr>
-      </w:pPr>
-      <w:r>
-        <w:t xml:space="preserve">            </w:t>
-      </w:r>
-      <w:r>
-        <w:rPr>
-          <w:highlight w:val="lightGray"/>
-        </w:rPr>
-        <w:t>"taxi": 0,</w:t>
-      </w:r>
-    </w:p>
-    <w:p>
-      <w:pPr>
-        <w:rPr>
-          <w:highlight w:val="lightGray"/>
-        </w:rPr>
-      </w:pPr>
-      <w:r>
-        <w:t xml:space="preserve">            </w:t>
-      </w:r>
-      <w:r>
-        <w:rPr>
-          <w:highlight w:val="lightGray"/>
-        </w:rPr>
-        <w:t>"</w:t>
-      </w:r>
-      <w:proofErr w:type="spellStart"/>
-      <w:r>
-        <w:rPr>
-          <w:highlight w:val="lightGray"/>
-        </w:rPr>
-        <w:t>throttleLever</w:t>
-      </w:r>
-      <w:proofErr w:type="spellEnd"/>
-      <w:r>
-        <w:rPr>
-          <w:highlight w:val="lightGray"/>
-        </w:rPr>
-        <w:t>": 58.59375,</w:t>
-      </w:r>
-    </w:p>
-    <w:p>
-      <w:pPr>
-        <w:rPr>
-          <w:highlight w:val="lightGray"/>
-        </w:rPr>
-      </w:pPr>
-      <w:r>
-        <w:t xml:space="preserve">            </w:t>
-      </w:r>
-      <w:r>
-        <w:rPr>
-          <w:highlight w:val="lightGray"/>
-        </w:rPr>
-        <w:t>"time": "Fri, 07 Jan 2022 11:35:44 GMT",</w:t>
-      </w:r>
-    </w:p>
-    <w:p>
-      <w:pPr>
-        <w:rPr>
-          <w:highlight w:val="lightGray"/>
-        </w:rPr>
-      </w:pPr>
-      <w:r>
-        <w:t xml:space="preserve">            </w:t>
-      </w:r>
-      <w:r>
-        <w:rPr>
-          <w:highlight w:val="lightGray"/>
-        </w:rPr>
-        <w:t>"</w:t>
-      </w:r>
-      <w:proofErr w:type="spellStart"/>
-      <w:r>
-        <w:rPr>
-          <w:highlight w:val="lightGray"/>
-        </w:rPr>
-        <w:t>turnRate</w:t>
-      </w:r>
-      <w:proofErr w:type="spellEnd"/>
-      <w:r>
-        <w:rPr>
-          <w:highlight w:val="lightGray"/>
-        </w:rPr>
-        <w:t>": 0.0,</w:t>
-      </w:r>
-    </w:p>
-    <w:p>
-      <w:pPr>
-        <w:rPr>
-          <w:highlight w:val="lightGray"/>
-        </w:rPr>
-      </w:pPr>
-      <w:r>
-        <w:t xml:space="preserve">            </w:t>
-      </w:r>
-      <w:r>
-        <w:rPr>
-          <w:highlight w:val="lightGray"/>
-        </w:rPr>
-        <w:t>"</w:t>
-      </w:r>
-      <w:proofErr w:type="spellStart"/>
-      <w:r>
-        <w:rPr>
-          <w:highlight w:val="lightGray"/>
-        </w:rPr>
-        <w:t>verticalSpeed</w:t>
-      </w:r>
-      <w:proofErr w:type="spellEnd"/>
-      <w:r>
-        <w:rPr>
-          <w:highlight w:val="lightGray"/>
-        </w:rPr>
-        <w:t>": -417.538153125,</w:t>
-      </w:r>
-    </w:p>
-    <w:p>
-      <w:pPr>
-        <w:rPr>
-          <w:highlight w:val="lightGray"/>
-        </w:rPr>
-      </w:pPr>
-      <w:r>
-        <w:t xml:space="preserve">            </w:t>
-      </w:r>
-      <w:r>
-        <w:rPr>
-          <w:highlight w:val="lightGray"/>
-        </w:rPr>
-        <w:t>"</w:t>
-      </w:r>
-      <w:proofErr w:type="spellStart"/>
-      <w:r>
-        <w:rPr>
-          <w:highlight w:val="lightGray"/>
-        </w:rPr>
-        <w:t>whiskeyCompass</w:t>
-      </w:r>
-      <w:proofErr w:type="spellEnd"/>
-      <w:r>
-        <w:rPr>
-          <w:highlight w:val="lightGray"/>
-        </w:rPr>
-        <w:t>": 0.0</w:t>
-      </w:r>
-    </w:p>
-    <w:p>
-      <w:pPr>
-        <w:rPr>
-          <w:highlight w:val="lightGray"/>
-        </w:rPr>
-      </w:pPr>
-      <w:r>
-        <w:t xml:space="preserve">        </w:t>
-      </w:r>
-      <w:r>
-        <w:rPr>
-          <w:highlight w:val="lightGray"/>
-        </w:rPr>
-        <w:t>},</w:t>
-      </w:r>
-    </w:p>
-    <w:p>
-      <w:pPr>
-        <w:rPr>
-          <w:highlight w:val="lightGray"/>
-        </w:rPr>
-      </w:pPr>
-      <w:r>
-        <w:t xml:space="preserve">    </w:t>
-      </w:r>
-      <w:r>
-        <w:rPr>
-          <w:highlight w:val="lightGray"/>
-        </w:rPr>
-        <w:t>]</w:t>
-      </w:r>
-    </w:p>
-    <w:p>
-      <w:pPr>
-        <w:rPr>
-          <w:highlight w:val="lightGray"/>
-        </w:rPr>
-      </w:pPr>
-      <w:r>
-        <w:rPr>
-          <w:highlight w:val="lightGray"/>
-        </w:rPr>
-        <w:t>}</w:t>
-      </w:r>
-    </w:p>
-    <w:p/>
-    <w:p>
-      <w:pPr>
-        <w:rPr>
-          <w:highlight w:val="lightGray"/>
-        </w:rPr>
-      </w:pPr>
-    </w:p>
-    <w:p/>
+        <w:t>/1</w:t>
+      </w:r>
+    </w:p>
+    <w:p>
+      <w:pPr>
+        <w:rPr>
+          <w:b/>
+          <w:bCs/>
+          <w:color w:val="4472C4" w:themeColor="accent1"/>
+        </w:rPr>
+      </w:pPr>
+      <w:r>
+        <w:rPr>
+          <w:b/>
+          <w:bCs/>
+          <w:color w:val="4472C4" w:themeColor="accent1"/>
+        </w:rPr>
+        <w:t>Response:</w:t>
+      </w:r>
+    </w:p>
+    <w:p>
+      <w:pPr>
+        <w:rPr>
+          <w:b/>
+          <w:bCs/>
+          <w:color w:val="4472C4" w:themeColor="accent1"/>
+        </w:rPr>
+      </w:pPr>
+      <w:r>
+        <w:rPr>
+          <w:b/>
+          <w:bCs/>
+          <w:color w:val="4472C4" w:themeColor="accent1"/>
+        </w:rPr>
+        <w:t>Example:</w:t>
+      </w:r>
+    </w:p>
+    <w:p>
+      <w:r>
+        <w:rPr>
+          <w:rFonts w:hint="eastAsia"/>
+        </w:rPr>
+        <w:t>W</w:t>
+      </w:r>
+      <w:r>
+        <w:t>orking on it</w:t>
+      </w:r>
+    </w:p>
     <w:sectPr>
       <w:pgSz w:w="11906" w:h="16838"/>
       <w:pgMar w:top="1440" w:right="1440" w:bottom="1440" w:left="1440" w:header="720" w:footer="720" w:gutter="0"/>
@@ -3736,6 +7251,7 @@
   <w:style w:type="paragraph" w:default="1" w:styleId="a">
     <w:name w:val="Normal"/>
     <w:qFormat/>
+    <w:rsid w:val="00095F38"/>
     <w:pPr>
       <w:widowControl w:val="0"/>
     </w:pPr>
@@ -3804,7 +7320,6 @@
   <w:style w:type="character" w:default="1" w:styleId="a0">
     <w:name w:val="Default Paragraph Font"/>
     <w:uiPriority w:val="1"/>
-    <w:semiHidden/>
     <w:unhideWhenUsed/>
   </w:style>
   <w:style w:type="table" w:default="1" w:styleId="a1">

--- a/API/Ground_Station_API_Guide.docx
+++ b/API/Ground_Station_API_Guide.docx
@@ -43,10 +43,7 @@
         </w:rPr>
       </w:pPr>
       <w:r>
-        <w:t>Query device</w:t>
-      </w:r>
-      <w:r>
-        <w:t>s</w:t>
+        <w:t>Query devices</w:t>
       </w:r>
     </w:p>
     <w:p>
@@ -67,11 +64,6 @@
       </w:r>
     </w:p>
     <w:p>
-      <w:pPr>
-        <w:rPr>
-          <w:rFonts w:hint="eastAsia"/>
-        </w:rPr>
-      </w:pPr>
       <w:r>
         <w:t>List all devices.</w:t>
       </w:r>
@@ -1180,10 +1172,7 @@
         </w:rPr>
       </w:pPr>
       <w:r>
-        <w:t>Create</w:t>
-      </w:r>
-      <w:r>
-        <w:t xml:space="preserve"> a device</w:t>
+        <w:t>Create a device</w:t>
       </w:r>
     </w:p>
     <w:p>
@@ -1205,10 +1194,7 @@
     </w:p>
     <w:p>
       <w:r>
-        <w:t>Create</w:t>
-      </w:r>
-      <w:r>
-        <w:t xml:space="preserve"> device by device id.</w:t>
+        <w:t>Create device by device id.</w:t>
       </w:r>
     </w:p>
     <w:p>
@@ -1389,7 +1375,7 @@
         <w:shd w:val="clear" w:color="auto" w:fill="FFFFFE"/>
         <w:spacing w:line="270" w:lineRule="atLeast"/>
         <w:rPr>
-          <w:rFonts w:ascii="Menlo" w:eastAsia="Times New Roman" w:hAnsi="Menlo" w:cs="Menlo" w:hint="eastAsia"/>
+          <w:rFonts w:ascii="Menlo" w:eastAsia="Times New Roman" w:hAnsi="Menlo" w:cs="Menlo"/>
           <w:color w:val="000000"/>
           <w:kern w:val="0"/>
           <w:sz w:val="18"/>
@@ -1420,10 +1406,7 @@
         </w:rPr>
       </w:pPr>
       <w:r>
-        <w:t xml:space="preserve">Query </w:t>
-      </w:r>
-      <w:r>
-        <w:t>sessions</w:t>
+        <w:t>Query sessions</w:t>
       </w:r>
     </w:p>
     <w:p>
@@ -1444,19 +1427,8 @@
       </w:r>
     </w:p>
     <w:p>
-      <w:pPr>
-        <w:rPr>
-          <w:rFonts w:hint="eastAsia"/>
-        </w:rPr>
-      </w:pPr>
-      <w:r>
-        <w:t xml:space="preserve">List all </w:t>
-      </w:r>
-      <w:r>
-        <w:t>sessions</w:t>
-      </w:r>
-      <w:r>
-        <w:t>.</w:t>
+      <w:r>
+        <w:t>List all sessions.</w:t>
       </w:r>
     </w:p>
     <w:p>
@@ -1506,13 +1478,7 @@
         <w:rPr>
           <w:highlight w:val="lightGray"/>
         </w:rPr>
-        <w:t>/</w:t>
-      </w:r>
-      <w:r>
-        <w:rPr>
-          <w:highlight w:val="lightGray"/>
-        </w:rPr>
-        <w:t>sessions</w:t>
+        <w:t>/sessions</w:t>
       </w:r>
     </w:p>
     <w:p>
@@ -4468,6 +4434,20 @@
         </w:rPr>
         <w:t>POST /</w:t>
       </w:r>
+      <w:proofErr w:type="spellStart"/>
+      <w:r>
+        <w:rPr>
+          <w:highlight w:val="lightGray"/>
+        </w:rPr>
+        <w:t>api</w:t>
+      </w:r>
+      <w:proofErr w:type="spellEnd"/>
+      <w:r>
+        <w:rPr>
+          <w:highlight w:val="lightGray"/>
+        </w:rPr>
+        <w:t>/</w:t>
+      </w:r>
       <w:r>
         <w:rPr>
           <w:highlight w:val="lightGray"/>
@@ -4677,7 +4657,27 @@
         <w:rPr>
           <w:highlight w:val="lightGray"/>
         </w:rPr>
-        <w:t>POST /</w:t>
+        <w:t xml:space="preserve">POST </w:t>
+      </w:r>
+      <w:r>
+        <w:rPr>
+          <w:highlight w:val="lightGray"/>
+        </w:rPr>
+        <w:t>/</w:t>
+      </w:r>
+      <w:proofErr w:type="spellStart"/>
+      <w:r>
+        <w:rPr>
+          <w:highlight w:val="lightGray"/>
+        </w:rPr>
+        <w:t>api</w:t>
+      </w:r>
+      <w:proofErr w:type="spellEnd"/>
+      <w:r>
+        <w:rPr>
+          <w:highlight w:val="lightGray"/>
+        </w:rPr>
+        <w:t>/</w:t>
       </w:r>
       <w:proofErr w:type="spellStart"/>
       <w:r>
@@ -4889,7 +4889,27 @@
         <w:rPr>
           <w:highlight w:val="lightGray"/>
         </w:rPr>
-        <w:t>POST /</w:t>
+        <w:t xml:space="preserve">POST </w:t>
+      </w:r>
+      <w:r>
+        <w:rPr>
+          <w:highlight w:val="lightGray"/>
+        </w:rPr>
+        <w:t>/</w:t>
+      </w:r>
+      <w:proofErr w:type="spellStart"/>
+      <w:r>
+        <w:rPr>
+          <w:highlight w:val="lightGray"/>
+        </w:rPr>
+        <w:t>api</w:t>
+      </w:r>
+      <w:proofErr w:type="spellEnd"/>
+      <w:r>
+        <w:rPr>
+          <w:highlight w:val="lightGray"/>
+        </w:rPr>
+        <w:t>/</w:t>
       </w:r>
       <w:proofErr w:type="spellStart"/>
       <w:r>
@@ -5167,13 +5187,27 @@
         <w:rPr>
           <w:highlight w:val="lightGray"/>
         </w:rPr>
-        <w:t xml:space="preserve"> /</w:t>
-      </w:r>
-      <w:r>
-        <w:rPr>
-          <w:highlight w:val="lightGray"/>
-        </w:rPr>
         <w:t xml:space="preserve"> </w:t>
+      </w:r>
+      <w:r>
+        <w:rPr>
+          <w:highlight w:val="lightGray"/>
+        </w:rPr>
+        <w:t>/</w:t>
+      </w:r>
+      <w:proofErr w:type="spellStart"/>
+      <w:r>
+        <w:rPr>
+          <w:highlight w:val="lightGray"/>
+        </w:rPr>
+        <w:t>api</w:t>
+      </w:r>
+      <w:proofErr w:type="spellEnd"/>
+      <w:r>
+        <w:rPr>
+          <w:highlight w:val="lightGray"/>
+        </w:rPr>
+        <w:t>/</w:t>
       </w:r>
       <w:proofErr w:type="spellStart"/>
       <w:r>
@@ -6607,13 +6641,7 @@
       </w:pPr>
       <w:r>
         <w:lastRenderedPageBreak/>
-        <w:t xml:space="preserve">Query </w:t>
-      </w:r>
-      <w:r>
-        <w:t xml:space="preserve">session </w:t>
-      </w:r>
-      <w:r>
-        <w:t>flight records</w:t>
+        <w:t>Query session flight records</w:t>
       </w:r>
     </w:p>
     <w:p>
@@ -6635,13 +6663,7 @@
     </w:p>
     <w:p>
       <w:r>
-        <w:t xml:space="preserve">List </w:t>
-      </w:r>
-      <w:r>
-        <w:t xml:space="preserve">all </w:t>
-      </w:r>
-      <w:r>
-        <w:t>flight records in a session.</w:t>
+        <w:t>List all flight records in a session.</w:t>
       </w:r>
     </w:p>
     <w:p>
@@ -6784,7 +6806,27 @@
         <w:rPr>
           <w:highlight w:val="lightGray"/>
         </w:rPr>
-        <w:t xml:space="preserve"> / </w:t>
+        <w:t xml:space="preserve"> </w:t>
+      </w:r>
+      <w:r>
+        <w:rPr>
+          <w:highlight w:val="lightGray"/>
+        </w:rPr>
+        <w:t>/</w:t>
+      </w:r>
+      <w:proofErr w:type="spellStart"/>
+      <w:r>
+        <w:rPr>
+          <w:highlight w:val="lightGray"/>
+        </w:rPr>
+        <w:t>api</w:t>
+      </w:r>
+      <w:proofErr w:type="spellEnd"/>
+      <w:r>
+        <w:rPr>
+          <w:highlight w:val="lightGray"/>
+        </w:rPr>
+        <w:t>/</w:t>
       </w:r>
       <w:proofErr w:type="spellStart"/>
       <w:r>
@@ -7320,6 +7362,7 @@
   <w:style w:type="character" w:default="1" w:styleId="a0">
     <w:name w:val="Default Paragraph Font"/>
     <w:uiPriority w:val="1"/>
+    <w:semiHidden/>
     <w:unhideWhenUsed/>
   </w:style>
   <w:style w:type="table" w:default="1" w:styleId="a1">
